--- a/docs/files/f13_文雪_比亚迪_计划专员（产能规划、供需平衡-电控济南）.docx
+++ b/docs/files/f13_文雪_比亚迪_计划专员（产能规划、供需平衡-电控济南）.docx
@@ -9,6 +9,7 @@
           <w:rFonts w:hint="default"/>
           <w:vanish/>
         </w:rPr>
+        <w:spacing w:line="240" w:lineRule="auto" w:before="0" w:after="0"/>
       </w:pPr>
     </w:p>
     <w:tbl>
@@ -53,7 +54,7 @@
           </w:tcPr>
           <w:p>
             <w:pPr>
-              <w:spacing w:line="505" w:lineRule="atLeast"/>
+              <w:spacing w:line="240" w:lineRule="auto" w:before="0" w:after="0"/>
               <w:rPr>
                 <w:rFonts w:ascii="宋体" w:eastAsia="宋体" w:hAnsi="宋体"/>
                 <w:b/>
@@ -94,6 +95,7 @@
               <w:rPr>
                 <w:rFonts w:hint="default"/>
               </w:rPr>
+              <w:spacing w:line="240" w:lineRule="auto" w:before="0" w:after="0"/>
             </w:pPr>
             <w:r>
               <w:rPr>
@@ -132,102 +134,6 @@
           <w:trHeight w:val="430"/>
           <w:jc w:val="center"/>
         </w:trPr>
-        <w:tc>
-          <w:tcPr>
-            <w:tcW w:w="3673" w:type="dxa"/>
-            <w:tcBorders>
-              <w:top w:val="nil"/>
-              <w:left w:val="nil"/>
-              <w:bottom w:val="nil"/>
-              <w:right w:val="nil"/>
-            </w:tcBorders>
-            <w:tcMar>
-              <w:top w:w="0" w:type="dxa"/>
-              <w:left w:w="227" w:type="dxa"/>
-              <w:bottom w:w="0" w:type="dxa"/>
-              <w:right w:w="85" w:type="dxa"/>
-            </w:tcMar>
-            <w:vAlign w:val="center"/>
-          </w:tcPr>
-          <w:p>
-            <w:pPr>
-              <w:spacing w:line="315" w:lineRule="atLeast"/>
-              <w:rPr>
-                <w:rFonts w:hint="default"/>
-                <w:sz w:val="21"/>
-              </w:rPr>
-            </w:pPr>
-            <w:r>
-              <w:rPr>
-                <w:b/>
-                <w:bCs/>
-                <w:sz w:val="21"/>
-              </w:rPr>
-              <w:t>电话：</w:t>
-            </w:r>
-            <w:r>
-              <w:rPr>
-                <w:rFonts w:ascii="Times New Roman" w:hAnsi="Times New Roman" w:hint="default"/>
-                <w:sz w:val="21"/>
-              </w:rPr>
-              <w:t>18658249341</w:t>
-            </w:r>
-          </w:p>
-        </w:tc>
-        <w:tc>
-          <w:tcPr>
-            <w:tcW w:w="5868" w:type="dxa"/>
-            <w:tcBorders>
-              <w:top w:val="nil"/>
-              <w:left w:val="nil"/>
-              <w:bottom w:val="nil"/>
-              <w:right w:val="nil"/>
-            </w:tcBorders>
-            <w:tcMar>
-              <w:top w:w="0" w:type="dxa"/>
-              <w:left w:w="85" w:type="dxa"/>
-              <w:bottom w:w="0" w:type="dxa"/>
-              <w:right w:w="85" w:type="dxa"/>
-            </w:tcMar>
-            <w:vAlign w:val="center"/>
-          </w:tcPr>
-          <w:p>
-            <w:pPr>
-              <w:spacing w:line="315" w:lineRule="atLeast"/>
-              <w:rPr>
-                <w:sz w:val="21"/>
-              </w:rPr>
-            </w:pPr>
-            <w:r>
-              <w:rPr>
-                <w:b/>
-                <w:bCs/>
-                <w:sz w:val="21"/>
-              </w:rPr>
-              <w:t>邮箱：</w:t>
-            </w:r>
-            <w:r>
-              <w:rPr>
-                <w:rFonts w:ascii="Times New Roman" w:hAnsi="Times New Roman" w:hint="default"/>
-                <w:sz w:val="21"/>
-              </w:rPr>
-              <w:t>2631217547@qq.com</w:t>
-            </w:r>
-          </w:p>
-        </w:tc>
-        <w:tc>
-          <w:tcPr>
-            <w:tcW w:w="1203" w:type="dxa"/>
-            <w:shd w:val="clear" w:color="auto" w:fill="FFFFFF"/>
-          </w:tcPr>
-          <w:p>
-            <w:pPr>
-              <w:rPr>
-                <w:sz w:val="21"/>
-              </w:rPr>
-            </w:pPr>
-          </w:p>
-        </w:tc>
       </w:tr>
       <w:tr>
         <w:trPr>
@@ -254,7 +160,7 @@
           </w:tcPr>
           <w:p>
             <w:pPr>
-              <w:spacing w:line="315" w:lineRule="atLeast"/>
+              <w:spacing w:line="240" w:lineRule="auto" w:before="0" w:after="0"/>
               <w:rPr>
                 <w:b/>
                 <w:bCs/>
@@ -272,7 +178,7 @@
             </w:r>
             <w:r>
               <w:rPr>
-                <w:rFonts w:ascii="Times New Roman" w:eastAsia="宋体" w:hAnsi="Times New Roman" w:cs="宋体"/>
+                <w:rFonts w:ascii="宋体" w:eastAsia="宋体" w:hAnsi="宋体" w:cs="宋体"/>
                 <w:b/>
                 <w:bCs/>
                 <w:sz w:val="21"/>
@@ -282,6 +188,8 @@
             <w:r>
               <w:rPr>
                 <w:rFonts w:ascii="宋体" w:eastAsia="宋体" w:hAnsi="宋体" w:cs="宋体"/>
+                <w:b/>
+                <w:bCs/>
                 <w:sz w:val="21"/>
               </w:rPr>
               <w:t xml:space="preserve">供应链计划</w:t>
@@ -296,6 +204,8 @@
             <w:r>
               <w:rPr>
                 <w:rFonts w:ascii="宋体" w:eastAsia="宋体" w:hAnsi="宋体" w:cs="宋体"/>
+                <w:b/>
+                <w:bCs/>
                 <w:sz w:val="21"/>
               </w:rPr>
               <w:t xml:space="preserve">生产计划（产能规划、供需平衡）</w:t>
@@ -312,6 +222,7 @@
               <w:rPr>
                 <w:sz w:val="21"/>
               </w:rPr>
+              <w:spacing w:line="240" w:lineRule="auto" w:before="0" w:after="0"/>
             </w:pPr>
           </w:p>
         </w:tc>
@@ -340,7 +251,7 @@
           </w:tcPr>
           <w:p>
             <w:pPr>
-              <w:spacing w:line="315" w:lineRule="atLeast"/>
+              <w:spacing w:line="240" w:lineRule="auto" w:before="0" w:after="0"/>
               <w:rPr>
                 <w:b/>
                 <w:bCs/>
@@ -359,6 +270,8 @@
             <w:r>
               <w:rPr>
                 <w:rFonts w:ascii="宋体" w:eastAsia="宋体" w:hAnsi="宋体" w:cs="宋体"/>
+                <w:b/>
+                <w:bCs/>
                 <w:sz w:val="21"/>
               </w:rPr>
               <w:t xml:space="preserve">供需平衡建模：独立构建选址</w:t>
@@ -373,6 +286,8 @@
             <w:r>
               <w:rPr>
                 <w:rFonts w:ascii="宋体" w:eastAsia="宋体" w:hAnsi="宋体" w:cs="宋体"/>
+                <w:b/>
+                <w:bCs/>
                 <w:sz w:val="21"/>
               </w:rPr>
               <w:t xml:space="preserve">路径双层优化模型，将服务半径、电梯等待等约束纳入目标函数并用</w:t>
@@ -387,6 +302,8 @@
             <w:r>
               <w:rPr>
                 <w:rFonts w:ascii="宋体" w:eastAsia="宋体" w:hAnsi="宋体" w:cs="宋体"/>
+                <w:b/>
+                <w:bCs/>
                 <w:sz w:val="21"/>
               </w:rPr>
               <w:t xml:space="preserve">求解，测算总成本降低</w:t>
@@ -401,6 +318,8 @@
             <w:r>
               <w:rPr>
                 <w:rFonts w:ascii="宋体" w:eastAsia="宋体" w:hAnsi="宋体" w:cs="宋体"/>
+                <w:b/>
+                <w:bCs/>
                 <w:sz w:val="21"/>
               </w:rPr>
               <w:t xml:space="preserve">、配送时长缩短</w:t>
@@ -415,6 +334,8 @@
             <w:r>
               <w:rPr>
                 <w:rFonts w:ascii="宋体" w:eastAsia="宋体" w:hAnsi="宋体" w:cs="宋体"/>
+                <w:b/>
+                <w:bCs/>
                 <w:sz w:val="21"/>
               </w:rPr>
               <w:t xml:space="preserve">，具备产能</w:t>
@@ -429,6 +350,8 @@
             <w:r>
               <w:rPr>
                 <w:rFonts w:ascii="宋体" w:eastAsia="宋体" w:hAnsi="宋体" w:cs="宋体"/>
+                <w:b/>
+                <w:bCs/>
                 <w:sz w:val="21"/>
               </w:rPr>
               <w:t xml:space="preserve">需求平衡的优化思维；数据驱动：掌握</w:t>
@@ -443,6 +366,8 @@
             <w:r>
               <w:rPr>
                 <w:rFonts w:ascii="宋体" w:eastAsia="宋体" w:hAnsi="宋体" w:cs="宋体"/>
+                <w:b/>
+                <w:bCs/>
                 <w:sz w:val="21"/>
               </w:rPr>
               <w:t xml:space="preserve">，累计处理</w:t>
@@ -457,6 +382,8 @@
             <w:r>
               <w:rPr>
                 <w:rFonts w:ascii="宋体" w:eastAsia="宋体" w:hAnsi="宋体" w:cs="宋体"/>
+                <w:b/>
+                <w:bCs/>
                 <w:sz w:val="21"/>
               </w:rPr>
               <w:t xml:space="preserve">万</w:t>
@@ -471,6 +398,8 @@
             <w:r>
               <w:rPr>
                 <w:rFonts w:ascii="宋体" w:eastAsia="宋体" w:hAnsi="宋体" w:cs="宋体"/>
+                <w:b/>
+                <w:bCs/>
                 <w:sz w:val="21"/>
               </w:rPr>
               <w:t xml:space="preserve">条业务数据与</w:t>
@@ -485,6 +414,8 @@
             <w:r>
               <w:rPr>
                 <w:rFonts w:ascii="宋体" w:eastAsia="宋体" w:hAnsi="宋体" w:cs="宋体"/>
+                <w:b/>
+                <w:bCs/>
                 <w:sz w:val="21"/>
               </w:rPr>
               <w:t xml:space="preserve">份问卷，能独立完成清洗→建模→可视化→结论输出全流程，数据敏感度高；库存与物料计划：瑞幸门店数十种原辅料盘点</w:t>
@@ -499,6 +430,8 @@
             <w:r>
               <w:rPr>
                 <w:rFonts w:ascii="宋体" w:eastAsia="宋体" w:hAnsi="宋体" w:cs="宋体"/>
+                <w:b/>
+                <w:bCs/>
                 <w:sz w:val="21"/>
               </w:rPr>
               <w:t xml:space="preserve">效期</w:t>
@@ -513,6 +446,8 @@
             <w:r>
               <w:rPr>
                 <w:rFonts w:ascii="宋体" w:eastAsia="宋体" w:hAnsi="宋体" w:cs="宋体"/>
+                <w:b/>
+                <w:bCs/>
                 <w:sz w:val="21"/>
               </w:rPr>
               <w:t xml:space="preserve">补货管理经验，用友</w:t>
@@ -527,6 +462,8 @@
             <w:r>
               <w:rPr>
                 <w:rFonts w:ascii="宋体" w:eastAsia="宋体" w:hAnsi="宋体" w:cs="宋体"/>
+                <w:b/>
+                <w:bCs/>
                 <w:sz w:val="21"/>
               </w:rPr>
               <w:t xml:space="preserve">采购→核算全流程实操，理解安全库存与需求波动逻辑；流程改进：项目助理阶段统筹</w:t>
@@ -541,6 +478,8 @@
             <w:r>
               <w:rPr>
                 <w:rFonts w:ascii="宋体" w:eastAsia="宋体" w:hAnsi="宋体" w:cs="宋体"/>
+                <w:b/>
+                <w:bCs/>
                 <w:sz w:val="21"/>
               </w:rPr>
               <w:t xml:space="preserve">份材料，搭建“录入</w:t>
@@ -555,6 +494,8 @@
             <w:r>
               <w:rPr>
                 <w:rFonts w:ascii="宋体" w:eastAsia="宋体" w:hAnsi="宋体" w:cs="宋体"/>
+                <w:b/>
+                <w:bCs/>
                 <w:sz w:val="21"/>
               </w:rPr>
               <w:t xml:space="preserve">核对</w:t>
@@ -569,6 +510,8 @@
             <w:r>
               <w:rPr>
                 <w:rFonts w:ascii="宋体" w:eastAsia="宋体" w:hAnsi="宋体" w:cs="宋体"/>
+                <w:b/>
+                <w:bCs/>
                 <w:sz w:val="21"/>
               </w:rPr>
               <w:t xml:space="preserve">提交”三级校验机制实现零差错提交，善于梳理并标准化流程</w:t>
@@ -583,6 +526,7 @@
           <w:vanish/>
           <w:sz w:val="2"/>
         </w:rPr>
+        <w:spacing w:line="240" w:lineRule="auto" w:before="0" w:after="0"/>
       </w:pPr>
     </w:p>
     <w:tbl>
@@ -624,7 +568,7 @@
           </w:tcPr>
           <w:p>
             <w:pPr>
-              <w:spacing w:line="275" w:lineRule="atLeast"/>
+              <w:spacing w:line="240" w:lineRule="auto" w:before="0" w:after="0"/>
             </w:pPr>
             <w:r>
               <w:rPr>
@@ -695,7 +639,7 @@
                 </w:tcPr>
                 <w:p>
                   <w:pPr>
-                    <w:spacing w:line="315" w:lineRule="atLeast"/>
+                    <w:spacing w:line="240" w:lineRule="auto" w:before="0" w:after="0"/>
                     <w:jc w:val="center"/>
                     <w:rPr>
                       <w:sz w:val="21"/>
@@ -722,7 +666,7 @@
                 </w:tcPr>
                 <w:p>
                   <w:pPr>
-                    <w:spacing w:line="315" w:lineRule="atLeast"/>
+                    <w:spacing w:line="240" w:lineRule="auto" w:before="0" w:after="0"/>
                     <w:rPr>
                       <w:b/>
                       <w:bCs/>
@@ -759,7 +703,7 @@
                 </w:tcPr>
                 <w:p>
                   <w:pPr>
-                    <w:spacing w:line="315" w:lineRule="atLeast"/>
+                    <w:spacing w:line="240" w:lineRule="auto" w:before="0" w:after="0"/>
                     <w:rPr>
                       <w:b/>
                       <w:bCs/>
@@ -834,7 +778,7 @@
                 </w:tcPr>
                 <w:p>
                   <w:pPr>
-                    <w:spacing w:line="315" w:lineRule="atLeast"/>
+                    <w:spacing w:line="240" w:lineRule="auto" w:before="0" w:after="0"/>
                     <w:rPr>
                       <w:rFonts w:ascii="Times New Roman" w:eastAsia="等线" w:hAnsi="Times New Roman" w:hint="default"/>
                       <w:b/>
@@ -857,7 +801,7 @@
           </w:tbl>
           <w:p>
             <w:pPr>
-              <w:spacing w:line="275" w:lineRule="atLeast"/>
+              <w:spacing w:line="240" w:lineRule="auto" w:before="0" w:after="0"/>
               <w:rPr>
                 <w:b/>
                 <w:bCs/>
@@ -872,6 +816,7 @@
         <w:rPr>
           <w:vanish/>
         </w:rPr>
+        <w:spacing w:line="240" w:lineRule="auto" w:before="0" w:after="0"/>
       </w:pPr>
     </w:p>
     <w:p>
@@ -880,6 +825,7 @@
           <w:vanish/>
           <w:sz w:val="21"/>
         </w:rPr>
+        <w:spacing w:line="240" w:lineRule="auto" w:before="0" w:after="0"/>
       </w:pPr>
     </w:p>
     <w:tbl>
@@ -921,7 +867,7 @@
           </w:tcPr>
           <w:p>
             <w:pPr>
-              <w:spacing w:line="210" w:lineRule="atLeast"/>
+              <w:spacing w:line="240" w:lineRule="auto" w:before="0" w:after="0"/>
               <w:rPr>
                 <w:sz w:val="21"/>
               </w:rPr>
@@ -951,7 +897,7 @@
                 <w:ilvl w:val="0"/>
                 <w:numId w:val="2"/>
               </w:numPr>
-              <w:spacing w:line="315" w:lineRule="atLeast"/>
+              <w:spacing w:line="240" w:lineRule="auto" w:before="0" w:after="0"/>
               <w:ind w:left="442" w:hanging="442"/>
               <w:rPr>
                 <w:sz w:val="21"/>
@@ -969,6 +915,8 @@
             <w:r>
               <w:rPr>
                 <w:rFonts w:ascii="宋体" w:eastAsia="宋体" w:hAnsi="宋体" w:cs="宋体"/>
+                <w:b/>
+                <w:bCs/>
                 <w:sz w:val="21"/>
               </w:rPr>
               <w:t xml:space="preserve">供应链建模与仿真、</w:t>
@@ -983,6 +931,8 @@
             <w:r>
               <w:rPr>
                 <w:rFonts w:ascii="宋体" w:eastAsia="宋体" w:hAnsi="宋体" w:cs="宋体"/>
+                <w:b/>
+                <w:bCs/>
                 <w:sz w:val="21"/>
               </w:rPr>
               <w:t xml:space="preserve">供应链管理综合实验、供应链资源规划、采购管理、物流管理、统计学、</w:t>
@@ -997,6 +947,8 @@
             <w:r>
               <w:rPr>
                 <w:rFonts w:ascii="宋体" w:eastAsia="宋体" w:hAnsi="宋体" w:cs="宋体"/>
+                <w:b/>
+                <w:bCs/>
                 <w:sz w:val="21"/>
               </w:rPr>
               <w:t xml:space="preserve">程序设计、大数据管理与分析</w:t>
@@ -1027,7 +979,7 @@
           </w:tcPr>
           <w:p>
             <w:pPr>
-              <w:spacing w:line="210" w:lineRule="atLeast"/>
+              <w:spacing w:line="240" w:lineRule="auto" w:before="0" w:after="0"/>
               <w:rPr>
                 <w:sz w:val="21"/>
               </w:rPr>
@@ -1057,7 +1009,7 @@
                 <w:ilvl w:val="0"/>
                 <w:numId w:val="2"/>
               </w:numPr>
-              <w:spacing w:line="315" w:lineRule="atLeast"/>
+              <w:spacing w:line="240" w:lineRule="auto" w:before="0" w:after="0"/>
               <w:rPr>
                 <w:sz w:val="21"/>
               </w:rPr>
@@ -1074,6 +1026,8 @@
             <w:r>
               <w:rPr>
                 <w:rFonts w:ascii="宋体" w:eastAsia="宋体" w:hAnsi="宋体" w:cs="宋体"/>
+                <w:b/>
+                <w:bCs/>
                 <w:sz w:val="21"/>
               </w:rPr>
               <w:t xml:space="preserve">山东大学</w:t>
@@ -1088,6 +1042,8 @@
             <w:r>
               <w:rPr>
                 <w:rFonts w:ascii="宋体" w:eastAsia="宋体" w:hAnsi="宋体" w:cs="宋体"/>
+                <w:b/>
+                <w:bCs/>
                 <w:sz w:val="21"/>
               </w:rPr>
               <w:t xml:space="preserve">—</w:t>
@@ -1102,6 +1058,8 @@
             <w:r>
               <w:rPr>
                 <w:rFonts w:ascii="宋体" w:eastAsia="宋体" w:hAnsi="宋体" w:cs="宋体"/>
+                <w:b/>
+                <w:bCs/>
                 <w:sz w:val="21"/>
               </w:rPr>
               <w:t xml:space="preserve">年暑期社会实践专项优秀等级</w:t>
@@ -1116,6 +1074,7 @@
           <w:vanish/>
           <w:sz w:val="21"/>
         </w:rPr>
+        <w:spacing w:line="240" w:lineRule="auto" w:before="0" w:after="0"/>
       </w:pPr>
     </w:p>
     <w:p>
@@ -1124,6 +1083,7 @@
           <w:vanish/>
           <w:sz w:val="2"/>
         </w:rPr>
+        <w:spacing w:line="240" w:lineRule="auto" w:before="0" w:after="0"/>
       </w:pPr>
     </w:p>
     <w:p>
@@ -1131,6 +1091,7 @@
         <w:rPr>
           <w:vanish/>
         </w:rPr>
+        <w:spacing w:line="240" w:lineRule="auto" w:before="0" w:after="0"/>
       </w:pPr>
     </w:p>
     <w:p>
@@ -1139,6 +1100,7 @@
           <w:vanish/>
           <w:sz w:val="21"/>
         </w:rPr>
+        <w:spacing w:line="240" w:lineRule="auto" w:before="0" w:after="0"/>
       </w:pPr>
     </w:p>
     <w:p>
@@ -1147,6 +1109,7 @@
           <w:vanish/>
           <w:sz w:val="21"/>
         </w:rPr>
+        <w:spacing w:line="240" w:lineRule="auto" w:before="0" w:after="0"/>
       </w:pPr>
     </w:p>
     <w:p>
@@ -1155,6 +1118,7 @@
           <w:vanish/>
           <w:sz w:val="2"/>
         </w:rPr>
+        <w:spacing w:line="240" w:lineRule="auto" w:before="0" w:after="0"/>
       </w:pPr>
     </w:p>
     <w:tbl>
@@ -1208,7 +1172,7 @@
           </w:tcPr>
           <w:p>
             <w:pPr>
-              <w:spacing w:line="275" w:lineRule="atLeast"/>
+              <w:spacing w:line="240" w:lineRule="auto" w:before="0" w:after="0"/>
               <w:rPr>
                 <w:rFonts w:ascii="Times New Roman" w:hAnsi="Times New Roman"/>
                 <w:b/>
@@ -1259,7 +1223,7 @@
           </w:tcPr>
           <w:p>
             <w:pPr>
-              <w:spacing w:line="315" w:lineRule="atLeast"/>
+              <w:spacing w:line="240" w:lineRule="auto" w:before="0" w:after="0"/>
               <w:rPr>
                 <w:rFonts w:ascii="Times New Roman" w:hAnsi="Times New Roman"/>
                 <w:sz w:val="21"/>
@@ -1287,7 +1251,7 @@
           </w:tcPr>
           <w:p>
             <w:pPr>
-              <w:spacing w:line="315" w:lineRule="atLeast"/>
+              <w:spacing w:line="240" w:lineRule="auto" w:before="0" w:after="0"/>
               <w:rPr>
                 <w:rFonts w:ascii="Times New Roman" w:hAnsi="Times New Roman"/>
                 <w:sz w:val="21"/>
@@ -1318,7 +1282,7 @@
           </w:tcPr>
           <w:p>
             <w:pPr>
-              <w:spacing w:line="315" w:lineRule="atLeast"/>
+              <w:spacing w:line="240" w:lineRule="auto" w:before="0" w:after="0"/>
               <w:rPr>
                 <w:rFonts w:ascii="Times New Roman" w:eastAsia="等线" w:hAnsi="Times New Roman"/>
                 <w:b/>
@@ -1350,7 +1314,7 @@
           </w:tcPr>
           <w:p>
             <w:pPr>
-              <w:spacing w:line="315" w:lineRule="atLeast"/>
+              <w:spacing w:line="240" w:lineRule="auto" w:before="0" w:after="0"/>
               <w:rPr>
                 <w:rFonts w:ascii="Times New Roman" w:eastAsia="等线" w:hAnsi="Times New Roman" w:hint="default"/>
                 <w:b/>
@@ -1360,7 +1324,7 @@
             </w:pPr>
             <w:r>
               <w:rPr>
-                <w:rFonts w:ascii="Times New Roman" w:eastAsia="宋体" w:hAnsi="Times New Roman" w:cs="宋体"/>
+                <w:rFonts w:ascii="宋体" w:eastAsia="宋体" w:hAnsi="宋体" w:cs="宋体"/>
                 <w:b/>
                 <w:bCs/>
                 <w:sz w:val="21"/>
@@ -1395,7 +1359,7 @@
           </w:tcPr>
           <w:p>
             <w:pPr>
-              <w:spacing w:line="315" w:lineRule="atLeast"/>
+              <w:spacing w:line="240" w:lineRule="auto" w:before="0" w:after="0"/>
               <w:rPr>
                 <w:rFonts w:ascii="Times New Roman" w:hAnsi="Times New Roman"/>
                 <w:sz w:val="21"/>
@@ -1427,7 +1391,7 @@
                 <w:ilvl w:val="0"/>
                 <w:numId w:val="9"/>
               </w:numPr>
-              <w:spacing w:line="315" w:lineRule="atLeast"/>
+              <w:spacing w:line="240" w:lineRule="auto" w:before="0" w:after="0"/>
               <w:rPr>
                 <w:rFonts w:ascii="Times New Roman" w:eastAsia="宋体" w:hAnsi="Times New Roman" w:cs="宋体" w:hint="default"/>
                 <w:sz w:val="21"/>
@@ -1436,6 +1400,8 @@
             <w:r>
               <w:rPr>
                 <w:rFonts w:ascii="宋体" w:eastAsia="宋体" w:hAnsi="宋体" w:cs="宋体"/>
+                <w:b/>
+                <w:bCs/>
                 <w:sz w:val="21"/>
               </w:rPr>
               <w:t xml:space="preserve">针对自提点布局零散、需求波动大的痛点，构建选址</w:t>
@@ -1450,6 +1416,8 @@
             <w:r>
               <w:rPr>
                 <w:rFonts w:ascii="宋体" w:eastAsia="宋体" w:hAnsi="宋体" w:cs="宋体"/>
+                <w:b/>
+                <w:bCs/>
                 <w:sz w:val="21"/>
               </w:rPr>
               <w:t xml:space="preserve">路径双层优化模型，将年龄分层服务半径与电梯等待时间纳入目标函数，基于</w:t>
@@ -1464,6 +1432,8 @@
             <w:r>
               <w:rPr>
                 <w:rFonts w:ascii="宋体" w:eastAsia="宋体" w:hAnsi="宋体" w:cs="宋体"/>
+                <w:b/>
+                <w:bCs/>
                 <w:sz w:val="21"/>
               </w:rPr>
               <w:t xml:space="preserve">个候选点、日均</w:t>
@@ -1478,6 +1448,8 @@
             <w:r>
               <w:rPr>
                 <w:rFonts w:ascii="宋体" w:eastAsia="宋体" w:hAnsi="宋体" w:cs="宋体"/>
+                <w:b/>
+                <w:bCs/>
                 <w:sz w:val="21"/>
               </w:rPr>
               <w:t xml:space="preserve">单真实数据用</w:t>
@@ -1492,6 +1464,8 @@
             <w:r>
               <w:rPr>
                 <w:rFonts w:ascii="宋体" w:eastAsia="宋体" w:hAnsi="宋体" w:cs="宋体"/>
+                <w:b/>
+                <w:bCs/>
                 <w:sz w:val="21"/>
               </w:rPr>
               <w:t xml:space="preserve">求解</w:t>
@@ -1503,7 +1477,7 @@
                 <w:ilvl w:val="0"/>
                 <w:numId w:val="9"/>
               </w:numPr>
-              <w:spacing w:line="315" w:lineRule="atLeast"/>
+              <w:spacing w:line="240" w:lineRule="auto" w:before="0" w:after="0"/>
               <w:rPr>
                 <w:rFonts w:ascii="Times New Roman" w:eastAsia="宋体" w:hAnsi="Times New Roman" w:cs="宋体" w:hint="default"/>
                 <w:sz w:val="21"/>
@@ -1512,6 +1486,8 @@
             <w:r>
               <w:rPr>
                 <w:rFonts w:ascii="宋体" w:eastAsia="宋体" w:hAnsi="宋体" w:cs="宋体"/>
+                <w:b/>
+                <w:bCs/>
                 <w:sz w:val="21"/>
               </w:rPr>
               <w:t xml:space="preserve">输出“</w:t>
@@ -1526,6 +1502,8 @@
             <w:r>
               <w:rPr>
                 <w:rFonts w:ascii="宋体" w:eastAsia="宋体" w:hAnsi="宋体" w:cs="宋体"/>
+                <w:b/>
+                <w:bCs/>
                 <w:sz w:val="21"/>
               </w:rPr>
               <w:t xml:space="preserve">核心点</w:t>
@@ -1540,6 +1518,8 @@
             <w:r>
               <w:rPr>
                 <w:rFonts w:ascii="宋体" w:eastAsia="宋体" w:hAnsi="宋体" w:cs="宋体"/>
+                <w:b/>
+                <w:bCs/>
                 <w:sz w:val="21"/>
               </w:rPr>
               <w:t xml:space="preserve">动态临时点”弹性布局方案：总成本降低</w:t>
@@ -1554,6 +1534,8 @@
             <w:r>
               <w:rPr>
                 <w:rFonts w:ascii="宋体" w:eastAsia="宋体" w:hAnsi="宋体" w:cs="宋体"/>
+                <w:b/>
+                <w:bCs/>
                 <w:sz w:val="21"/>
               </w:rPr>
               <w:t xml:space="preserve">、老年覆盖率</w:t>
@@ -1568,6 +1550,8 @@
             <w:r>
               <w:rPr>
                 <w:rFonts w:ascii="宋体" w:eastAsia="宋体" w:hAnsi="宋体" w:cs="宋体"/>
+                <w:b/>
+                <w:bCs/>
                 <w:sz w:val="21"/>
               </w:rPr>
               <w:t xml:space="preserve">→</w:t>
@@ -1582,6 +1566,8 @@
             <w:r>
               <w:rPr>
                 <w:rFonts w:ascii="宋体" w:eastAsia="宋体" w:hAnsi="宋体" w:cs="宋体"/>
+                <w:b/>
+                <w:bCs/>
                 <w:sz w:val="21"/>
               </w:rPr>
               <w:t xml:space="preserve">、配送时长缩短</w:t>
@@ -1596,6 +1582,8 @@
             <w:r>
               <w:rPr>
                 <w:rFonts w:ascii="宋体" w:eastAsia="宋体" w:hAnsi="宋体" w:cs="宋体"/>
+                <w:b/>
+                <w:bCs/>
                 <w:sz w:val="21"/>
               </w:rPr>
               <w:t xml:space="preserve">，可响应周末</w:t>
@@ -1610,6 +1598,8 @@
             <w:r>
               <w:rPr>
                 <w:rFonts w:ascii="宋体" w:eastAsia="宋体" w:hAnsi="宋体" w:cs="宋体"/>
+                <w:b/>
+                <w:bCs/>
                 <w:sz w:val="21"/>
               </w:rPr>
               <w:t xml:space="preserve">、促销日</w:t>
@@ -1624,6 +1614,8 @@
             <w:r>
               <w:rPr>
                 <w:rFonts w:ascii="宋体" w:eastAsia="宋体" w:hAnsi="宋体" w:cs="宋体"/>
+                <w:b/>
+                <w:bCs/>
                 <w:sz w:val="21"/>
               </w:rPr>
               <w:t xml:space="preserve">的需求波动，验证产能</w:t>
@@ -1638,6 +1630,8 @@
             <w:r>
               <w:rPr>
                 <w:rFonts w:ascii="宋体" w:eastAsia="宋体" w:hAnsi="宋体" w:cs="宋体"/>
+                <w:b/>
+                <w:bCs/>
                 <w:sz w:val="21"/>
               </w:rPr>
               <w:t xml:space="preserve">资源与动态需求平衡的方法论</w:t>
@@ -1670,7 +1664,7 @@
           </w:tcPr>
           <w:p>
             <w:pPr>
-              <w:spacing w:line="315" w:lineRule="atLeast"/>
+              <w:spacing w:line="240" w:lineRule="auto" w:before="0" w:after="0"/>
               <w:rPr>
                 <w:rFonts w:ascii="Times New Roman" w:hAnsi="Times New Roman"/>
                 <w:sz w:val="21"/>
@@ -1698,7 +1692,7 @@
           </w:tcPr>
           <w:p>
             <w:pPr>
-              <w:spacing w:line="315" w:lineRule="atLeast"/>
+              <w:spacing w:line="240" w:lineRule="auto" w:before="0" w:after="0"/>
               <w:rPr>
                 <w:rFonts w:ascii="Times New Roman" w:hAnsi="Times New Roman"/>
                 <w:sz w:val="21"/>
@@ -1706,7 +1700,7 @@
             </w:pPr>
             <w:r>
               <w:rPr>
-                <w:rFonts w:ascii="Times New Roman" w:eastAsia="宋体" w:hAnsi="Times New Roman" w:cs="宋体"/>
+                <w:rFonts w:ascii="宋体" w:eastAsia="宋体" w:hAnsi="宋体" w:cs="宋体"/>
                 <w:b/>
                 <w:bCs/>
                 <w:sz w:val="21"/>
@@ -1738,7 +1732,7 @@
           </w:tcPr>
           <w:p>
             <w:pPr>
-              <w:spacing w:line="315" w:lineRule="atLeast"/>
+              <w:spacing w:line="240" w:lineRule="auto" w:before="0" w:after="0"/>
               <w:rPr>
                 <w:rFonts w:ascii="Times New Roman" w:eastAsia="等线" w:hAnsi="Times New Roman"/>
                 <w:b/>
@@ -1770,7 +1764,7 @@
           </w:tcPr>
           <w:p>
             <w:pPr>
-              <w:spacing w:line="315" w:lineRule="atLeast"/>
+              <w:spacing w:line="240" w:lineRule="auto" w:before="0" w:after="0"/>
               <w:rPr>
                 <w:rFonts w:ascii="Times New Roman" w:eastAsia="等线" w:hAnsi="Times New Roman" w:hint="default"/>
                 <w:b/>
@@ -1780,7 +1774,7 @@
             </w:pPr>
             <w:r>
               <w:rPr>
-                <w:rFonts w:ascii="Times New Roman" w:eastAsia="宋体" w:hAnsi="Times New Roman" w:cs="宋体"/>
+                <w:rFonts w:ascii="宋体" w:eastAsia="宋体" w:hAnsi="宋体" w:cs="宋体"/>
                 <w:b/>
                 <w:bCs/>
                 <w:sz w:val="21"/>
@@ -1815,7 +1809,7 @@
           </w:tcPr>
           <w:p>
             <w:pPr>
-              <w:spacing w:line="315" w:lineRule="atLeast"/>
+              <w:spacing w:line="240" w:lineRule="auto" w:before="0" w:after="0"/>
               <w:rPr>
                 <w:rFonts w:ascii="Times New Roman" w:hAnsi="Times New Roman"/>
                 <w:sz w:val="21"/>
@@ -1847,7 +1841,7 @@
                 <w:ilvl w:val="0"/>
                 <w:numId w:val="9"/>
               </w:numPr>
-              <w:spacing w:line="315" w:lineRule="atLeast"/>
+              <w:spacing w:line="240" w:lineRule="auto" w:before="0" w:after="0"/>
               <w:rPr>
                 <w:rFonts w:ascii="Times New Roman" w:eastAsia="宋体" w:hAnsi="Times New Roman" w:cs="宋体" w:hint="default"/>
                 <w:sz w:val="21"/>
@@ -1856,6 +1850,8 @@
             <w:r>
               <w:rPr>
                 <w:rFonts w:ascii="宋体" w:eastAsia="宋体" w:hAnsi="宋体" w:cs="宋体"/>
+                <w:b/>
+                <w:bCs/>
                 <w:sz w:val="21"/>
               </w:rPr>
               <w:t xml:space="preserve">以账套主管角色独立完成采购订单→到货入库→销售订单→发货出库→库存调拨→盘点→存货核算→收付款凭证全流程实操</w:t>
@@ -1867,7 +1863,7 @@
                 <w:ilvl w:val="0"/>
                 <w:numId w:val="9"/>
               </w:numPr>
-              <w:spacing w:line="315" w:lineRule="atLeast"/>
+              <w:spacing w:line="240" w:lineRule="auto" w:before="0" w:after="0"/>
               <w:rPr>
                 <w:rFonts w:ascii="Times New Roman" w:eastAsia="宋体" w:hAnsi="Times New Roman" w:cs="宋体" w:hint="default"/>
                 <w:sz w:val="21"/>
@@ -1876,6 +1872,8 @@
             <w:r>
               <w:rPr>
                 <w:rFonts w:ascii="宋体" w:eastAsia="宋体" w:hAnsi="宋体" w:cs="宋体"/>
+                <w:b/>
+                <w:bCs/>
                 <w:sz w:val="21"/>
               </w:rPr>
               <w:t xml:space="preserve">梳理采购、销售、库存模块间的数据流转与单据联动逻辑，理解从订单到核算的标准化运作机制，具备计划岗所需的系统数据链路认知</w:t>
@@ -1908,7 +1906,7 @@
           </w:tcPr>
           <w:p>
             <w:pPr>
-              <w:spacing w:line="315" w:lineRule="atLeast"/>
+              <w:spacing w:line="240" w:lineRule="auto" w:before="0" w:after="0"/>
               <w:rPr>
                 <w:rFonts w:ascii="Times New Roman" w:hAnsi="Times New Roman"/>
                 <w:sz w:val="21"/>
@@ -1936,7 +1934,7 @@
           </w:tcPr>
           <w:p>
             <w:pPr>
-              <w:spacing w:line="315" w:lineRule="atLeast"/>
+              <w:spacing w:line="240" w:lineRule="auto" w:before="0" w:after="0"/>
               <w:rPr>
                 <w:rFonts w:ascii="Times New Roman" w:hAnsi="Times New Roman"/>
                 <w:sz w:val="21"/>
@@ -1967,7 +1965,7 @@
           </w:tcPr>
           <w:p>
             <w:pPr>
-              <w:spacing w:line="315" w:lineRule="atLeast"/>
+              <w:spacing w:line="240" w:lineRule="auto" w:before="0" w:after="0"/>
               <w:rPr>
                 <w:rFonts w:ascii="Times New Roman" w:eastAsia="等线" w:hAnsi="Times New Roman"/>
                 <w:b/>
@@ -1999,7 +1997,7 @@
           </w:tcPr>
           <w:p>
             <w:pPr>
-              <w:spacing w:line="315" w:lineRule="atLeast"/>
+              <w:spacing w:line="240" w:lineRule="auto" w:before="0" w:after="0"/>
               <w:rPr>
                 <w:rFonts w:ascii="Times New Roman" w:eastAsia="等线" w:hAnsi="Times New Roman" w:hint="default"/>
                 <w:b/>
@@ -2009,7 +2007,7 @@
             </w:pPr>
             <w:r>
               <w:rPr>
-                <w:rFonts w:ascii="Times New Roman" w:eastAsia="宋体" w:hAnsi="Times New Roman" w:cs="宋体"/>
+                <w:rFonts w:ascii="宋体" w:eastAsia="宋体" w:hAnsi="宋体" w:cs="宋体"/>
                 <w:b/>
                 <w:bCs/>
                 <w:sz w:val="21"/>
@@ -2044,7 +2042,7 @@
           </w:tcPr>
           <w:p>
             <w:pPr>
-              <w:spacing w:line="315" w:lineRule="atLeast"/>
+              <w:spacing w:line="240" w:lineRule="auto" w:before="0" w:after="0"/>
               <w:rPr>
                 <w:rFonts w:ascii="Times New Roman" w:hAnsi="Times New Roman"/>
                 <w:sz w:val="21"/>
@@ -2076,7 +2074,7 @@
                 <w:ilvl w:val="0"/>
                 <w:numId w:val="9"/>
               </w:numPr>
-              <w:spacing w:line="315" w:lineRule="atLeast"/>
+              <w:spacing w:line="240" w:lineRule="auto" w:before="0" w:after="0"/>
               <w:rPr>
                 <w:rFonts w:ascii="Times New Roman" w:eastAsia="宋体" w:hAnsi="Times New Roman" w:cs="宋体" w:hint="default"/>
                 <w:sz w:val="21"/>
@@ -2085,6 +2083,8 @@
             <w:r>
               <w:rPr>
                 <w:rFonts w:ascii="宋体" w:eastAsia="宋体" w:hAnsi="宋体" w:cs="宋体"/>
+                <w:b/>
+                <w:bCs/>
                 <w:sz w:val="21"/>
               </w:rPr>
               <w:t xml:space="preserve">基于</w:t>
@@ -2099,6 +2099,8 @@
             <w:r>
               <w:rPr>
                 <w:rFonts w:ascii="宋体" w:eastAsia="宋体" w:hAnsi="宋体" w:cs="宋体"/>
+                <w:b/>
+                <w:bCs/>
                 <w:sz w:val="21"/>
               </w:rPr>
               <w:t xml:space="preserve">条真实营销数据，用</w:t>
@@ -2113,6 +2115,8 @@
             <w:r>
               <w:rPr>
                 <w:rFonts w:ascii="宋体" w:eastAsia="宋体" w:hAnsi="宋体" w:cs="宋体"/>
+                <w:b/>
+                <w:bCs/>
                 <w:sz w:val="21"/>
               </w:rPr>
               <w:t xml:space="preserve">完成缺失值与异常值清洗、多维度分层统计，绘制帕累托图、相关性热力图、转化瀑布图，识别关键影响变量，为资源分配提供数据支撑</w:t>
@@ -2145,7 +2149,7 @@
           </w:tcPr>
           <w:p>
             <w:pPr>
-              <w:spacing w:line="315" w:lineRule="atLeast"/>
+              <w:spacing w:line="240" w:lineRule="auto" w:before="0" w:after="0"/>
               <w:rPr>
                 <w:rFonts w:ascii="Times New Roman" w:hAnsi="Times New Roman"/>
                 <w:sz w:val="21"/>
@@ -2173,7 +2177,7 @@
           </w:tcPr>
           <w:p>
             <w:pPr>
-              <w:spacing w:line="315" w:lineRule="atLeast"/>
+              <w:spacing w:line="240" w:lineRule="auto" w:before="0" w:after="0"/>
               <w:rPr>
                 <w:rFonts w:ascii="Times New Roman" w:hAnsi="Times New Roman"/>
                 <w:sz w:val="21"/>
@@ -2190,7 +2194,7 @@
             </w:r>
             <w:r>
               <w:rPr>
-                <w:rFonts w:ascii="Times New Roman" w:eastAsia="宋体" w:hAnsi="Times New Roman" w:cs="宋体"/>
+                <w:rFonts w:ascii="宋体" w:eastAsia="宋体" w:hAnsi="宋体" w:cs="宋体"/>
                 <w:b/>
                 <w:bCs/>
                 <w:sz w:val="21"/>
@@ -2222,7 +2226,7 @@
           </w:tcPr>
           <w:p>
             <w:pPr>
-              <w:spacing w:line="315" w:lineRule="atLeast"/>
+              <w:spacing w:line="240" w:lineRule="auto" w:before="0" w:after="0"/>
               <w:rPr>
                 <w:rFonts w:ascii="Times New Roman" w:eastAsia="等线" w:hAnsi="Times New Roman"/>
                 <w:b/>
@@ -2254,7 +2258,7 @@
           </w:tcPr>
           <w:p>
             <w:pPr>
-              <w:spacing w:line="315" w:lineRule="atLeast"/>
+              <w:spacing w:line="240" w:lineRule="auto" w:before="0" w:after="0"/>
               <w:rPr>
                 <w:rFonts w:ascii="Times New Roman" w:eastAsia="等线" w:hAnsi="Times New Roman" w:hint="default"/>
                 <w:b/>
@@ -2264,7 +2268,7 @@
             </w:pPr>
             <w:r>
               <w:rPr>
-                <w:rFonts w:ascii="Times New Roman" w:eastAsia="宋体" w:hAnsi="Times New Roman" w:cs="宋体"/>
+                <w:rFonts w:ascii="宋体" w:eastAsia="宋体" w:hAnsi="宋体" w:cs="宋体"/>
                 <w:b/>
                 <w:bCs/>
                 <w:sz w:val="21"/>
@@ -2299,7 +2303,7 @@
           </w:tcPr>
           <w:p>
             <w:pPr>
-              <w:spacing w:line="315" w:lineRule="atLeast"/>
+              <w:spacing w:line="240" w:lineRule="auto" w:before="0" w:after="0"/>
               <w:rPr>
                 <w:rFonts w:ascii="Times New Roman" w:hAnsi="Times New Roman"/>
                 <w:sz w:val="21"/>
@@ -2331,7 +2335,7 @@
                 <w:ilvl w:val="0"/>
                 <w:numId w:val="9"/>
               </w:numPr>
-              <w:spacing w:line="315" w:lineRule="atLeast"/>
+              <w:spacing w:line="240" w:lineRule="auto" w:before="0" w:after="0"/>
               <w:rPr>
                 <w:rFonts w:ascii="Times New Roman" w:eastAsia="宋体" w:hAnsi="Times New Roman" w:cs="宋体" w:hint="default"/>
                 <w:sz w:val="21"/>
@@ -2340,6 +2344,8 @@
             <w:r>
               <w:rPr>
                 <w:rFonts w:ascii="宋体" w:eastAsia="宋体" w:hAnsi="宋体" w:cs="宋体"/>
+                <w:b/>
+                <w:bCs/>
                 <w:sz w:val="21"/>
               </w:rPr>
               <w:t xml:space="preserve">设计</w:t>
@@ -2354,6 +2360,8 @@
             <w:r>
               <w:rPr>
                 <w:rFonts w:ascii="宋体" w:eastAsia="宋体" w:hAnsi="宋体" w:cs="宋体"/>
+                <w:b/>
+                <w:bCs/>
                 <w:sz w:val="21"/>
               </w:rPr>
               <w:t xml:space="preserve">点李克特量表问卷回收</w:t>
@@ -2368,6 +2376,8 @@
             <w:r>
               <w:rPr>
                 <w:rFonts w:ascii="宋体" w:eastAsia="宋体" w:hAnsi="宋体" w:cs="宋体"/>
+                <w:b/>
+                <w:bCs/>
                 <w:sz w:val="21"/>
               </w:rPr>
               <w:t xml:space="preserve">份有效样本，用</w:t>
@@ -2382,6 +2392,8 @@
             <w:r>
               <w:rPr>
                 <w:rFonts w:ascii="宋体" w:eastAsia="宋体" w:hAnsi="宋体" w:cs="宋体"/>
+                <w:b/>
+                <w:bCs/>
                 <w:sz w:val="21"/>
               </w:rPr>
               <w:t xml:space="preserve">完成统计分析，验证交互性（</w:t>
@@ -2396,6 +2408,8 @@
             <w:r>
               <w:rPr>
                 <w:rFonts w:ascii="宋体" w:eastAsia="宋体" w:hAnsi="宋体" w:cs="宋体"/>
+                <w:b/>
+                <w:bCs/>
                 <w:sz w:val="21"/>
               </w:rPr>
               <w:t xml:space="preserve">）、个性化（</w:t>
@@ -2410,6 +2424,8 @@
             <w:r>
               <w:rPr>
                 <w:rFonts w:ascii="宋体" w:eastAsia="宋体" w:hAnsi="宋体" w:cs="宋体"/>
+                <w:b/>
+                <w:bCs/>
                 <w:sz w:val="21"/>
               </w:rPr>
               <w:t xml:space="preserve">）、自主性（</w:t>
@@ -2424,9 +2440,521 @@
             <w:r>
               <w:rPr>
                 <w:rFonts w:ascii="宋体" w:eastAsia="宋体" w:hAnsi="宋体" w:cs="宋体"/>
+                <w:b/>
+                <w:bCs/>
                 <w:sz w:val="21"/>
               </w:rPr>
               <w:t xml:space="preserve">）对用户感知价值的显著影响</w:t>
+            </w:r>
+          </w:p>
+        </w:tc>
+      </w:tr>
+      <w:tr>
+        <w:trPr>
+          <w:gridAfter w:val="2"/>
+          <w:wAfter w:w="880" w:type="dxa"/>
+          <w:jc w:val="center"/>
+        </w:trPr>
+        <w:tc>
+          <w:tcPr>
+            <w:tcW w:w="695" w:type="dxa"/>
+            <w:tcBorders>
+              <w:top w:val="nil"/>
+              <w:left w:val="nil"/>
+              <w:bottom w:val="nil"/>
+              <w:right w:val="nil"/>
+            </w:tcBorders>
+            <w:tcMar>
+              <w:top w:w="0" w:type="dxa"/>
+              <w:left w:w="113" w:type="dxa"/>
+              <w:bottom w:w="0" w:type="dxa"/>
+              <w:right w:w="85" w:type="dxa"/>
+            </w:tcMar>
+            <w:vAlign w:val="center"/>
+          </w:tcPr>
+          <w:p>
+            <w:pPr>
+              <w:spacing w:line="240" w:lineRule="auto" w:before="0" w:after="0"/>
+              <w:rPr>
+                <w:rFonts w:ascii="Times New Roman" w:hAnsi="Times New Roman"/>
+                <w:sz w:val="21"/>
+              </w:rPr>
+            </w:pPr>
+          </w:p>
+        </w:tc>
+        <w:tc>
+          <w:tcPr>
+            <w:tcW w:w="4600" w:type="dxa"/>
+            <w:gridSpan w:val="4"/>
+            <w:tcBorders>
+              <w:top w:val="nil"/>
+              <w:left w:val="nil"/>
+              <w:bottom w:val="nil"/>
+              <w:right w:val="nil"/>
+            </w:tcBorders>
+            <w:tcMar>
+              <w:top w:w="0" w:type="dxa"/>
+              <w:left w:w="85" w:type="dxa"/>
+              <w:bottom w:w="0" w:type="dxa"/>
+              <w:right w:w="85" w:type="dxa"/>
+            </w:tcMar>
+            <w:vAlign w:val="center"/>
+          </w:tcPr>
+          <w:p>
+            <w:pPr>
+              <w:spacing w:line="240" w:lineRule="auto" w:before="0" w:after="0"/>
+              <w:rPr>
+                <w:rFonts w:ascii="Times New Roman" w:hAnsi="Times New Roman"/>
+                <w:sz w:val="21"/>
+              </w:rPr>
+            </w:pPr>
+            <w:r>
+              <w:rPr>
+                <w:rFonts w:ascii="宋体" w:eastAsia="宋体" w:hAnsi="宋体" w:cs="宋体"/>
+                <w:b/>
+                <w:bCs/>
+                <w:sz w:val="21"/>
+              </w:rPr>
+              <w:t xml:space="preserve">ERP</w:t>
+            </w:r>
+            <w:r>
+              <w:rPr>
+                <w:rFonts w:ascii="宋体" w:eastAsia="宋体" w:hAnsi="宋体" w:cs="宋体"/>
+                <w:b/>
+                <w:bCs/>
+                <w:sz w:val="21"/>
+              </w:rPr>
+              <w:t xml:space="preserve">供应链全流程模拟操作</w:t>
+            </w:r>
+          </w:p>
+        </w:tc>
+        <w:tc>
+          <w:tcPr>
+            <w:tcW w:w="2693" w:type="dxa"/>
+            <w:gridSpan w:val="2"/>
+            <w:tcBorders>
+              <w:top w:val="nil"/>
+              <w:left w:val="nil"/>
+              <w:bottom w:val="nil"/>
+              <w:right w:val="nil"/>
+            </w:tcBorders>
+            <w:vAlign w:val="center"/>
+          </w:tcPr>
+          <w:p>
+            <w:pPr>
+              <w:spacing w:line="240" w:lineRule="auto" w:before="0" w:after="0"/>
+              <w:rPr>
+                <w:rFonts w:ascii="Times New Roman" w:eastAsia="等线" w:hAnsi="Times New Roman"/>
+                <w:b/>
+                <w:bCs/>
+                <w:sz w:val="21"/>
+              </w:rPr>
+            </w:pPr>
+            <w:r>
+              <w:rPr>
+                <w:rFonts w:ascii="宋体" w:eastAsia="宋体" w:hAnsi="宋体" w:cs="宋体"/>
+                <w:b/>
+                <w:bCs/>
+                <w:sz w:val="21"/>
+              </w:rPr>
+              <w:t xml:space="preserve">课程实验・账套主管</w:t>
+            </w:r>
+          </w:p>
+        </w:tc>
+        <w:tc>
+          <w:tcPr>
+            <w:tcW w:w="2755" w:type="dxa"/>
+            <w:tcBorders>
+              <w:top w:val="nil"/>
+              <w:left w:val="nil"/>
+              <w:bottom w:val="nil"/>
+              <w:right w:val="nil"/>
+            </w:tcBorders>
+            <w:vAlign w:val="center"/>
+          </w:tcPr>
+          <w:p>
+            <w:pPr>
+              <w:spacing w:line="240" w:lineRule="auto" w:before="0" w:after="0"/>
+              <w:rPr>
+                <w:rFonts w:ascii="Times New Roman" w:eastAsia="等线" w:hAnsi="Times New Roman" w:hint="default"/>
+                <w:b/>
+                <w:bCs/>
+                <w:sz w:val="21"/>
+              </w:rPr>
+            </w:pPr>
+            <w:r>
+              <w:rPr>
+                <w:rFonts w:ascii="宋体" w:eastAsia="宋体" w:hAnsi="宋体" w:cs="宋体"/>
+                <w:b/>
+                <w:bCs/>
+                <w:sz w:val="21"/>
+              </w:rPr>
+              <w:t xml:space="preserve">2025.03-2025.07</w:t>
+            </w:r>
+          </w:p>
+        </w:tc>
+      </w:tr>
+      <w:tr>
+        <w:trPr>
+          <w:gridAfter w:val="2"/>
+          <w:wAfter w:w="880" w:type="dxa"/>
+          <w:jc w:val="center"/>
+        </w:trPr>
+        <w:tc>
+          <w:tcPr>
+            <w:tcW w:w="695" w:type="dxa"/>
+            <w:tcBorders>
+              <w:top w:val="nil"/>
+              <w:left w:val="nil"/>
+              <w:bottom w:val="nil"/>
+              <w:right w:val="nil"/>
+            </w:tcBorders>
+            <w:tcMar>
+              <w:top w:w="0" w:type="dxa"/>
+              <w:left w:w="113" w:type="dxa"/>
+              <w:bottom w:w="0" w:type="dxa"/>
+              <w:right w:w="85" w:type="dxa"/>
+            </w:tcMar>
+            <w:vAlign w:val="center"/>
+          </w:tcPr>
+          <w:p>
+            <w:pPr>
+              <w:spacing w:line="240" w:lineRule="auto" w:before="0" w:after="0"/>
+              <w:rPr>
+                <w:rFonts w:ascii="Times New Roman" w:hAnsi="Times New Roman"/>
+                <w:sz w:val="21"/>
+              </w:rPr>
+            </w:pPr>
+          </w:p>
+        </w:tc>
+        <w:tc>
+          <w:tcPr>
+            <w:tcW w:w="10048" w:type="dxa"/>
+            <w:gridSpan w:val="7"/>
+            <w:tcBorders>
+              <w:top w:val="nil"/>
+              <w:left w:val="nil"/>
+              <w:bottom w:val="nil"/>
+              <w:right w:val="nil"/>
+            </w:tcBorders>
+            <w:tcMar>
+              <w:top w:w="0" w:type="dxa"/>
+              <w:left w:w="85" w:type="dxa"/>
+              <w:bottom w:w="0" w:type="dxa"/>
+              <w:right w:w="85" w:type="dxa"/>
+            </w:tcMar>
+            <w:vAlign w:val="center"/>
+          </w:tcPr>
+          <w:p>
+            <w:pPr>
+              <w:numPr>
+                <w:ilvl w:val="0"/>
+                <w:numId w:val="9"/>
+              </w:numPr>
+              <w:spacing w:line="240" w:lineRule="auto" w:before="0" w:after="0"/>
+              <w:rPr>
+                <w:rFonts w:ascii="Times New Roman" w:eastAsia="宋体" w:hAnsi="Times New Roman" w:cs="宋体" w:hint="default"/>
+                <w:sz w:val="21"/>
+              </w:rPr>
+            </w:pPr>
+            <w:r>
+              <w:rPr>
+                <w:rFonts w:ascii="Times New Roman" w:eastAsia="宋体" w:hAnsi="Times New Roman" w:cs="宋体"/>
+                <w:b/>
+                <w:bCs/>
+                <w:sz w:val="21"/>
+              </w:rPr>
+              <w:t xml:space="preserve">以账套主管角色，以模拟箱包贸易企业为对象，独立完成采购订单→到货入库→销售订单→发货出库→库存调拨→盘点→存货核算→收付款凭证全流程实操</w:t>
+            </w:r>
+          </w:p>
+          <w:p>
+            <w:pPr>
+              <w:numPr>
+                <w:ilvl w:val="0"/>
+                <w:numId w:val="9"/>
+              </w:numPr>
+              <w:spacing w:line="240" w:lineRule="auto" w:before="0" w:after="0"/>
+              <w:rPr>
+                <w:rFonts w:ascii="Times New Roman" w:eastAsia="宋体" w:hAnsi="Times New Roman" w:cs="宋体" w:hint="default"/>
+                <w:sz w:val="21"/>
+              </w:rPr>
+            </w:pPr>
+            <w:r>
+              <w:rPr>
+                <w:rFonts w:ascii="Times New Roman" w:eastAsia="宋体" w:hAnsi="Times New Roman" w:cs="宋体"/>
+                <w:b/>
+                <w:bCs/>
+                <w:sz w:val="21"/>
+              </w:rPr>
+              <w:t xml:space="preserve">梳理采购、销售、库存等模块间的数据流转与单据关联逻辑，理解</w:t>
+            </w:r>
+            <w:r>
+              <w:rPr>
+                <w:rFonts w:ascii="Times New Roman" w:hAnsi="Times New Roman" w:hint="default"/>
+                <w:sz w:val="21"/>
+              </w:rPr>
+              <w:t xml:space="preserve">ERP</w:t>
+            </w:r>
+            <w:r>
+              <w:rPr>
+                <w:rFonts w:ascii="Times New Roman" w:eastAsia="宋体" w:hAnsi="Times New Roman" w:cs="宋体"/>
+                <w:b/>
+                <w:bCs/>
+                <w:sz w:val="21"/>
+              </w:rPr>
+              <w:t xml:space="preserve">系统供应链业务标准化运作机制</w:t>
+            </w:r>
+          </w:p>
+        </w:tc>
+      </w:tr>
+      <w:tr>
+        <w:trPr>
+          <w:gridAfter w:val="2"/>
+          <w:wAfter w:w="880" w:type="dxa"/>
+          <w:jc w:val="center"/>
+        </w:trPr>
+        <w:tc>
+          <w:tcPr>
+            <w:tcW w:w="695" w:type="dxa"/>
+            <w:tcBorders>
+              <w:top w:val="nil"/>
+              <w:left w:val="nil"/>
+              <w:bottom w:val="nil"/>
+              <w:right w:val="nil"/>
+            </w:tcBorders>
+            <w:tcMar>
+              <w:top w:w="0" w:type="dxa"/>
+              <w:left w:w="113" w:type="dxa"/>
+              <w:bottom w:w="0" w:type="dxa"/>
+              <w:right w:w="85" w:type="dxa"/>
+            </w:tcMar>
+            <w:vAlign w:val="center"/>
+          </w:tcPr>
+          <w:p>
+            <w:pPr>
+              <w:spacing w:line="240" w:lineRule="auto" w:before="0" w:after="0"/>
+              <w:rPr>
+                <w:rFonts w:ascii="Times New Roman" w:hAnsi="Times New Roman"/>
+                <w:sz w:val="21"/>
+              </w:rPr>
+            </w:pPr>
+          </w:p>
+        </w:tc>
+        <w:tc>
+          <w:tcPr>
+            <w:tcW w:w="4600" w:type="dxa"/>
+            <w:gridSpan w:val="4"/>
+            <w:tcBorders>
+              <w:top w:val="nil"/>
+              <w:left w:val="nil"/>
+              <w:bottom w:val="nil"/>
+              <w:right w:val="nil"/>
+            </w:tcBorders>
+            <w:tcMar>
+              <w:top w:w="0" w:type="dxa"/>
+              <w:left w:w="85" w:type="dxa"/>
+              <w:bottom w:w="0" w:type="dxa"/>
+              <w:right w:w="85" w:type="dxa"/>
+            </w:tcMar>
+            <w:vAlign w:val="center"/>
+          </w:tcPr>
+          <w:p>
+            <w:pPr>
+              <w:spacing w:line="240" w:lineRule="auto" w:before="0" w:after="0"/>
+              <w:rPr>
+                <w:rFonts w:ascii="Times New Roman" w:hAnsi="Times New Roman"/>
+                <w:sz w:val="21"/>
+              </w:rPr>
+            </w:pPr>
+            <w:r>
+              <w:rPr>
+                <w:rFonts w:ascii="Times New Roman" w:eastAsia="宋体" w:hAnsi="Times New Roman" w:cs="宋体"/>
+                <w:b/>
+                <w:bCs/>
+                <w:sz w:val="21"/>
+              </w:rPr>
+              <w:t xml:space="preserve">ERP</w:t>
+            </w:r>
+            <w:r>
+              <w:rPr>
+                <w:rFonts w:ascii="宋体" w:eastAsia="宋体" w:hAnsi="宋体" w:cs="宋体"/>
+                <w:b/>
+                <w:bCs/>
+                <w:sz w:val="21"/>
+              </w:rPr>
+              <w:t xml:space="preserve">供应链全流程模拟操作</w:t>
+            </w:r>
+          </w:p>
+        </w:tc>
+        <w:tc>
+          <w:tcPr>
+            <w:tcW w:w="2693" w:type="dxa"/>
+            <w:gridSpan w:val="2"/>
+            <w:tcBorders>
+              <w:top w:val="nil"/>
+              <w:left w:val="nil"/>
+              <w:bottom w:val="nil"/>
+              <w:right w:val="nil"/>
+            </w:tcBorders>
+            <w:vAlign w:val="center"/>
+          </w:tcPr>
+          <w:p>
+            <w:pPr>
+              <w:spacing w:line="240" w:lineRule="auto" w:before="0" w:after="0"/>
+              <w:rPr>
+                <w:rFonts w:ascii="Times New Roman" w:eastAsia="等线" w:hAnsi="Times New Roman"/>
+                <w:b/>
+                <w:bCs/>
+                <w:sz w:val="21"/>
+              </w:rPr>
+            </w:pPr>
+            <w:r>
+              <w:rPr>
+                <w:rFonts w:ascii="宋体" w:eastAsia="宋体" w:hAnsi="宋体" w:cs="宋体"/>
+                <w:b/>
+                <w:bCs/>
+                <w:sz w:val="21"/>
+              </w:rPr>
+              <w:t xml:space="preserve">课程实验・账套主管</w:t>
+            </w:r>
+          </w:p>
+        </w:tc>
+        <w:tc>
+          <w:tcPr>
+            <w:tcW w:w="2755" w:type="dxa"/>
+            <w:tcBorders>
+              <w:top w:val="nil"/>
+              <w:left w:val="nil"/>
+              <w:bottom w:val="nil"/>
+              <w:right w:val="nil"/>
+            </w:tcBorders>
+            <w:vAlign w:val="center"/>
+          </w:tcPr>
+          <w:p>
+            <w:pPr>
+              <w:spacing w:line="240" w:lineRule="auto" w:before="0" w:after="0"/>
+              <w:rPr>
+                <w:rFonts w:ascii="Times New Roman" w:eastAsia="等线" w:hAnsi="Times New Roman" w:hint="default"/>
+                <w:b/>
+                <w:bCs/>
+                <w:sz w:val="21"/>
+              </w:rPr>
+            </w:pPr>
+            <w:r>
+              <w:rPr>
+                <w:rFonts w:ascii="Times New Roman" w:eastAsia="宋体" w:hAnsi="Times New Roman" w:cs="宋体"/>
+                <w:b/>
+                <w:bCs/>
+                <w:sz w:val="21"/>
+              </w:rPr>
+              <w:t xml:space="preserve">2025.03-2025.07</w:t>
+            </w:r>
+          </w:p>
+        </w:tc>
+      </w:tr>
+      <w:tr>
+        <w:trPr>
+          <w:gridAfter w:val="2"/>
+          <w:wAfter w:w="880" w:type="dxa"/>
+          <w:jc w:val="center"/>
+        </w:trPr>
+        <w:tc>
+          <w:tcPr>
+            <w:tcW w:w="695" w:type="dxa"/>
+            <w:tcBorders>
+              <w:top w:val="nil"/>
+              <w:left w:val="nil"/>
+              <w:bottom w:val="nil"/>
+              <w:right w:val="nil"/>
+            </w:tcBorders>
+            <w:tcMar>
+              <w:top w:w="0" w:type="dxa"/>
+              <w:left w:w="113" w:type="dxa"/>
+              <w:bottom w:w="0" w:type="dxa"/>
+              <w:right w:w="85" w:type="dxa"/>
+            </w:tcMar>
+            <w:vAlign w:val="center"/>
+          </w:tcPr>
+          <w:p>
+            <w:pPr>
+              <w:spacing w:line="240" w:lineRule="auto" w:before="0" w:after="0"/>
+              <w:rPr>
+                <w:rFonts w:ascii="Times New Roman" w:hAnsi="Times New Roman"/>
+                <w:sz w:val="21"/>
+              </w:rPr>
+            </w:pPr>
+          </w:p>
+        </w:tc>
+        <w:tc>
+          <w:tcPr>
+            <w:tcW w:w="10048" w:type="dxa"/>
+            <w:gridSpan w:val="7"/>
+            <w:tcBorders>
+              <w:top w:val="nil"/>
+              <w:left w:val="nil"/>
+              <w:bottom w:val="nil"/>
+              <w:right w:val="nil"/>
+            </w:tcBorders>
+            <w:tcMar>
+              <w:top w:w="0" w:type="dxa"/>
+              <w:left w:w="85" w:type="dxa"/>
+              <w:bottom w:w="0" w:type="dxa"/>
+              <w:right w:w="85" w:type="dxa"/>
+            </w:tcMar>
+            <w:vAlign w:val="center"/>
+          </w:tcPr>
+          <w:p>
+            <w:pPr>
+              <w:numPr>
+                <w:ilvl w:val="0"/>
+                <w:numId w:val="9"/>
+              </w:numPr>
+              <w:spacing w:line="240" w:lineRule="auto" w:before="0" w:after="0"/>
+              <w:rPr>
+                <w:rFonts w:ascii="Times New Roman" w:eastAsia="宋体" w:hAnsi="Times New Roman" w:cs="宋体" w:hint="default"/>
+                <w:sz w:val="21"/>
+              </w:rPr>
+            </w:pPr>
+            <w:r>
+              <w:rPr>
+                <w:rFonts w:ascii="宋体" w:eastAsia="宋体" w:hAnsi="宋体" w:cs="宋体"/>
+                <w:sz w:val="21"/>
+              </w:rPr>
+              <w:t xml:space="preserve">以账套主管角色，以模拟箱包贸易企业为对象，独立完成采购订单→到货入库→销售订单→发货出库→库存调拨→盘点→存货核算→收付款凭证全流程实操</w:t>
+            </w:r>
+          </w:p>
+          <w:p>
+            <w:pPr>
+              <w:numPr>
+                <w:ilvl w:val="0"/>
+                <w:numId w:val="9"/>
+              </w:numPr>
+              <w:spacing w:line="240" w:lineRule="auto" w:before="0" w:after="0"/>
+              <w:rPr>
+                <w:rFonts w:ascii="Times New Roman" w:eastAsia="宋体" w:hAnsi="Times New Roman" w:cs="宋体" w:hint="default"/>
+                <w:sz w:val="21"/>
+              </w:rPr>
+            </w:pPr>
+            <w:r>
+              <w:rPr>
+                <w:rFonts w:ascii="宋体" w:eastAsia="宋体" w:hAnsi="宋体" w:cs="宋体"/>
+                <w:sz w:val="21"/>
+              </w:rPr>
+              <w:t xml:space="preserve">梳理采购、销售、库存等模块间的数据流转与单据关联逻辑，理解</w:t>
+            </w:r>
+            <w:r>
+              <w:rPr>
+                <w:rFonts w:ascii="Times New Roman" w:hAnsi="Times New Roman" w:hint="default"/>
+                <w:sz w:val="21"/>
+              </w:rPr>
+              <w:t xml:space="preserve">ERP</w:t>
+            </w:r>
+            <w:r>
+              <w:rPr>
+                <w:rFonts w:ascii="宋体" w:eastAsia="宋体" w:hAnsi="宋体" w:cs="宋体"/>
+                <w:sz w:val="21"/>
+              </w:rPr>
+              <w:t xml:space="preserve">系统供应链业务标准化运作机制</w:t>
             </w:r>
           </w:p>
         </w:tc>
@@ -2458,7 +2986,7 @@
           </w:tcPr>
           <w:p>
             <w:pPr>
-              <w:spacing w:line="275" w:lineRule="atLeast"/>
+              <w:spacing w:line="240" w:lineRule="auto" w:before="0" w:after="0"/>
             </w:pPr>
             <w:r>
               <w:rPr>
@@ -2475,6 +3003,7 @@
         <w:rPr>
           <w:vanish/>
         </w:rPr>
+        <w:spacing w:line="240" w:lineRule="auto" w:before="0" w:after="0"/>
       </w:pPr>
     </w:p>
     <w:p>
@@ -2483,6 +3012,7 @@
           <w:vanish/>
           <w:sz w:val="21"/>
         </w:rPr>
+        <w:spacing w:line="240" w:lineRule="auto" w:before="0" w:after="0"/>
       </w:pPr>
     </w:p>
     <w:tbl>
@@ -2526,7 +3056,7 @@
           </w:tcPr>
           <w:p>
             <w:pPr>
-              <w:spacing w:line="315" w:lineRule="atLeast"/>
+              <w:spacing w:line="240" w:lineRule="auto" w:before="0" w:after="0"/>
               <w:rPr>
                 <w:sz w:val="21"/>
               </w:rPr>
@@ -2552,7 +3082,7 @@
           </w:tcPr>
           <w:p>
             <w:pPr>
-              <w:spacing w:line="315" w:lineRule="atLeast"/>
+              <w:spacing w:line="240" w:lineRule="auto" w:before="0" w:after="0"/>
               <w:rPr>
                 <w:b/>
                 <w:bCs/>
@@ -2583,7 +3113,7 @@
           </w:tcPr>
           <w:p>
             <w:pPr>
-              <w:spacing w:line="315" w:lineRule="atLeast"/>
+              <w:spacing w:line="240" w:lineRule="auto" w:before="0" w:after="0"/>
               <w:rPr>
                 <w:b/>
                 <w:bCs/>
@@ -2614,7 +3144,7 @@
           </w:tcPr>
           <w:p>
             <w:pPr>
-              <w:spacing w:line="315" w:lineRule="atLeast"/>
+              <w:spacing w:line="240" w:lineRule="auto" w:before="0" w:after="0"/>
               <w:rPr>
                 <w:rFonts w:ascii="Times New Roman" w:eastAsia="等线" w:hAnsi="Times New Roman" w:hint="default"/>
                 <w:b/>
@@ -2624,7 +3154,7 @@
             </w:pPr>
             <w:r>
               <w:rPr>
-                <w:rFonts w:ascii="Times New Roman" w:eastAsia="宋体" w:hAnsi="Times New Roman" w:cs="宋体"/>
+                <w:rFonts w:ascii="宋体" w:eastAsia="宋体" w:hAnsi="宋体" w:cs="宋体"/>
                 <w:b/>
                 <w:bCs/>
                 <w:sz w:val="21"/>
@@ -2657,7 +3187,7 @@
           </w:tcPr>
           <w:p>
             <w:pPr>
-              <w:spacing w:line="315" w:lineRule="atLeast"/>
+              <w:spacing w:line="240" w:lineRule="auto" w:before="0" w:after="0"/>
               <w:rPr>
                 <w:rFonts w:ascii="Times New Roman" w:hAnsi="Times New Roman"/>
                 <w:sz w:val="21"/>
@@ -2689,7 +3219,7 @@
                 <w:ilvl w:val="0"/>
                 <w:numId w:val="6"/>
               </w:numPr>
-              <w:spacing w:line="315" w:lineRule="atLeast"/>
+              <w:spacing w:line="240" w:lineRule="auto" w:before="0" w:after="0"/>
               <w:rPr>
                 <w:rFonts w:ascii="Times New Roman" w:eastAsia="宋体" w:hAnsi="Times New Roman" w:cs="宋体" w:hint="default"/>
                 <w:sz w:val="21"/>
@@ -2698,6 +3228,8 @@
             <w:r>
               <w:rPr>
                 <w:rFonts w:ascii="宋体" w:eastAsia="宋体" w:hAnsi="宋体" w:cs="宋体"/>
+                <w:b/>
+                <w:bCs/>
                 <w:sz w:val="21"/>
               </w:rPr>
               <w:t xml:space="preserve">统筹</w:t>
@@ -2712,6 +3244,8 @@
             <w:r>
               <w:rPr>
                 <w:rFonts w:ascii="宋体" w:eastAsia="宋体" w:hAnsi="宋体" w:cs="宋体"/>
+                <w:b/>
+                <w:bCs/>
                 <w:sz w:val="21"/>
               </w:rPr>
               <w:t xml:space="preserve">份申报材料全流程管理，用</w:t>
@@ -2726,6 +3260,8 @@
             <w:r>
               <w:rPr>
                 <w:rFonts w:ascii="宋体" w:eastAsia="宋体" w:hAnsi="宋体" w:cs="宋体"/>
+                <w:b/>
+                <w:bCs/>
                 <w:sz w:val="21"/>
               </w:rPr>
               <w:t xml:space="preserve">搭建分类台账与三级校验机制，实现零差错提交</w:t>
@@ -2737,7 +3273,7 @@
                 <w:ilvl w:val="0"/>
                 <w:numId w:val="6"/>
               </w:numPr>
-              <w:spacing w:line="315" w:lineRule="atLeast"/>
+              <w:spacing w:line="240" w:lineRule="auto" w:before="0" w:after="0"/>
               <w:rPr>
                 <w:rFonts w:ascii="Times New Roman" w:eastAsia="宋体" w:hAnsi="Times New Roman" w:cs="宋体" w:hint="default"/>
                 <w:sz w:val="21"/>
@@ -2746,6 +3282,8 @@
             <w:r>
               <w:rPr>
                 <w:rFonts w:ascii="宋体" w:eastAsia="宋体" w:hAnsi="宋体" w:cs="宋体"/>
+                <w:b/>
+                <w:bCs/>
                 <w:sz w:val="21"/>
               </w:rPr>
               <w:t xml:space="preserve">跨部门同步项目进度，按月汇总执行数据，梳理并标准化审核报批流程，提升材料调取与协作效率</w:t>
@@ -2776,7 +3314,7 @@
           </w:tcPr>
           <w:p>
             <w:pPr>
-              <w:spacing w:line="315" w:lineRule="atLeast"/>
+              <w:spacing w:line="240" w:lineRule="auto" w:before="0" w:after="0"/>
               <w:rPr>
                 <w:sz w:val="21"/>
               </w:rPr>
@@ -2802,7 +3340,7 @@
           </w:tcPr>
           <w:p>
             <w:pPr>
-              <w:spacing w:line="315" w:lineRule="atLeast"/>
+              <w:spacing w:line="240" w:lineRule="auto" w:before="0" w:after="0"/>
               <w:rPr>
                 <w:b/>
                 <w:bCs/>
@@ -2833,7 +3371,7 @@
           </w:tcPr>
           <w:p>
             <w:pPr>
-              <w:spacing w:line="315" w:lineRule="atLeast"/>
+              <w:spacing w:line="240" w:lineRule="auto" w:before="0" w:after="0"/>
               <w:rPr>
                 <w:b/>
                 <w:bCs/>
@@ -2864,7 +3402,7 @@
           </w:tcPr>
           <w:p>
             <w:pPr>
-              <w:spacing w:line="315" w:lineRule="atLeast"/>
+              <w:spacing w:line="240" w:lineRule="auto" w:before="0" w:after="0"/>
               <w:rPr>
                 <w:rFonts w:ascii="Times New Roman" w:eastAsia="等线" w:hAnsi="Times New Roman" w:hint="default"/>
                 <w:b/>
@@ -2874,7 +3412,7 @@
             </w:pPr>
             <w:r>
               <w:rPr>
-                <w:rFonts w:ascii="Times New Roman" w:eastAsia="宋体" w:hAnsi="Times New Roman" w:cs="宋体"/>
+                <w:rFonts w:ascii="宋体" w:eastAsia="宋体" w:hAnsi="宋体" w:cs="宋体"/>
                 <w:b/>
                 <w:bCs/>
                 <w:sz w:val="21"/>
@@ -2907,7 +3445,7 @@
           </w:tcPr>
           <w:p>
             <w:pPr>
-              <w:spacing w:line="315" w:lineRule="atLeast"/>
+              <w:spacing w:line="240" w:lineRule="auto" w:before="0" w:after="0"/>
               <w:rPr>
                 <w:rFonts w:ascii="Times New Roman" w:hAnsi="Times New Roman"/>
                 <w:sz w:val="21"/>
@@ -2939,7 +3477,7 @@
                 <w:ilvl w:val="0"/>
                 <w:numId w:val="6"/>
               </w:numPr>
-              <w:spacing w:line="315" w:lineRule="atLeast"/>
+              <w:spacing w:line="240" w:lineRule="auto" w:before="0" w:after="0"/>
               <w:rPr>
                 <w:rFonts w:ascii="Times New Roman" w:eastAsia="宋体" w:hAnsi="Times New Roman" w:cs="宋体" w:hint="default"/>
                 <w:sz w:val="21"/>
@@ -2948,6 +3486,8 @@
             <w:r>
               <w:rPr>
                 <w:rFonts w:ascii="宋体" w:eastAsia="宋体" w:hAnsi="宋体" w:cs="宋体"/>
+                <w:b/>
+                <w:bCs/>
                 <w:sz w:val="21"/>
               </w:rPr>
               <w:t xml:space="preserve">落实数十种原辅料日盘与效期管理，按消耗规律安排解冻备货，降低物料损耗与缺货风险；根据销售节奏同步补货需求，保持库存账实一致，对应安全库存与需求波动管理</w:t>
@@ -2963,6 +3503,7 @@
           <w:vanish/>
           <w:sz w:val="21"/>
         </w:rPr>
+        <w:spacing w:line="240" w:lineRule="auto" w:before="0" w:after="0"/>
       </w:pPr>
     </w:p>
     <w:p>
@@ -2972,6 +3513,7 @@
           <w:vanish/>
           <w:sz w:val="21"/>
         </w:rPr>
+        <w:spacing w:line="240" w:lineRule="auto" w:before="0" w:after="0"/>
       </w:pPr>
     </w:p>
     <w:p>
@@ -2981,6 +3523,7 @@
           <w:vanish/>
           <w:sz w:val="21"/>
         </w:rPr>
+        <w:spacing w:line="240" w:lineRule="auto" w:before="0" w:after="0"/>
       </w:pPr>
     </w:p>
     <w:p>
@@ -2990,6 +3533,7 @@
           <w:vanish/>
           <w:sz w:val="2"/>
         </w:rPr>
+        <w:spacing w:line="240" w:lineRule="auto" w:before="0" w:after="0"/>
       </w:pPr>
     </w:p>
     <w:p>
@@ -2998,6 +3542,7 @@
           <w:rFonts w:ascii="Times New Roman" w:hAnsi="Times New Roman"/>
           <w:vanish/>
         </w:rPr>
+        <w:spacing w:line="240" w:lineRule="auto" w:before="0" w:after="0"/>
       </w:pPr>
     </w:p>
     <w:p>
@@ -3007,6 +3552,7 @@
           <w:vanish/>
           <w:sz w:val="21"/>
         </w:rPr>
+        <w:spacing w:line="240" w:lineRule="auto" w:before="0" w:after="0"/>
       </w:pPr>
     </w:p>
     <w:tbl>
@@ -3048,7 +3594,7 @@
           </w:tcPr>
           <w:p>
             <w:pPr>
-              <w:spacing w:before="63" w:after="42" w:line="275" w:lineRule="atLeast"/>
+              <w:spacing w:before="0" w:after="0" w:line="240" w:lineRule="auto"/>
               <w:rPr>
                 <w:rFonts w:ascii="Times New Roman" w:hAnsi="Times New Roman"/>
               </w:rPr>
@@ -3071,6 +3617,7 @@
           <w:rFonts w:ascii="Times New Roman" w:hAnsi="Times New Roman"/>
           <w:vanish/>
         </w:rPr>
+        <w:spacing w:line="240" w:lineRule="auto" w:before="0" w:after="0"/>
       </w:pPr>
     </w:p>
     <w:tbl>
@@ -3113,7 +3660,7 @@
           </w:tcPr>
           <w:p>
             <w:pPr>
-              <w:spacing w:before="63" w:after="21" w:line="210" w:lineRule="atLeast"/>
+              <w:spacing w:before="0" w:after="0" w:line="240" w:lineRule="auto"/>
               <w:rPr>
                 <w:rFonts w:ascii="Times New Roman" w:hAnsi="Times New Roman"/>
                 <w:sz w:val="21"/>
@@ -3140,7 +3687,7 @@
           </w:tcPr>
           <w:p>
             <w:pPr>
-              <w:spacing w:line="315" w:lineRule="atLeast"/>
+              <w:spacing w:line="240" w:lineRule="auto" w:before="0" w:after="0"/>
               <w:rPr>
                 <w:rFonts w:ascii="Times New Roman" w:eastAsia="宋体" w:hAnsi="Times New Roman" w:cs="宋体" w:hint="default"/>
                 <w:b/>
@@ -3160,6 +3707,8 @@
             <w:r>
               <w:rPr>
                 <w:rFonts w:ascii="宋体" w:eastAsia="宋体" w:hAnsi="宋体" w:cs="宋体"/>
+                <w:b/>
+                <w:bCs/>
                 <w:sz w:val="21"/>
               </w:rPr>
               <w:t xml:space="preserve">供应链建模（</w:t>
@@ -3174,6 +3723,8 @@
             <w:r>
               <w:rPr>
                 <w:rFonts w:ascii="宋体" w:eastAsia="宋体" w:hAnsi="宋体" w:cs="宋体"/>
+                <w:b/>
+                <w:bCs/>
                 <w:sz w:val="21"/>
               </w:rPr>
               <w:t xml:space="preserve">求解）、产能</w:t>
@@ -3188,6 +3739,8 @@
             <w:r>
               <w:rPr>
                 <w:rFonts w:ascii="宋体" w:eastAsia="宋体" w:hAnsi="宋体" w:cs="宋体"/>
+                <w:b/>
+                <w:bCs/>
                 <w:sz w:val="21"/>
               </w:rPr>
               <w:t xml:space="preserve">供需平衡思维、库存与效期管理</w:t>
@@ -3195,7 +3748,7 @@
           </w:p>
           <w:p>
             <w:pPr>
-              <w:spacing w:line="315" w:lineRule="atLeast"/>
+              <w:spacing w:line="240" w:lineRule="auto" w:before="0" w:after="0"/>
               <w:rPr>
                 <w:rFonts w:ascii="Times New Roman" w:eastAsia="宋体" w:hAnsi="Times New Roman" w:cs="宋体" w:hint="default"/>
                 <w:b/>
@@ -3222,6 +3775,8 @@
             <w:r>
               <w:rPr>
                 <w:rFonts w:ascii="宋体" w:eastAsia="宋体" w:hAnsi="宋体" w:cs="宋体"/>
+                <w:b/>
+                <w:bCs/>
                 <w:sz w:val="21"/>
               </w:rPr>
               <w:t xml:space="preserve">（</w:t>
@@ -3236,6 +3791,8 @@
             <w:r>
               <w:rPr>
                 <w:rFonts w:ascii="宋体" w:eastAsia="宋体" w:hAnsi="宋体" w:cs="宋体"/>
+                <w:b/>
+                <w:bCs/>
                 <w:sz w:val="21"/>
               </w:rPr>
               <w:t xml:space="preserve">、</w:t>
@@ -3250,6 +3807,8 @@
             <w:r>
               <w:rPr>
                 <w:rFonts w:ascii="宋体" w:eastAsia="宋体" w:hAnsi="宋体" w:cs="宋体"/>
+                <w:b/>
+                <w:bCs/>
                 <w:sz w:val="21"/>
               </w:rPr>
               <w:t xml:space="preserve">）、</w:t>
@@ -3264,6 +3823,8 @@
             <w:r>
               <w:rPr>
                 <w:rFonts w:ascii="宋体" w:eastAsia="宋体" w:hAnsi="宋体" w:cs="宋体"/>
+                <w:b/>
+                <w:bCs/>
                 <w:sz w:val="21"/>
               </w:rPr>
               <w:t xml:space="preserve">、</w:t>
@@ -3278,6 +3839,8 @@
             <w:r>
               <w:rPr>
                 <w:rFonts w:ascii="宋体" w:eastAsia="宋体" w:hAnsi="宋体" w:cs="宋体"/>
+                <w:b/>
+                <w:bCs/>
                 <w:sz w:val="21"/>
               </w:rPr>
               <w:t xml:space="preserve">、</w:t>
@@ -3292,6 +3855,8 @@
             <w:r>
               <w:rPr>
                 <w:rFonts w:ascii="宋体" w:eastAsia="宋体" w:hAnsi="宋体" w:cs="宋体"/>
+                <w:b/>
+                <w:bCs/>
                 <w:sz w:val="21"/>
               </w:rPr>
               <w:t xml:space="preserve">（透视表</w:t>
@@ -3306,6 +3871,8 @@
             <w:r>
               <w:rPr>
                 <w:rFonts w:ascii="宋体" w:eastAsia="宋体" w:hAnsi="宋体" w:cs="宋体"/>
+                <w:b/>
+                <w:bCs/>
                 <w:sz w:val="21"/>
               </w:rPr>
               <w:t xml:space="preserve">图表可视化）</w:t>
@@ -3313,7 +3880,7 @@
           </w:p>
           <w:p>
             <w:pPr>
-              <w:spacing w:line="315" w:lineRule="atLeast"/>
+              <w:spacing w:line="240" w:lineRule="auto" w:before="0" w:after="0"/>
               <w:rPr>
                 <w:rFonts w:ascii="Times New Roman" w:eastAsia="宋体" w:hAnsi="Times New Roman" w:cs="宋体" w:hint="default"/>
                 <w:b/>
@@ -3323,7 +3890,7 @@
             </w:pPr>
             <w:r>
               <w:rPr>
-                <w:rFonts w:ascii="Times New Roman" w:eastAsia="宋体" w:hAnsi="Times New Roman" w:cs="宋体"/>
+                <w:rFonts w:ascii="宋体" w:eastAsia="宋体" w:hAnsi="宋体" w:cs="宋体"/>
                 <w:b/>
                 <w:bCs/>
                 <w:sz w:val="21"/>
@@ -3342,6 +3909,8 @@
             <w:r>
               <w:rPr>
                 <w:rFonts w:ascii="宋体" w:eastAsia="宋体" w:hAnsi="宋体" w:cs="宋体"/>
+                <w:b/>
+                <w:bCs/>
                 <w:sz w:val="21"/>
               </w:rPr>
               <w:t xml:space="preserve">用友</w:t>
@@ -3356,6 +3925,8 @@
             <w:r>
               <w:rPr>
                 <w:rFonts w:ascii="宋体" w:eastAsia="宋体" w:hAnsi="宋体" w:cs="宋体"/>
+                <w:b/>
+                <w:bCs/>
                 <w:sz w:val="21"/>
               </w:rPr>
               <w:t xml:space="preserve">（采购</w:t>
@@ -3370,6 +3941,8 @@
             <w:r>
               <w:rPr>
                 <w:rFonts w:ascii="宋体" w:eastAsia="宋体" w:hAnsi="宋体" w:cs="宋体"/>
+                <w:b/>
+                <w:bCs/>
                 <w:sz w:val="21"/>
               </w:rPr>
               <w:t xml:space="preserve">销售</w:t>
@@ -3384,6 +3957,8 @@
             <w:r>
               <w:rPr>
                 <w:rFonts w:ascii="宋体" w:eastAsia="宋体" w:hAnsi="宋体" w:cs="宋体"/>
+                <w:b/>
+                <w:bCs/>
                 <w:sz w:val="21"/>
               </w:rPr>
               <w:t xml:space="preserve">库存</w:t>
@@ -3398,6 +3973,8 @@
             <w:r>
               <w:rPr>
                 <w:rFonts w:ascii="宋体" w:eastAsia="宋体" w:hAnsi="宋体" w:cs="宋体"/>
+                <w:b/>
+                <w:bCs/>
                 <w:sz w:val="21"/>
               </w:rPr>
               <w:t xml:space="preserve">核算全流程）</w:t>
@@ -3405,7 +3982,7 @@
           </w:p>
           <w:p>
             <w:pPr>
-              <w:spacing w:line="315" w:lineRule="atLeast"/>
+              <w:spacing w:line="240" w:lineRule="auto" w:before="0" w:after="0"/>
               <w:rPr>
                 <w:rFonts w:ascii="Times New Roman" w:eastAsia="宋体" w:hAnsi="Times New Roman" w:cs="宋体" w:hint="default"/>
                 <w:b/>
@@ -3432,6 +4009,8 @@
             <w:r>
               <w:rPr>
                 <w:rFonts w:ascii="宋体" w:eastAsia="宋体" w:hAnsi="宋体" w:cs="宋体"/>
+                <w:b/>
+                <w:bCs/>
                 <w:sz w:val="21"/>
               </w:rPr>
               <w:t xml:space="preserve">，可阅读英文专业资料与基础商务沟通</w:t>
@@ -3439,7 +4018,7 @@
           </w:p>
           <w:p>
             <w:pPr>
-              <w:spacing w:line="315" w:lineRule="atLeast"/>
+              <w:spacing w:line="240" w:lineRule="auto" w:before="0" w:after="0"/>
               <w:rPr>
                 <w:rFonts w:ascii="Times New Roman" w:eastAsia="宋体" w:hAnsi="Times New Roman" w:cs="宋体" w:hint="default"/>
                 <w:b/>
@@ -3459,6 +4038,8 @@
             <w:r>
               <w:rPr>
                 <w:rFonts w:ascii="宋体" w:eastAsia="宋体" w:hAnsi="宋体" w:cs="宋体"/>
+                <w:b/>
+                <w:bCs/>
                 <w:sz w:val="21"/>
               </w:rPr>
               <w:t xml:space="preserve">流程梳理与标准化、跨部门对接、台账搭建与文档归档</w:t>
@@ -3473,6 +4054,7 @@
           <w:vanish/>
           <w:sz w:val="21"/>
         </w:rPr>
+        <w:spacing w:line="240" w:lineRule="auto" w:before="0" w:after="0"/>
       </w:pPr>
     </w:p>
     <w:sectPr>

--- a/docs/files/f13_文雪_比亚迪_计划专员（产能规划、供需平衡-电控济南）.docx
+++ b/docs/files/f13_文雪_比亚迪_计划专员（产能规划、供需平衡-电控济南）.docx
@@ -9,7 +9,7 @@
           <w:rFonts w:hint="default"/>
           <w:vanish/>
         </w:rPr>
-        <w:spacing w:line="240" w:lineRule="auto" w:before="0" w:after="0"/>
+        <w:spacing w:line="290" w:lineRule="atLeast" w:before="0" w:after="0"/>
       </w:pPr>
     </w:p>
     <w:tbl>
@@ -25,8 +25,7 @@
         <w:tblLook w:val="0000" w:firstRow="0" w:lastRow="0" w:firstColumn="0" w:lastColumn="0" w:noHBand="0" w:noVBand="0"/>
       </w:tblPr>
       <w:tblGrid>
-        <w:gridCol w:w="3673"/>
-        <w:gridCol w:w="5868"/>
+        <w:gridCol w:w="9541"/>
         <w:gridCol w:w="1203"/>
       </w:tblGrid>
       <w:tr>
@@ -37,7 +36,6 @@
         <w:tc>
           <w:tcPr>
             <w:tcW w:w="9541" w:type="dxa"/>
-            <w:gridSpan w:val="2"/>
             <w:tcBorders>
               <w:top w:val="nil"/>
               <w:left w:val="nil"/>
@@ -54,7 +52,7 @@
           </w:tcPr>
           <w:p>
             <w:pPr>
-              <w:spacing w:line="240" w:lineRule="auto" w:before="0" w:after="0"/>
+              <w:spacing w:line="290" w:lineRule="atLeast" w:before="0" w:after="0"/>
               <w:rPr>
                 <w:rFonts w:ascii="宋体" w:eastAsia="宋体" w:hAnsi="宋体"/>
                 <w:b/>
@@ -95,13 +93,13 @@
               <w:rPr>
                 <w:rFonts w:hint="default"/>
               </w:rPr>
-              <w:spacing w:line="240" w:lineRule="auto" w:before="0" w:after="0"/>
+              <w:spacing w:line="290" w:lineRule="atLeast" w:before="0" w:after="0"/>
             </w:pPr>
             <w:r>
               <w:rPr>
                 <w:noProof/>
               </w:rPr>
-              <w:pict w14:anchorId="66D4D0FE">
+              <w:pict w14:anchorId="7207AFA7">
                 <v:shapetype id="_x0000_t75" coordsize="21600,21600" o:spt="75" o:preferrelative="t" path="m@4@5l@4@11@9@11@9@5xe" filled="f" stroked="f">
                   <v:stroke joinstyle="miter"/>
                   <v:formulas>
@@ -134,16 +132,9 @@
           <w:trHeight w:val="430"/>
           <w:jc w:val="center"/>
         </w:trPr>
-      </w:tr>
-      <w:tr>
-        <w:trPr>
-          <w:trHeight w:val="423"/>
-          <w:jc w:val="center"/>
-        </w:trPr>
         <w:tc>
           <w:tcPr>
             <w:tcW w:w="9541" w:type="dxa"/>
-            <w:gridSpan w:val="2"/>
             <w:tcBorders>
               <w:top w:val="nil"/>
               <w:left w:val="nil"/>
@@ -160,55 +151,78 @@
           </w:tcPr>
           <w:p>
             <w:pPr>
-              <w:spacing w:line="240" w:lineRule="auto" w:before="0" w:after="0"/>
-              <w:rPr>
-                <w:b/>
-                <w:bCs/>
+              <w:spacing w:line="290" w:lineRule="atLeast" w:before="0" w:after="0"/>
+              <w:rPr>
+                <w:rFonts w:eastAsia="等线"/>
                 <w:sz w:val="21"/>
               </w:rPr>
             </w:pPr>
             <w:r>
               <w:rPr>
-                <w:rFonts w:ascii="宋体" w:eastAsia="宋体" w:hAnsi="宋体" w:cs="宋体"/>
-                <w:b/>
-                <w:bCs/>
-                <w:sz w:val="21"/>
-              </w:rPr>
-              <w:t xml:space="preserve">求职意向：</w:t>
-            </w:r>
-            <w:r>
-              <w:rPr>
-                <w:rFonts w:ascii="宋体" w:eastAsia="宋体" w:hAnsi="宋体" w:cs="宋体"/>
-                <w:b/>
-                <w:bCs/>
+                <w:rFonts w:ascii="Times New Roman" w:hAnsi="Times New Roman" w:hint="default"/>
+                <w:sz w:val="21"/>
+              </w:rPr>
+              <w:t>18658249341</w:t>
+            </w:r>
+            <w:r>
+              <w:rPr>
+                <w:rFonts w:eastAsia="等线"/>
                 <w:sz w:val="21"/>
               </w:rPr>
               <w:t xml:space="preserve"> </w:t>
             </w:r>
             <w:r>
               <w:rPr>
-                <w:rFonts w:ascii="宋体" w:eastAsia="宋体" w:hAnsi="宋体" w:cs="宋体"/>
-                <w:b/>
-                <w:bCs/>
-                <w:sz w:val="21"/>
-              </w:rPr>
-              <w:t xml:space="preserve">供应链计划</w:t>
-            </w:r>
-            <w:r>
-              <w:rPr>
-                <w:rFonts w:ascii="Times New Roman" w:hAnsi="Times New Roman" w:hint="default"/>
-                <w:sz w:val="21"/>
-              </w:rPr>
-              <w:t xml:space="preserve"> / </w:t>
-            </w:r>
-            <w:r>
-              <w:rPr>
-                <w:rFonts w:ascii="宋体" w:eastAsia="宋体" w:hAnsi="宋体" w:cs="宋体"/>
-                <w:b/>
-                <w:bCs/>
-                <w:sz w:val="21"/>
-              </w:rPr>
-              <w:t xml:space="preserve">生产计划（产能规划、供需平衡）</w:t>
+                <w:rFonts w:ascii="宋体" w:eastAsia="宋体" w:hAnsi="宋体"/>
+                <w:sz w:val="21"/>
+              </w:rPr>
+              <w:t xml:space="preserve"> </w:t>
+            </w:r>
+            <w:r>
+              <w:rPr>
+                <w:rFonts w:ascii="宋体" w:eastAsia="宋体" w:hAnsi="宋体"/>
+                <w:b/>
+                <w:bCs/>
+                <w:sz w:val="21"/>
+              </w:rPr>
+              <w:t>|</w:t>
+            </w:r>
+            <w:r>
+              <w:rPr>
+                <w:rFonts w:eastAsia="等线"/>
+                <w:sz w:val="21"/>
+              </w:rPr>
+              <w:t xml:space="preserve">  </w:t>
+            </w:r>
+            <w:r>
+              <w:rPr>
+                <w:rFonts w:ascii="Times New Roman" w:hAnsi="Times New Roman"/>
+                <w:sz w:val="21"/>
+              </w:rPr>
+              <w:t>2631217547@qq.com</w:t>
+            </w:r>
+            <w:r>
+              <w:rPr>
+                <w:rFonts w:ascii="Times New Roman" w:eastAsia="等线" w:hAnsi="Times New Roman"/>
+                <w:sz w:val="21"/>
+              </w:rPr>
+              <w:t xml:space="preserve">  </w:t>
+            </w:r>
+            <w:r>
+              <w:rPr>
+                <w:rFonts w:ascii="宋体" w:eastAsia="宋体" w:hAnsi="宋体"/>
+                <w:b/>
+                <w:bCs/>
+                <w:sz w:val="21"/>
+              </w:rPr>
+              <w:t>|</w:t>
+            </w:r>
+            <w:r>
+              <w:rPr>
+                <w:rFonts w:ascii="宋体" w:eastAsia="宋体" w:hAnsi="宋体"/>
+                <w:sz w:val="21"/>
+              </w:rPr>
+              <w:t xml:space="preserve">  济南</w:t>
             </w:r>
           </w:p>
         </w:tc>
@@ -222,7 +236,94 @@
               <w:rPr>
                 <w:sz w:val="21"/>
               </w:rPr>
-              <w:spacing w:line="240" w:lineRule="auto" w:before="0" w:after="0"/>
+              <w:spacing w:line="290" w:lineRule="atLeast" w:before="0" w:after="0"/>
+            </w:pPr>
+          </w:p>
+        </w:tc>
+      </w:tr>
+      <w:tr>
+        <w:trPr>
+          <w:trHeight w:val="423"/>
+          <w:jc w:val="center"/>
+        </w:trPr>
+        <w:tc>
+          <w:tcPr>
+            <w:tcW w:w="9541" w:type="dxa"/>
+            <w:tcBorders>
+              <w:top w:val="nil"/>
+              <w:left w:val="nil"/>
+              <w:bottom w:val="nil"/>
+              <w:right w:val="nil"/>
+            </w:tcBorders>
+            <w:tcMar>
+              <w:top w:w="0" w:type="dxa"/>
+              <w:left w:w="227" w:type="dxa"/>
+              <w:bottom w:w="0" w:type="dxa"/>
+              <w:right w:w="85" w:type="dxa"/>
+            </w:tcMar>
+            <w:vAlign w:val="center"/>
+          </w:tcPr>
+          <w:p>
+            <w:pPr>
+              <w:spacing w:line="290" w:lineRule="atLeast" w:before="0" w:after="0"/>
+              <w:rPr>
+                <w:b/>
+                <w:bCs/>
+                <w:sz w:val="21"/>
+              </w:rPr>
+            </w:pPr>
+            <w:r>
+              <w:rPr>
+                <w:rFonts w:ascii="Times New Roman" w:eastAsia="宋体" w:hAnsi="Times New Roman" w:cs="宋体"/>
+                <w:b/>
+                <w:bCs/>
+                <w:sz w:val="21"/>
+              </w:rPr>
+              <w:t xml:space="preserve">求职意向：</w:t>
+            </w:r>
+            <w:r>
+              <w:rPr>
+                <w:rFonts w:ascii="Times New Roman" w:eastAsia="宋体" w:hAnsi="Times New Roman" w:cs="宋体"/>
+                <w:b/>
+                <w:bCs/>
+                <w:sz w:val="21"/>
+              </w:rPr>
+              <w:t xml:space="preserve"> </w:t>
+            </w:r>
+            <w:r>
+              <w:rPr>
+                <w:rFonts w:ascii="Times New Roman" w:eastAsia="宋体" w:hAnsi="Times New Roman" w:cs="宋体"/>
+                <w:sz w:val="21"/>
+              </w:rPr>
+              <w:t xml:space="preserve">供应链计划</w:t>
+            </w:r>
+            <w:r>
+              <w:rPr>
+                <w:rFonts w:eastAsia="宋体" w:ascii="Times New Roman" w:hAnsi="Times New Roman"/>
+                <w:sz w:val="21"/>
+              </w:rPr>
+              <w:t xml:space="preserve"> / </w:t>
+            </w:r>
+            <w:r>
+              <w:rPr>
+                <w:rFonts w:ascii="Times New Roman" w:eastAsia="宋体" w:hAnsi="Times New Roman" w:cs="宋体"/>
+                <w:sz w:val="21"/>
+              </w:rPr>
+              <w:t xml:space="preserve">生产计划（产能规划、供需平衡）</w:t>
+            </w:r>
+          </w:p>
+        </w:tc>
+        <w:tc>
+          <w:tcPr>
+            <w:tcW w:w="1203" w:type="dxa"/>
+            <w:shd w:val="clear" w:color="auto" w:fill="FFFFFF"/>
+          </w:tcPr>
+          <w:p>
+            <w:pPr>
+              <w:rPr>
+                <w:sz w:val="21"/>
+              </w:rPr>
+              <w:spacing w:line="290" w:lineRule="atLeast" w:before="0" w:after="0"/>
             </w:pPr>
           </w:p>
         </w:tc>
@@ -235,7 +336,7 @@
         <w:tc>
           <w:tcPr>
             <w:tcW w:w="10744" w:type="dxa"/>
-            <w:gridSpan w:val="3"/>
+            <w:gridSpan w:val="2"/>
             <w:tcBorders>
               <w:top w:val="nil"/>
               <w:left w:val="nil"/>
@@ -251,7 +352,7 @@
           </w:tcPr>
           <w:p>
             <w:pPr>
-              <w:spacing w:line="240" w:lineRule="auto" w:before="0" w:after="0"/>
+              <w:spacing w:line="290" w:lineRule="atLeast" w:before="0" w:after="0"/>
               <w:rPr>
                 <w:b/>
                 <w:bCs/>
@@ -260,7 +361,7 @@
             </w:pPr>
             <w:r>
               <w:rPr>
-                <w:rFonts w:ascii="宋体" w:eastAsia="宋体" w:hAnsi="宋体" w:cs="宋体"/>
+                <w:rFonts w:ascii="Times New Roman" w:eastAsia="宋体" w:hAnsi="Times New Roman" w:cs="宋体"/>
                 <w:b/>
                 <w:bCs/>
                 <w:sz w:val="21"/>
@@ -269,249 +370,217 @@
             </w:r>
             <w:r>
               <w:rPr>
-                <w:rFonts w:ascii="宋体" w:eastAsia="宋体" w:hAnsi="宋体" w:cs="宋体"/>
-                <w:b/>
-                <w:bCs/>
+                <w:rFonts w:ascii="Times New Roman" w:eastAsia="宋体" w:hAnsi="Times New Roman" w:cs="宋体"/>
                 <w:sz w:val="21"/>
               </w:rPr>
               <w:t xml:space="preserve">供需平衡建模：独立构建选址</w:t>
             </w:r>
             <w:r>
               <w:rPr>
-                <w:rFonts w:ascii="Times New Roman" w:hAnsi="Times New Roman" w:hint="default"/>
+                <w:rFonts w:eastAsia="宋体" w:ascii="Times New Roman" w:hAnsi="Times New Roman"/>
                 <w:sz w:val="21"/>
               </w:rPr>
               <w:t xml:space="preserve">-</w:t>
             </w:r>
             <w:r>
               <w:rPr>
-                <w:rFonts w:ascii="宋体" w:eastAsia="宋体" w:hAnsi="宋体" w:cs="宋体"/>
-                <w:b/>
-                <w:bCs/>
+                <w:rFonts w:ascii="Times New Roman" w:eastAsia="宋体" w:hAnsi="Times New Roman" w:cs="宋体"/>
                 <w:sz w:val="21"/>
               </w:rPr>
               <w:t xml:space="preserve">路径双层优化模型，将服务半径、电梯等待等约束纳入目标函数并用</w:t>
             </w:r>
             <w:r>
               <w:rPr>
-                <w:rFonts w:ascii="Times New Roman" w:hAnsi="Times New Roman" w:hint="default"/>
-                <w:sz w:val="21"/>
-              </w:rPr>
-              <w:t xml:space="preserve"> Python </w:t>
-            </w:r>
-            <w:r>
-              <w:rPr>
-                <w:rFonts w:ascii="宋体" w:eastAsia="宋体" w:hAnsi="宋体" w:cs="宋体"/>
-                <w:b/>
-                <w:bCs/>
+                <w:rFonts w:eastAsia="宋体" w:ascii="Times New Roman" w:hAnsi="Times New Roman"/>
+                <w:sz w:val="21"/>
+              </w:rPr>
+              <w:t xml:space="preserve">Python</w:t>
+            </w:r>
+            <w:r>
+              <w:rPr>
+                <w:rFonts w:ascii="Times New Roman" w:eastAsia="宋体" w:hAnsi="Times New Roman" w:cs="宋体"/>
                 <w:sz w:val="21"/>
               </w:rPr>
               <w:t xml:space="preserve">求解，测算总成本降低</w:t>
             </w:r>
             <w:r>
               <w:rPr>
-                <w:rFonts w:ascii="Times New Roman" w:hAnsi="Times New Roman" w:hint="default"/>
-                <w:sz w:val="21"/>
-              </w:rPr>
-              <w:t xml:space="preserve"> 18.7%</w:t>
-            </w:r>
-            <w:r>
-              <w:rPr>
-                <w:rFonts w:ascii="宋体" w:eastAsia="宋体" w:hAnsi="宋体" w:cs="宋体"/>
-                <w:b/>
-                <w:bCs/>
+                <w:rFonts w:eastAsia="宋体" w:ascii="Times New Roman" w:hAnsi="Times New Roman"/>
+                <w:sz w:val="21"/>
+              </w:rPr>
+              <w:t xml:space="preserve">18.7%</w:t>
+            </w:r>
+            <w:r>
+              <w:rPr>
+                <w:rFonts w:ascii="Times New Roman" w:eastAsia="宋体" w:hAnsi="Times New Roman" w:cs="宋体"/>
                 <w:sz w:val="21"/>
               </w:rPr>
               <w:t xml:space="preserve">、配送时长缩短</w:t>
             </w:r>
             <w:r>
               <w:rPr>
-                <w:rFonts w:ascii="Times New Roman" w:hAnsi="Times New Roman" w:hint="default"/>
-                <w:sz w:val="21"/>
-              </w:rPr>
-              <w:t xml:space="preserve"> 22.3%</w:t>
-            </w:r>
-            <w:r>
-              <w:rPr>
-                <w:rFonts w:ascii="宋体" w:eastAsia="宋体" w:hAnsi="宋体" w:cs="宋体"/>
-                <w:b/>
-                <w:bCs/>
+                <w:rFonts w:eastAsia="宋体" w:ascii="Times New Roman" w:hAnsi="Times New Roman"/>
+                <w:sz w:val="21"/>
+              </w:rPr>
+              <w:t xml:space="preserve">22.3%</w:t>
+            </w:r>
+            <w:r>
+              <w:rPr>
+                <w:rFonts w:ascii="Times New Roman" w:eastAsia="宋体" w:hAnsi="Times New Roman" w:cs="宋体"/>
                 <w:sz w:val="21"/>
               </w:rPr>
               <w:t xml:space="preserve">，具备产能</w:t>
             </w:r>
             <w:r>
               <w:rPr>
-                <w:rFonts w:ascii="Times New Roman" w:hAnsi="Times New Roman" w:hint="default"/>
+                <w:rFonts w:eastAsia="宋体" w:ascii="Times New Roman" w:hAnsi="Times New Roman"/>
                 <w:sz w:val="21"/>
               </w:rPr>
               <w:t xml:space="preserve">-</w:t>
             </w:r>
             <w:r>
               <w:rPr>
-                <w:rFonts w:ascii="宋体" w:eastAsia="宋体" w:hAnsi="宋体" w:cs="宋体"/>
-                <w:b/>
-                <w:bCs/>
+                <w:rFonts w:ascii="Times New Roman" w:eastAsia="宋体" w:hAnsi="Times New Roman" w:cs="宋体"/>
                 <w:sz w:val="21"/>
               </w:rPr>
               <w:t xml:space="preserve">需求平衡的优化思维；数据驱动：掌握</w:t>
             </w:r>
             <w:r>
               <w:rPr>
-                <w:rFonts w:ascii="Times New Roman" w:hAnsi="Times New Roman" w:hint="default"/>
-                <w:sz w:val="21"/>
-              </w:rPr>
-              <w:t xml:space="preserve"> Python/R/SPSS</w:t>
-            </w:r>
-            <w:r>
-              <w:rPr>
-                <w:rFonts w:ascii="宋体" w:eastAsia="宋体" w:hAnsi="宋体" w:cs="宋体"/>
-                <w:b/>
-                <w:bCs/>
+                <w:rFonts w:eastAsia="宋体" w:ascii="Times New Roman" w:hAnsi="Times New Roman"/>
+                <w:sz w:val="21"/>
+              </w:rPr>
+              <w:t xml:space="preserve">Python/R/SPSS</w:t>
+            </w:r>
+            <w:r>
+              <w:rPr>
+                <w:rFonts w:ascii="Times New Roman" w:eastAsia="宋体" w:hAnsi="Times New Roman" w:cs="宋体"/>
                 <w:sz w:val="21"/>
               </w:rPr>
               <w:t xml:space="preserve">，累计处理</w:t>
             </w:r>
             <w:r>
               <w:rPr>
-                <w:rFonts w:ascii="Times New Roman" w:hAnsi="Times New Roman" w:hint="default"/>
-                <w:sz w:val="21"/>
-              </w:rPr>
-              <w:t xml:space="preserve"> 4.5</w:t>
-            </w:r>
-            <w:r>
-              <w:rPr>
-                <w:rFonts w:ascii="宋体" w:eastAsia="宋体" w:hAnsi="宋体" w:cs="宋体"/>
-                <w:b/>
-                <w:bCs/>
+                <w:rFonts w:eastAsia="宋体" w:ascii="Times New Roman" w:hAnsi="Times New Roman"/>
+                <w:sz w:val="21"/>
+              </w:rPr>
+              <w:t xml:space="preserve">4.5</w:t>
+            </w:r>
+            <w:r>
+              <w:rPr>
+                <w:rFonts w:ascii="Times New Roman" w:eastAsia="宋体" w:hAnsi="Times New Roman" w:cs="宋体"/>
                 <w:sz w:val="21"/>
               </w:rPr>
               <w:t xml:space="preserve">万</w:t>
             </w:r>
             <w:r>
               <w:rPr>
-                <w:rFonts w:ascii="Times New Roman" w:hAnsi="Times New Roman" w:hint="default"/>
+                <w:rFonts w:eastAsia="宋体" w:ascii="Times New Roman" w:hAnsi="Times New Roman"/>
                 <w:sz w:val="21"/>
               </w:rPr>
               <w:t xml:space="preserve">+</w:t>
             </w:r>
             <w:r>
               <w:rPr>
-                <w:rFonts w:ascii="宋体" w:eastAsia="宋体" w:hAnsi="宋体" w:cs="宋体"/>
-                <w:b/>
-                <w:bCs/>
+                <w:rFonts w:ascii="Times New Roman" w:eastAsia="宋体" w:hAnsi="Times New Roman" w:cs="宋体"/>
                 <w:sz w:val="21"/>
               </w:rPr>
               <w:t xml:space="preserve">条业务数据与</w:t>
             </w:r>
             <w:r>
               <w:rPr>
-                <w:rFonts w:ascii="Times New Roman" w:hAnsi="Times New Roman" w:hint="default"/>
-                <w:sz w:val="21"/>
-              </w:rPr>
-              <w:t xml:space="preserve"> 328 </w:t>
-            </w:r>
-            <w:r>
-              <w:rPr>
-                <w:rFonts w:ascii="宋体" w:eastAsia="宋体" w:hAnsi="宋体" w:cs="宋体"/>
-                <w:b/>
-                <w:bCs/>
+                <w:rFonts w:eastAsia="宋体" w:ascii="Times New Roman" w:hAnsi="Times New Roman"/>
+                <w:sz w:val="21"/>
+              </w:rPr>
+              <w:t xml:space="preserve">328</w:t>
+            </w:r>
+            <w:r>
+              <w:rPr>
+                <w:rFonts w:ascii="Times New Roman" w:eastAsia="宋体" w:hAnsi="Times New Roman" w:cs="宋体"/>
                 <w:sz w:val="21"/>
               </w:rPr>
               <w:t xml:space="preserve">份问卷，能独立完成清洗→建模→可视化→结论输出全流程，数据敏感度高；库存与物料计划：瑞幸门店数十种原辅料盘点</w:t>
             </w:r>
             <w:r>
               <w:rPr>
-                <w:rFonts w:ascii="Times New Roman" w:hAnsi="Times New Roman" w:hint="default"/>
+                <w:rFonts w:eastAsia="宋体" w:ascii="Times New Roman" w:hAnsi="Times New Roman"/>
                 <w:sz w:val="21"/>
               </w:rPr>
               <w:t xml:space="preserve">/</w:t>
             </w:r>
             <w:r>
               <w:rPr>
-                <w:rFonts w:ascii="宋体" w:eastAsia="宋体" w:hAnsi="宋体" w:cs="宋体"/>
-                <w:b/>
-                <w:bCs/>
+                <w:rFonts w:ascii="Times New Roman" w:eastAsia="宋体" w:hAnsi="Times New Roman" w:cs="宋体"/>
                 <w:sz w:val="21"/>
               </w:rPr>
               <w:t xml:space="preserve">效期</w:t>
             </w:r>
             <w:r>
               <w:rPr>
-                <w:rFonts w:ascii="Times New Roman" w:hAnsi="Times New Roman" w:hint="default"/>
+                <w:rFonts w:eastAsia="宋体" w:ascii="Times New Roman" w:hAnsi="Times New Roman"/>
                 <w:sz w:val="21"/>
               </w:rPr>
               <w:t xml:space="preserve">/</w:t>
             </w:r>
             <w:r>
               <w:rPr>
-                <w:rFonts w:ascii="宋体" w:eastAsia="宋体" w:hAnsi="宋体" w:cs="宋体"/>
-                <w:b/>
-                <w:bCs/>
+                <w:rFonts w:ascii="Times New Roman" w:eastAsia="宋体" w:hAnsi="Times New Roman" w:cs="宋体"/>
                 <w:sz w:val="21"/>
               </w:rPr>
               <w:t xml:space="preserve">补货管理经验，用友</w:t>
             </w:r>
             <w:r>
               <w:rPr>
-                <w:rFonts w:ascii="Times New Roman" w:hAnsi="Times New Roman" w:hint="default"/>
-                <w:sz w:val="21"/>
-              </w:rPr>
-              <w:t xml:space="preserve">U8+ </w:t>
-            </w:r>
-            <w:r>
-              <w:rPr>
-                <w:rFonts w:ascii="宋体" w:eastAsia="宋体" w:hAnsi="宋体" w:cs="宋体"/>
-                <w:b/>
-                <w:bCs/>
+                <w:rFonts w:eastAsia="宋体" w:ascii="Times New Roman" w:hAnsi="Times New Roman"/>
+                <w:sz w:val="21"/>
+              </w:rPr>
+              <w:t xml:space="preserve">U8+</w:t>
+            </w:r>
+            <w:r>
+              <w:rPr>
+                <w:rFonts w:ascii="Times New Roman" w:eastAsia="宋体" w:hAnsi="Times New Roman" w:cs="宋体"/>
                 <w:sz w:val="21"/>
               </w:rPr>
               <w:t xml:space="preserve">采购→核算全流程实操，理解安全库存与需求波动逻辑；流程改进：项目助理阶段统筹</w:t>
             </w:r>
             <w:r>
               <w:rPr>
-                <w:rFonts w:ascii="Times New Roman" w:hAnsi="Times New Roman" w:hint="default"/>
-                <w:sz w:val="21"/>
-              </w:rPr>
-              <w:t xml:space="preserve"> 200+ </w:t>
-            </w:r>
-            <w:r>
-              <w:rPr>
-                <w:rFonts w:ascii="宋体" w:eastAsia="宋体" w:hAnsi="宋体" w:cs="宋体"/>
-                <w:b/>
-                <w:bCs/>
+                <w:rFonts w:eastAsia="宋体" w:ascii="Times New Roman" w:hAnsi="Times New Roman"/>
+                <w:sz w:val="21"/>
+              </w:rPr>
+              <w:t xml:space="preserve">200+</w:t>
+            </w:r>
+            <w:r>
+              <w:rPr>
+                <w:rFonts w:ascii="Times New Roman" w:eastAsia="宋体" w:hAnsi="Times New Roman" w:cs="宋体"/>
                 <w:sz w:val="21"/>
               </w:rPr>
               <w:t xml:space="preserve">份材料，搭建“录入</w:t>
             </w:r>
             <w:r>
               <w:rPr>
-                <w:rFonts w:ascii="Times New Roman" w:hAnsi="Times New Roman" w:hint="default"/>
+                <w:rFonts w:eastAsia="宋体" w:ascii="Times New Roman" w:hAnsi="Times New Roman"/>
                 <w:sz w:val="21"/>
               </w:rPr>
               <w:t xml:space="preserve">-</w:t>
             </w:r>
             <w:r>
               <w:rPr>
-                <w:rFonts w:ascii="宋体" w:eastAsia="宋体" w:hAnsi="宋体" w:cs="宋体"/>
-                <w:b/>
-                <w:bCs/>
+                <w:rFonts w:ascii="Times New Roman" w:eastAsia="宋体" w:hAnsi="Times New Roman" w:cs="宋体"/>
                 <w:sz w:val="21"/>
               </w:rPr>
               <w:t xml:space="preserve">核对</w:t>
             </w:r>
             <w:r>
               <w:rPr>
-                <w:rFonts w:ascii="Times New Roman" w:hAnsi="Times New Roman" w:hint="default"/>
+                <w:rFonts w:eastAsia="宋体" w:ascii="Times New Roman" w:hAnsi="Times New Roman"/>
                 <w:sz w:val="21"/>
               </w:rPr>
               <w:t xml:space="preserve">-</w:t>
             </w:r>
             <w:r>
               <w:rPr>
-                <w:rFonts w:ascii="宋体" w:eastAsia="宋体" w:hAnsi="宋体" w:cs="宋体"/>
-                <w:b/>
-                <w:bCs/>
+                <w:rFonts w:ascii="Times New Roman" w:eastAsia="宋体" w:hAnsi="Times New Roman" w:cs="宋体"/>
                 <w:sz w:val="21"/>
               </w:rPr>
               <w:t xml:space="preserve">提交”三级校验机制实现零差错提交，善于梳理并标准化流程</w:t>
@@ -526,7 +595,7 @@
           <w:vanish/>
           <w:sz w:val="2"/>
         </w:rPr>
-        <w:spacing w:line="240" w:lineRule="auto" w:before="0" w:after="0"/>
+        <w:spacing w:line="290" w:lineRule="atLeast" w:before="0" w:after="0"/>
       </w:pPr>
     </w:p>
     <w:tbl>
@@ -568,7 +637,7 @@
           </w:tcPr>
           <w:p>
             <w:pPr>
-              <w:spacing w:line="240" w:lineRule="auto" w:before="0" w:after="0"/>
+              <w:spacing w:line="290" w:lineRule="atLeast" w:before="0" w:after="0"/>
             </w:pPr>
             <w:r>
               <w:rPr>
@@ -639,7 +708,7 @@
                 </w:tcPr>
                 <w:p>
                   <w:pPr>
-                    <w:spacing w:line="240" w:lineRule="auto" w:before="0" w:after="0"/>
+                    <w:spacing w:line="290" w:lineRule="atLeast" w:before="0" w:after="0"/>
                     <w:jc w:val="center"/>
                     <w:rPr>
                       <w:sz w:val="21"/>
@@ -666,7 +735,7 @@
                 </w:tcPr>
                 <w:p>
                   <w:pPr>
-                    <w:spacing w:line="240" w:lineRule="auto" w:before="0" w:after="0"/>
+                    <w:spacing w:line="290" w:lineRule="atLeast" w:before="0" w:after="0"/>
                     <w:rPr>
                       <w:b/>
                       <w:bCs/>
@@ -703,7 +772,7 @@
                 </w:tcPr>
                 <w:p>
                   <w:pPr>
-                    <w:spacing w:line="240" w:lineRule="auto" w:before="0" w:after="0"/>
+                    <w:spacing w:line="290" w:lineRule="atLeast" w:before="0" w:after="0"/>
                     <w:rPr>
                       <w:b/>
                       <w:bCs/>
@@ -778,7 +847,7 @@
                 </w:tcPr>
                 <w:p>
                   <w:pPr>
-                    <w:spacing w:line="240" w:lineRule="auto" w:before="0" w:after="0"/>
+                    <w:spacing w:line="290" w:lineRule="atLeast" w:before="0" w:after="0"/>
                     <w:rPr>
                       <w:rFonts w:ascii="Times New Roman" w:eastAsia="等线" w:hAnsi="Times New Roman" w:hint="default"/>
                       <w:b/>
@@ -801,7 +870,7 @@
           </w:tbl>
           <w:p>
             <w:pPr>
-              <w:spacing w:line="240" w:lineRule="auto" w:before="0" w:after="0"/>
+              <w:spacing w:line="290" w:lineRule="atLeast" w:before="0" w:after="0"/>
               <w:rPr>
                 <w:b/>
                 <w:bCs/>
@@ -816,7 +885,7 @@
         <w:rPr>
           <w:vanish/>
         </w:rPr>
-        <w:spacing w:line="240" w:lineRule="auto" w:before="0" w:after="0"/>
+        <w:spacing w:line="290" w:lineRule="atLeast" w:before="0" w:after="0"/>
       </w:pPr>
     </w:p>
     <w:p>
@@ -825,7 +894,7 @@
           <w:vanish/>
           <w:sz w:val="21"/>
         </w:rPr>
-        <w:spacing w:line="240" w:lineRule="auto" w:before="0" w:after="0"/>
+        <w:spacing w:line="290" w:lineRule="atLeast" w:before="0" w:after="0"/>
       </w:pPr>
     </w:p>
     <w:tbl>
@@ -867,7 +936,7 @@
           </w:tcPr>
           <w:p>
             <w:pPr>
-              <w:spacing w:line="240" w:lineRule="auto" w:before="0" w:after="0"/>
+              <w:spacing w:line="290" w:lineRule="atLeast" w:before="0" w:after="0"/>
               <w:rPr>
                 <w:sz w:val="21"/>
               </w:rPr>
@@ -897,7 +966,7 @@
                 <w:ilvl w:val="0"/>
                 <w:numId w:val="2"/>
               </w:numPr>
-              <w:spacing w:line="240" w:lineRule="auto" w:before="0" w:after="0"/>
+              <w:spacing w:line="290" w:lineRule="atLeast" w:before="0" w:after="0"/>
               <w:ind w:left="442" w:hanging="442"/>
               <w:rPr>
                 <w:sz w:val="21"/>
@@ -905,7 +974,7 @@
             </w:pPr>
             <w:r>
               <w:rPr>
-                <w:rFonts w:ascii="宋体" w:eastAsia="宋体" w:hAnsi="宋体" w:cs="宋体"/>
+                <w:rFonts w:ascii="Times New Roman" w:eastAsia="宋体" w:hAnsi="Times New Roman" w:cs="宋体"/>
                 <w:b/>
                 <w:bCs/>
                 <w:sz w:val="21"/>
@@ -914,41 +983,35 @@
             </w:r>
             <w:r>
               <w:rPr>
-                <w:rFonts w:ascii="宋体" w:eastAsia="宋体" w:hAnsi="宋体" w:cs="宋体"/>
-                <w:b/>
-                <w:bCs/>
+                <w:rFonts w:ascii="Times New Roman" w:eastAsia="宋体" w:hAnsi="Times New Roman" w:cs="宋体"/>
                 <w:sz w:val="21"/>
               </w:rPr>
               <w:t xml:space="preserve">供应链建模与仿真、</w:t>
             </w:r>
             <w:r>
               <w:rPr>
-                <w:rFonts w:ascii="Times New Roman" w:hAnsi="Times New Roman" w:hint="default"/>
+                <w:rFonts w:eastAsia="宋体" w:ascii="Times New Roman" w:hAnsi="Times New Roman"/>
                 <w:sz w:val="21"/>
               </w:rPr>
               <w:t xml:space="preserve">ERP</w:t>
             </w:r>
             <w:r>
               <w:rPr>
-                <w:rFonts w:ascii="宋体" w:eastAsia="宋体" w:hAnsi="宋体" w:cs="宋体"/>
-                <w:b/>
-                <w:bCs/>
+                <w:rFonts w:ascii="Times New Roman" w:eastAsia="宋体" w:hAnsi="Times New Roman" w:cs="宋体"/>
                 <w:sz w:val="21"/>
               </w:rPr>
               <w:t xml:space="preserve">供应链管理综合实验、供应链资源规划、采购管理、物流管理、统计学、</w:t>
             </w:r>
             <w:r>
               <w:rPr>
-                <w:rFonts w:ascii="Times New Roman" w:hAnsi="Times New Roman" w:hint="default"/>
+                <w:rFonts w:eastAsia="宋体" w:ascii="Times New Roman" w:hAnsi="Times New Roman"/>
                 <w:sz w:val="21"/>
               </w:rPr>
               <w:t xml:space="preserve">Python</w:t>
             </w:r>
             <w:r>
               <w:rPr>
-                <w:rFonts w:ascii="宋体" w:eastAsia="宋体" w:hAnsi="宋体" w:cs="宋体"/>
-                <w:b/>
-                <w:bCs/>
+                <w:rFonts w:ascii="Times New Roman" w:eastAsia="宋体" w:hAnsi="Times New Roman" w:cs="宋体"/>
                 <w:sz w:val="21"/>
               </w:rPr>
               <w:t xml:space="preserve">程序设计、大数据管理与分析</w:t>
@@ -979,7 +1042,7 @@
           </w:tcPr>
           <w:p>
             <w:pPr>
-              <w:spacing w:line="240" w:lineRule="auto" w:before="0" w:after="0"/>
+              <w:spacing w:line="290" w:lineRule="atLeast" w:before="0" w:after="0"/>
               <w:rPr>
                 <w:sz w:val="21"/>
               </w:rPr>
@@ -1009,14 +1072,14 @@
                 <w:ilvl w:val="0"/>
                 <w:numId w:val="2"/>
               </w:numPr>
-              <w:spacing w:line="240" w:lineRule="auto" w:before="0" w:after="0"/>
+              <w:spacing w:line="290" w:lineRule="atLeast" w:before="0" w:after="0"/>
               <w:rPr>
                 <w:sz w:val="21"/>
               </w:rPr>
             </w:pPr>
             <w:r>
               <w:rPr>
-                <w:rFonts w:ascii="宋体" w:eastAsia="宋体" w:hAnsi="宋体" w:cs="宋体"/>
+                <w:rFonts w:ascii="Times New Roman" w:eastAsia="宋体" w:hAnsi="Times New Roman" w:cs="宋体"/>
                 <w:b/>
                 <w:bCs/>
                 <w:sz w:val="21"/>
@@ -1025,41 +1088,35 @@
             </w:r>
             <w:r>
               <w:rPr>
-                <w:rFonts w:ascii="宋体" w:eastAsia="宋体" w:hAnsi="宋体" w:cs="宋体"/>
-                <w:b/>
-                <w:bCs/>
+                <w:rFonts w:ascii="Times New Roman" w:eastAsia="宋体" w:hAnsi="Times New Roman" w:cs="宋体"/>
                 <w:sz w:val="21"/>
               </w:rPr>
               <w:t xml:space="preserve">山东大学</w:t>
             </w:r>
             <w:r>
               <w:rPr>
-                <w:rFonts w:ascii="Times New Roman" w:hAnsi="Times New Roman" w:hint="default"/>
+                <w:rFonts w:eastAsia="宋体" w:ascii="Times New Roman" w:hAnsi="Times New Roman"/>
                 <w:sz w:val="21"/>
               </w:rPr>
               <w:t xml:space="preserve">2024</w:t>
             </w:r>
             <w:r>
               <w:rPr>
-                <w:rFonts w:ascii="宋体" w:eastAsia="宋体" w:hAnsi="宋体" w:cs="宋体"/>
-                <w:b/>
-                <w:bCs/>
+                <w:rFonts w:ascii="Times New Roman" w:eastAsia="宋体" w:hAnsi="Times New Roman" w:cs="宋体"/>
                 <w:sz w:val="21"/>
               </w:rPr>
               <w:t xml:space="preserve">—</w:t>
             </w:r>
             <w:r>
               <w:rPr>
-                <w:rFonts w:ascii="Times New Roman" w:hAnsi="Times New Roman" w:hint="default"/>
+                <w:rFonts w:eastAsia="宋体" w:ascii="Times New Roman" w:hAnsi="Times New Roman"/>
                 <w:sz w:val="21"/>
               </w:rPr>
               <w:t xml:space="preserve">2025</w:t>
             </w:r>
             <w:r>
               <w:rPr>
-                <w:rFonts w:ascii="宋体" w:eastAsia="宋体" w:hAnsi="宋体" w:cs="宋体"/>
-                <w:b/>
-                <w:bCs/>
+                <w:rFonts w:ascii="Times New Roman" w:eastAsia="宋体" w:hAnsi="Times New Roman" w:cs="宋体"/>
                 <w:sz w:val="21"/>
               </w:rPr>
               <w:t xml:space="preserve">年暑期社会实践专项优秀等级</w:t>
@@ -1074,7 +1131,7 @@
           <w:vanish/>
           <w:sz w:val="21"/>
         </w:rPr>
-        <w:spacing w:line="240" w:lineRule="auto" w:before="0" w:after="0"/>
+        <w:spacing w:line="290" w:lineRule="atLeast" w:before="0" w:after="0"/>
       </w:pPr>
     </w:p>
     <w:p>
@@ -1083,7 +1140,7 @@
           <w:vanish/>
           <w:sz w:val="2"/>
         </w:rPr>
-        <w:spacing w:line="240" w:lineRule="auto" w:before="0" w:after="0"/>
+        <w:spacing w:line="290" w:lineRule="atLeast" w:before="0" w:after="0"/>
       </w:pPr>
     </w:p>
     <w:p>
@@ -1091,7 +1148,7 @@
         <w:rPr>
           <w:vanish/>
         </w:rPr>
-        <w:spacing w:line="240" w:lineRule="auto" w:before="0" w:after="0"/>
+        <w:spacing w:line="290" w:lineRule="atLeast" w:before="0" w:after="0"/>
       </w:pPr>
     </w:p>
     <w:p>
@@ -1100,7 +1157,7 @@
           <w:vanish/>
           <w:sz w:val="21"/>
         </w:rPr>
-        <w:spacing w:line="240" w:lineRule="auto" w:before="0" w:after="0"/>
+        <w:spacing w:line="290" w:lineRule="atLeast" w:before="0" w:after="0"/>
       </w:pPr>
     </w:p>
     <w:p>
@@ -1109,7 +1166,7 @@
           <w:vanish/>
           <w:sz w:val="21"/>
         </w:rPr>
-        <w:spacing w:line="240" w:lineRule="auto" w:before="0" w:after="0"/>
+        <w:spacing w:line="290" w:lineRule="atLeast" w:before="0" w:after="0"/>
       </w:pPr>
     </w:p>
     <w:p>
@@ -1118,7 +1175,7 @@
           <w:vanish/>
           <w:sz w:val="2"/>
         </w:rPr>
-        <w:spacing w:line="240" w:lineRule="auto" w:before="0" w:after="0"/>
+        <w:spacing w:line="290" w:lineRule="atLeast" w:before="0" w:after="0"/>
       </w:pPr>
     </w:p>
     <w:tbl>
@@ -1172,7 +1229,7 @@
           </w:tcPr>
           <w:p>
             <w:pPr>
-              <w:spacing w:line="240" w:lineRule="auto" w:before="0" w:after="0"/>
+              <w:spacing w:line="290" w:lineRule="atLeast" w:before="0" w:after="0"/>
               <w:rPr>
                 <w:rFonts w:ascii="Times New Roman" w:hAnsi="Times New Roman"/>
                 <w:b/>
@@ -1223,7 +1280,7 @@
           </w:tcPr>
           <w:p>
             <w:pPr>
-              <w:spacing w:line="240" w:lineRule="auto" w:before="0" w:after="0"/>
+              <w:spacing w:line="290" w:lineRule="atLeast" w:before="0" w:after="0"/>
               <w:rPr>
                 <w:rFonts w:ascii="Times New Roman" w:hAnsi="Times New Roman"/>
                 <w:sz w:val="21"/>
@@ -1251,7 +1308,7 @@
           </w:tcPr>
           <w:p>
             <w:pPr>
-              <w:spacing w:line="240" w:lineRule="auto" w:before="0" w:after="0"/>
+              <w:spacing w:line="290" w:lineRule="atLeast" w:before="0" w:after="0"/>
               <w:rPr>
                 <w:rFonts w:ascii="Times New Roman" w:hAnsi="Times New Roman"/>
                 <w:sz w:val="21"/>
@@ -1259,7 +1316,7 @@
             </w:pPr>
             <w:r>
               <w:rPr>
-                <w:rFonts w:ascii="宋体" w:eastAsia="宋体" w:hAnsi="宋体" w:cs="宋体"/>
+                <w:rFonts w:ascii="Times New Roman" w:eastAsia="宋体" w:hAnsi="Times New Roman" w:cs="宋体"/>
                 <w:b/>
                 <w:bCs/>
                 <w:sz w:val="21"/>
@@ -1282,7 +1339,7 @@
           </w:tcPr>
           <w:p>
             <w:pPr>
-              <w:spacing w:line="240" w:lineRule="auto" w:before="0" w:after="0"/>
+              <w:spacing w:line="290" w:lineRule="atLeast" w:before="0" w:after="0"/>
               <w:rPr>
                 <w:rFonts w:ascii="Times New Roman" w:eastAsia="等线" w:hAnsi="Times New Roman"/>
                 <w:b/>
@@ -1292,7 +1349,7 @@
             </w:pPr>
             <w:r>
               <w:rPr>
-                <w:rFonts w:ascii="宋体" w:eastAsia="宋体" w:hAnsi="宋体" w:cs="宋体"/>
+                <w:rFonts w:ascii="Times New Roman" w:eastAsia="宋体" w:hAnsi="Times New Roman" w:cs="宋体"/>
                 <w:b/>
                 <w:bCs/>
                 <w:sz w:val="21"/>
@@ -1314,7 +1371,7 @@
           </w:tcPr>
           <w:p>
             <w:pPr>
-              <w:spacing w:line="240" w:lineRule="auto" w:before="0" w:after="0"/>
+              <w:spacing w:line="290" w:lineRule="atLeast" w:before="0" w:after="0"/>
               <w:rPr>
                 <w:rFonts w:ascii="Times New Roman" w:eastAsia="等线" w:hAnsi="Times New Roman" w:hint="default"/>
                 <w:b/>
@@ -1324,7 +1381,7 @@
             </w:pPr>
             <w:r>
               <w:rPr>
-                <w:rFonts w:ascii="宋体" w:eastAsia="宋体" w:hAnsi="宋体" w:cs="宋体"/>
+                <w:rFonts w:ascii="Times New Roman" w:eastAsia="宋体" w:hAnsi="Times New Roman" w:cs="宋体"/>
                 <w:b/>
                 <w:bCs/>
                 <w:sz w:val="21"/>
@@ -1359,7 +1416,7 @@
           </w:tcPr>
           <w:p>
             <w:pPr>
-              <w:spacing w:line="240" w:lineRule="auto" w:before="0" w:after="0"/>
+              <w:spacing w:line="290" w:lineRule="atLeast" w:before="0" w:after="0"/>
               <w:rPr>
                 <w:rFonts w:ascii="Times New Roman" w:hAnsi="Times New Roman"/>
                 <w:sz w:val="21"/>
@@ -1391,7 +1448,7 @@
                 <w:ilvl w:val="0"/>
                 <w:numId w:val="9"/>
               </w:numPr>
-              <w:spacing w:line="240" w:lineRule="auto" w:before="0" w:after="0"/>
+              <w:spacing w:line="290" w:lineRule="atLeast" w:before="0" w:after="0"/>
               <w:rPr>
                 <w:rFonts w:ascii="Times New Roman" w:eastAsia="宋体" w:hAnsi="Times New Roman" w:cs="宋体" w:hint="default"/>
                 <w:sz w:val="21"/>
@@ -1399,73 +1456,63 @@
             </w:pPr>
             <w:r>
               <w:rPr>
-                <w:rFonts w:ascii="宋体" w:eastAsia="宋体" w:hAnsi="宋体" w:cs="宋体"/>
-                <w:b/>
-                <w:bCs/>
+                <w:rFonts w:ascii="Times New Roman" w:eastAsia="宋体" w:hAnsi="Times New Roman" w:cs="宋体"/>
                 <w:sz w:val="21"/>
               </w:rPr>
               <w:t xml:space="preserve">针对自提点布局零散、需求波动大的痛点，构建选址</w:t>
             </w:r>
             <w:r>
               <w:rPr>
-                <w:rFonts w:ascii="Times New Roman" w:hAnsi="Times New Roman" w:hint="default"/>
+                <w:rFonts w:eastAsia="宋体" w:ascii="Times New Roman" w:hAnsi="Times New Roman"/>
                 <w:sz w:val="21"/>
               </w:rPr>
               <w:t xml:space="preserve">-</w:t>
             </w:r>
             <w:r>
               <w:rPr>
-                <w:rFonts w:ascii="宋体" w:eastAsia="宋体" w:hAnsi="宋体" w:cs="宋体"/>
-                <w:b/>
-                <w:bCs/>
+                <w:rFonts w:ascii="Times New Roman" w:eastAsia="宋体" w:hAnsi="Times New Roman" w:cs="宋体"/>
                 <w:sz w:val="21"/>
               </w:rPr>
               <w:t xml:space="preserve">路径双层优化模型，将年龄分层服务半径与电梯等待时间纳入目标函数，基于</w:t>
             </w:r>
             <w:r>
               <w:rPr>
-                <w:rFonts w:ascii="Times New Roman" w:hAnsi="Times New Roman" w:hint="default"/>
+                <w:rFonts w:eastAsia="宋体" w:ascii="Times New Roman" w:hAnsi="Times New Roman"/>
                 <w:sz w:val="21"/>
               </w:rPr>
               <w:t xml:space="preserve">15</w:t>
             </w:r>
             <w:r>
               <w:rPr>
-                <w:rFonts w:ascii="宋体" w:eastAsia="宋体" w:hAnsi="宋体" w:cs="宋体"/>
-                <w:b/>
-                <w:bCs/>
+                <w:rFonts w:ascii="Times New Roman" w:eastAsia="宋体" w:hAnsi="Times New Roman" w:cs="宋体"/>
                 <w:sz w:val="21"/>
               </w:rPr>
               <w:t xml:space="preserve">个候选点、日均</w:t>
             </w:r>
             <w:r>
               <w:rPr>
-                <w:rFonts w:ascii="Times New Roman" w:hAnsi="Times New Roman" w:hint="default"/>
+                <w:rFonts w:eastAsia="宋体" w:ascii="Times New Roman" w:hAnsi="Times New Roman"/>
                 <w:sz w:val="21"/>
               </w:rPr>
               <w:t xml:space="preserve">345</w:t>
             </w:r>
             <w:r>
               <w:rPr>
-                <w:rFonts w:ascii="宋体" w:eastAsia="宋体" w:hAnsi="宋体" w:cs="宋体"/>
-                <w:b/>
-                <w:bCs/>
+                <w:rFonts w:ascii="Times New Roman" w:eastAsia="宋体" w:hAnsi="Times New Roman" w:cs="宋体"/>
                 <w:sz w:val="21"/>
               </w:rPr>
               <w:t xml:space="preserve">单真实数据用</w:t>
             </w:r>
             <w:r>
               <w:rPr>
-                <w:rFonts w:ascii="Times New Roman" w:hAnsi="Times New Roman" w:hint="default"/>
-                <w:sz w:val="21"/>
-              </w:rPr>
-              <w:t xml:space="preserve"> Python </w:t>
-            </w:r>
-            <w:r>
-              <w:rPr>
-                <w:rFonts w:ascii="宋体" w:eastAsia="宋体" w:hAnsi="宋体" w:cs="宋体"/>
-                <w:b/>
-                <w:bCs/>
+                <w:rFonts w:eastAsia="宋体" w:ascii="Times New Roman" w:hAnsi="Times New Roman"/>
+                <w:sz w:val="21"/>
+              </w:rPr>
+              <w:t xml:space="preserve">Python</w:t>
+            </w:r>
+            <w:r>
+              <w:rPr>
+                <w:rFonts w:ascii="Times New Roman" w:eastAsia="宋体" w:hAnsi="Times New Roman" w:cs="宋体"/>
                 <w:sz w:val="21"/>
               </w:rPr>
               <w:t xml:space="preserve">求解</w:t>
@@ -1477,7 +1524,7 @@
                 <w:ilvl w:val="0"/>
                 <w:numId w:val="9"/>
               </w:numPr>
-              <w:spacing w:line="240" w:lineRule="auto" w:before="0" w:after="0"/>
+              <w:spacing w:line="290" w:lineRule="atLeast" w:before="0" w:after="0"/>
               <w:rPr>
                 <w:rFonts w:ascii="Times New Roman" w:eastAsia="宋体" w:hAnsi="Times New Roman" w:cs="宋体" w:hint="default"/>
                 <w:sz w:val="21"/>
@@ -1485,153 +1532,133 @@
             </w:pPr>
             <w:r>
               <w:rPr>
-                <w:rFonts w:ascii="宋体" w:eastAsia="宋体" w:hAnsi="宋体" w:cs="宋体"/>
-                <w:b/>
-                <w:bCs/>
+                <w:rFonts w:ascii="Times New Roman" w:eastAsia="宋体" w:hAnsi="Times New Roman" w:cs="宋体"/>
                 <w:sz w:val="21"/>
               </w:rPr>
               <w:t xml:space="preserve">输出“</w:t>
             </w:r>
             <w:r>
               <w:rPr>
-                <w:rFonts w:ascii="Times New Roman" w:hAnsi="Times New Roman" w:hint="default"/>
+                <w:rFonts w:eastAsia="宋体" w:ascii="Times New Roman" w:hAnsi="Times New Roman"/>
                 <w:sz w:val="21"/>
               </w:rPr>
               <w:t xml:space="preserve">2</w:t>
             </w:r>
             <w:r>
               <w:rPr>
-                <w:rFonts w:ascii="宋体" w:eastAsia="宋体" w:hAnsi="宋体" w:cs="宋体"/>
-                <w:b/>
-                <w:bCs/>
+                <w:rFonts w:ascii="Times New Roman" w:eastAsia="宋体" w:hAnsi="Times New Roman" w:cs="宋体"/>
                 <w:sz w:val="21"/>
               </w:rPr>
               <w:t xml:space="preserve">核心点</w:t>
             </w:r>
             <w:r>
               <w:rPr>
-                <w:rFonts w:ascii="Times New Roman" w:hAnsi="Times New Roman" w:hint="default"/>
+                <w:rFonts w:eastAsia="宋体" w:ascii="Times New Roman" w:hAnsi="Times New Roman"/>
                 <w:sz w:val="21"/>
               </w:rPr>
               <w:t xml:space="preserve">+4</w:t>
             </w:r>
             <w:r>
               <w:rPr>
-                <w:rFonts w:ascii="宋体" w:eastAsia="宋体" w:hAnsi="宋体" w:cs="宋体"/>
-                <w:b/>
-                <w:bCs/>
+                <w:rFonts w:ascii="Times New Roman" w:eastAsia="宋体" w:hAnsi="Times New Roman" w:cs="宋体"/>
                 <w:sz w:val="21"/>
               </w:rPr>
               <w:t xml:space="preserve">动态临时点”弹性布局方案：总成本降低</w:t>
             </w:r>
             <w:r>
               <w:rPr>
-                <w:rFonts w:ascii="Times New Roman" w:hAnsi="Times New Roman" w:hint="default"/>
-                <w:sz w:val="21"/>
-              </w:rPr>
-              <w:t xml:space="preserve"> 18.7%</w:t>
-            </w:r>
-            <w:r>
-              <w:rPr>
-                <w:rFonts w:ascii="宋体" w:eastAsia="宋体" w:hAnsi="宋体" w:cs="宋体"/>
-                <w:b/>
-                <w:bCs/>
+                <w:rFonts w:eastAsia="宋体" w:ascii="Times New Roman" w:hAnsi="Times New Roman"/>
+                <w:sz w:val="21"/>
+              </w:rPr>
+              <w:t xml:space="preserve">18.7%</w:t>
+            </w:r>
+            <w:r>
+              <w:rPr>
+                <w:rFonts w:ascii="Times New Roman" w:eastAsia="宋体" w:hAnsi="Times New Roman" w:cs="宋体"/>
                 <w:sz w:val="21"/>
               </w:rPr>
               <w:t xml:space="preserve">、老年覆盖率</w:t>
             </w:r>
             <w:r>
               <w:rPr>
-                <w:rFonts w:ascii="Times New Roman" w:hAnsi="Times New Roman" w:hint="default"/>
-                <w:sz w:val="21"/>
-              </w:rPr>
-              <w:t xml:space="preserve"> 53.4%</w:t>
-            </w:r>
-            <w:r>
-              <w:rPr>
-                <w:rFonts w:ascii="宋体" w:eastAsia="宋体" w:hAnsi="宋体" w:cs="宋体"/>
-                <w:b/>
-                <w:bCs/>
+                <w:rFonts w:eastAsia="宋体" w:ascii="Times New Roman" w:hAnsi="Times New Roman"/>
+                <w:sz w:val="21"/>
+              </w:rPr>
+              <w:t xml:space="preserve">53.4%</w:t>
+            </w:r>
+            <w:r>
+              <w:rPr>
+                <w:rFonts w:ascii="Times New Roman" w:eastAsia="宋体" w:hAnsi="Times New Roman" w:cs="宋体"/>
                 <w:sz w:val="21"/>
               </w:rPr>
               <w:t xml:space="preserve">→</w:t>
             </w:r>
             <w:r>
               <w:rPr>
-                <w:rFonts w:ascii="Times New Roman" w:hAnsi="Times New Roman" w:hint="default"/>
+                <w:rFonts w:eastAsia="宋体" w:ascii="Times New Roman" w:hAnsi="Times New Roman"/>
                 <w:sz w:val="21"/>
               </w:rPr>
               <w:t xml:space="preserve">87.3%</w:t>
             </w:r>
             <w:r>
               <w:rPr>
-                <w:rFonts w:ascii="宋体" w:eastAsia="宋体" w:hAnsi="宋体" w:cs="宋体"/>
-                <w:b/>
-                <w:bCs/>
+                <w:rFonts w:ascii="Times New Roman" w:eastAsia="宋体" w:hAnsi="Times New Roman" w:cs="宋体"/>
                 <w:sz w:val="21"/>
               </w:rPr>
               <w:t xml:space="preserve">、配送时长缩短</w:t>
             </w:r>
             <w:r>
               <w:rPr>
-                <w:rFonts w:ascii="Times New Roman" w:hAnsi="Times New Roman" w:hint="default"/>
-                <w:sz w:val="21"/>
-              </w:rPr>
-              <w:t xml:space="preserve"> 22.3%</w:t>
-            </w:r>
-            <w:r>
-              <w:rPr>
-                <w:rFonts w:ascii="宋体" w:eastAsia="宋体" w:hAnsi="宋体" w:cs="宋体"/>
-                <w:b/>
-                <w:bCs/>
+                <w:rFonts w:eastAsia="宋体" w:ascii="Times New Roman" w:hAnsi="Times New Roman"/>
+                <w:sz w:val="21"/>
+              </w:rPr>
+              <w:t xml:space="preserve">22.3%</w:t>
+            </w:r>
+            <w:r>
+              <w:rPr>
+                <w:rFonts w:ascii="Times New Roman" w:eastAsia="宋体" w:hAnsi="Times New Roman" w:cs="宋体"/>
                 <w:sz w:val="21"/>
               </w:rPr>
               <w:t xml:space="preserve">，可响应周末</w:t>
             </w:r>
             <w:r>
               <w:rPr>
-                <w:rFonts w:ascii="Times New Roman" w:hAnsi="Times New Roman" w:hint="default"/>
-                <w:sz w:val="21"/>
-              </w:rPr>
-              <w:t xml:space="preserve"> 29.9%</w:t>
-            </w:r>
-            <w:r>
-              <w:rPr>
-                <w:rFonts w:ascii="宋体" w:eastAsia="宋体" w:hAnsi="宋体" w:cs="宋体"/>
-                <w:b/>
-                <w:bCs/>
+                <w:rFonts w:eastAsia="宋体" w:ascii="Times New Roman" w:hAnsi="Times New Roman"/>
+                <w:sz w:val="21"/>
+              </w:rPr>
+              <w:t xml:space="preserve">29.9%</w:t>
+            </w:r>
+            <w:r>
+              <w:rPr>
+                <w:rFonts w:ascii="Times New Roman" w:eastAsia="宋体" w:hAnsi="Times New Roman" w:cs="宋体"/>
                 <w:sz w:val="21"/>
               </w:rPr>
               <w:t xml:space="preserve">、促销日</w:t>
             </w:r>
             <w:r>
               <w:rPr>
-                <w:rFonts w:ascii="Times New Roman" w:hAnsi="Times New Roman" w:hint="default"/>
-                <w:sz w:val="21"/>
-              </w:rPr>
-              <w:t xml:space="preserve"> 50.7% </w:t>
-            </w:r>
-            <w:r>
-              <w:rPr>
-                <w:rFonts w:ascii="宋体" w:eastAsia="宋体" w:hAnsi="宋体" w:cs="宋体"/>
-                <w:b/>
-                <w:bCs/>
+                <w:rFonts w:eastAsia="宋体" w:ascii="Times New Roman" w:hAnsi="Times New Roman"/>
+                <w:sz w:val="21"/>
+              </w:rPr>
+              <w:t xml:space="preserve">50.7%</w:t>
+            </w:r>
+            <w:r>
+              <w:rPr>
+                <w:rFonts w:ascii="Times New Roman" w:eastAsia="宋体" w:hAnsi="Times New Roman" w:cs="宋体"/>
                 <w:sz w:val="21"/>
               </w:rPr>
               <w:t xml:space="preserve">的需求波动，验证产能</w:t>
             </w:r>
             <w:r>
               <w:rPr>
-                <w:rFonts w:ascii="Times New Roman" w:hAnsi="Times New Roman" w:hint="default"/>
+                <w:rFonts w:eastAsia="宋体" w:ascii="Times New Roman" w:hAnsi="Times New Roman"/>
                 <w:sz w:val="21"/>
               </w:rPr>
               <w:t xml:space="preserve">/</w:t>
             </w:r>
             <w:r>
               <w:rPr>
-                <w:rFonts w:ascii="宋体" w:eastAsia="宋体" w:hAnsi="宋体" w:cs="宋体"/>
-                <w:b/>
-                <w:bCs/>
+                <w:rFonts w:ascii="Times New Roman" w:eastAsia="宋体" w:hAnsi="Times New Roman" w:cs="宋体"/>
                 <w:sz w:val="21"/>
               </w:rPr>
               <w:t xml:space="preserve">资源与动态需求平衡的方法论</w:t>
@@ -1664,7 +1691,7 @@
           </w:tcPr>
           <w:p>
             <w:pPr>
-              <w:spacing w:line="240" w:lineRule="auto" w:before="0" w:after="0"/>
+              <w:spacing w:line="290" w:lineRule="atLeast" w:before="0" w:after="0"/>
               <w:rPr>
                 <w:rFonts w:ascii="Times New Roman" w:hAnsi="Times New Roman"/>
                 <w:sz w:val="21"/>
@@ -1692,7 +1719,7 @@
           </w:tcPr>
           <w:p>
             <w:pPr>
-              <w:spacing w:line="240" w:lineRule="auto" w:before="0" w:after="0"/>
+              <w:spacing w:line="290" w:lineRule="atLeast" w:before="0" w:after="0"/>
               <w:rPr>
                 <w:rFonts w:ascii="Times New Roman" w:hAnsi="Times New Roman"/>
                 <w:sz w:val="21"/>
@@ -1700,7 +1727,7 @@
             </w:pPr>
             <w:r>
               <w:rPr>
-                <w:rFonts w:ascii="宋体" w:eastAsia="宋体" w:hAnsi="宋体" w:cs="宋体"/>
+                <w:rFonts w:ascii="Times New Roman" w:eastAsia="宋体" w:hAnsi="Times New Roman" w:cs="宋体"/>
                 <w:b/>
                 <w:bCs/>
                 <w:sz w:val="21"/>
@@ -1709,7 +1736,7 @@
             </w:r>
             <w:r>
               <w:rPr>
-                <w:rFonts w:ascii="宋体" w:eastAsia="宋体" w:hAnsi="宋体" w:cs="宋体"/>
+                <w:rFonts w:ascii="Times New Roman" w:eastAsia="宋体" w:hAnsi="Times New Roman" w:cs="宋体"/>
                 <w:b/>
                 <w:bCs/>
                 <w:sz w:val="21"/>
@@ -1732,7 +1759,7 @@
           </w:tcPr>
           <w:p>
             <w:pPr>
-              <w:spacing w:line="240" w:lineRule="auto" w:before="0" w:after="0"/>
+              <w:spacing w:line="290" w:lineRule="atLeast" w:before="0" w:after="0"/>
               <w:rPr>
                 <w:rFonts w:ascii="Times New Roman" w:eastAsia="等线" w:hAnsi="Times New Roman"/>
                 <w:b/>
@@ -1742,7 +1769,7 @@
             </w:pPr>
             <w:r>
               <w:rPr>
-                <w:rFonts w:ascii="宋体" w:eastAsia="宋体" w:hAnsi="宋体" w:cs="宋体"/>
+                <w:rFonts w:ascii="Times New Roman" w:eastAsia="宋体" w:hAnsi="Times New Roman" w:cs="宋体"/>
                 <w:b/>
                 <w:bCs/>
                 <w:sz w:val="21"/>
@@ -1764,7 +1791,7 @@
           </w:tcPr>
           <w:p>
             <w:pPr>
-              <w:spacing w:line="240" w:lineRule="auto" w:before="0" w:after="0"/>
+              <w:spacing w:line="290" w:lineRule="atLeast" w:before="0" w:after="0"/>
               <w:rPr>
                 <w:rFonts w:ascii="Times New Roman" w:eastAsia="等线" w:hAnsi="Times New Roman" w:hint="default"/>
                 <w:b/>
@@ -1774,7 +1801,7 @@
             </w:pPr>
             <w:r>
               <w:rPr>
-                <w:rFonts w:ascii="宋体" w:eastAsia="宋体" w:hAnsi="宋体" w:cs="宋体"/>
+                <w:rFonts w:ascii="Times New Roman" w:eastAsia="宋体" w:hAnsi="Times New Roman" w:cs="宋体"/>
                 <w:b/>
                 <w:bCs/>
                 <w:sz w:val="21"/>
@@ -1809,7 +1836,7 @@
           </w:tcPr>
           <w:p>
             <w:pPr>
-              <w:spacing w:line="240" w:lineRule="auto" w:before="0" w:after="0"/>
+              <w:spacing w:line="290" w:lineRule="atLeast" w:before="0" w:after="0"/>
               <w:rPr>
                 <w:rFonts w:ascii="Times New Roman" w:hAnsi="Times New Roman"/>
                 <w:sz w:val="21"/>
@@ -1841,7 +1868,7 @@
                 <w:ilvl w:val="0"/>
                 <w:numId w:val="9"/>
               </w:numPr>
-              <w:spacing w:line="240" w:lineRule="auto" w:before="0" w:after="0"/>
+              <w:spacing w:line="290" w:lineRule="atLeast" w:before="0" w:after="0"/>
               <w:rPr>
                 <w:rFonts w:ascii="Times New Roman" w:eastAsia="宋体" w:hAnsi="Times New Roman" w:cs="宋体" w:hint="default"/>
                 <w:sz w:val="21"/>
@@ -1849,9 +1876,7 @@
             </w:pPr>
             <w:r>
               <w:rPr>
-                <w:rFonts w:ascii="宋体" w:eastAsia="宋体" w:hAnsi="宋体" w:cs="宋体"/>
-                <w:b/>
-                <w:bCs/>
+                <w:rFonts w:ascii="Times New Roman" w:eastAsia="宋体" w:hAnsi="Times New Roman" w:cs="宋体"/>
                 <w:sz w:val="21"/>
               </w:rPr>
               <w:t xml:space="preserve">以账套主管角色独立完成采购订单→到货入库→销售订单→发货出库→库存调拨→盘点→存货核算→收付款凭证全流程实操</w:t>
@@ -1863,7 +1888,7 @@
                 <w:ilvl w:val="0"/>
                 <w:numId w:val="9"/>
               </w:numPr>
-              <w:spacing w:line="240" w:lineRule="auto" w:before="0" w:after="0"/>
+              <w:spacing w:line="290" w:lineRule="atLeast" w:before="0" w:after="0"/>
               <w:rPr>
                 <w:rFonts w:ascii="Times New Roman" w:eastAsia="宋体" w:hAnsi="Times New Roman" w:cs="宋体" w:hint="default"/>
                 <w:sz w:val="21"/>
@@ -1871,9 +1896,7 @@
             </w:pPr>
             <w:r>
               <w:rPr>
-                <w:rFonts w:ascii="宋体" w:eastAsia="宋体" w:hAnsi="宋体" w:cs="宋体"/>
-                <w:b/>
-                <w:bCs/>
+                <w:rFonts w:ascii="Times New Roman" w:eastAsia="宋体" w:hAnsi="Times New Roman" w:cs="宋体"/>
                 <w:sz w:val="21"/>
               </w:rPr>
               <w:t xml:space="preserve">梳理采购、销售、库存模块间的数据流转与单据联动逻辑，理解从订单到核算的标准化运作机制，具备计划岗所需的系统数据链路认知</w:t>
@@ -1906,7 +1929,7 @@
           </w:tcPr>
           <w:p>
             <w:pPr>
-              <w:spacing w:line="240" w:lineRule="auto" w:before="0" w:after="0"/>
+              <w:spacing w:line="290" w:lineRule="atLeast" w:before="0" w:after="0"/>
               <w:rPr>
                 <w:rFonts w:ascii="Times New Roman" w:hAnsi="Times New Roman"/>
                 <w:sz w:val="21"/>
@@ -1934,7 +1957,7 @@
           </w:tcPr>
           <w:p>
             <w:pPr>
-              <w:spacing w:line="240" w:lineRule="auto" w:before="0" w:after="0"/>
+              <w:spacing w:line="290" w:lineRule="atLeast" w:before="0" w:after="0"/>
               <w:rPr>
                 <w:rFonts w:ascii="Times New Roman" w:hAnsi="Times New Roman"/>
                 <w:sz w:val="21"/>
@@ -1942,7 +1965,7 @@
             </w:pPr>
             <w:r>
               <w:rPr>
-                <w:rFonts w:ascii="宋体" w:eastAsia="宋体" w:hAnsi="宋体" w:cs="宋体"/>
+                <w:rFonts w:ascii="Times New Roman" w:eastAsia="宋体" w:hAnsi="Times New Roman" w:cs="宋体"/>
                 <w:b/>
                 <w:bCs/>
                 <w:sz w:val="21"/>
@@ -1965,7 +1988,7 @@
           </w:tcPr>
           <w:p>
             <w:pPr>
-              <w:spacing w:line="240" w:lineRule="auto" w:before="0" w:after="0"/>
+              <w:spacing w:line="290" w:lineRule="atLeast" w:before="0" w:after="0"/>
               <w:rPr>
                 <w:rFonts w:ascii="Times New Roman" w:eastAsia="等线" w:hAnsi="Times New Roman"/>
                 <w:b/>
@@ -1975,7 +1998,7 @@
             </w:pPr>
             <w:r>
               <w:rPr>
-                <w:rFonts w:ascii="宋体" w:eastAsia="宋体" w:hAnsi="宋体" w:cs="宋体"/>
+                <w:rFonts w:ascii="Times New Roman" w:eastAsia="宋体" w:hAnsi="Times New Roman" w:cs="宋体"/>
                 <w:b/>
                 <w:bCs/>
                 <w:sz w:val="21"/>
@@ -1997,7 +2020,7 @@
           </w:tcPr>
           <w:p>
             <w:pPr>
-              <w:spacing w:line="240" w:lineRule="auto" w:before="0" w:after="0"/>
+              <w:spacing w:line="290" w:lineRule="atLeast" w:before="0" w:after="0"/>
               <w:rPr>
                 <w:rFonts w:ascii="Times New Roman" w:eastAsia="等线" w:hAnsi="Times New Roman" w:hint="default"/>
                 <w:b/>
@@ -2007,7 +2030,7 @@
             </w:pPr>
             <w:r>
               <w:rPr>
-                <w:rFonts w:ascii="宋体" w:eastAsia="宋体" w:hAnsi="宋体" w:cs="宋体"/>
+                <w:rFonts w:ascii="Times New Roman" w:eastAsia="宋体" w:hAnsi="Times New Roman" w:cs="宋体"/>
                 <w:b/>
                 <w:bCs/>
                 <w:sz w:val="21"/>
@@ -2042,7 +2065,7 @@
           </w:tcPr>
           <w:p>
             <w:pPr>
-              <w:spacing w:line="240" w:lineRule="auto" w:before="0" w:after="0"/>
+              <w:spacing w:line="290" w:lineRule="atLeast" w:before="0" w:after="0"/>
               <w:rPr>
                 <w:rFonts w:ascii="Times New Roman" w:hAnsi="Times New Roman"/>
                 <w:sz w:val="21"/>
@@ -2074,7 +2097,7 @@
                 <w:ilvl w:val="0"/>
                 <w:numId w:val="9"/>
               </w:numPr>
-              <w:spacing w:line="240" w:lineRule="auto" w:before="0" w:after="0"/>
+              <w:spacing w:line="290" w:lineRule="atLeast" w:before="0" w:after="0"/>
               <w:rPr>
                 <w:rFonts w:ascii="Times New Roman" w:eastAsia="宋体" w:hAnsi="Times New Roman" w:cs="宋体" w:hint="default"/>
                 <w:sz w:val="21"/>
@@ -2082,41 +2105,35 @@
             </w:pPr>
             <w:r>
               <w:rPr>
-                <w:rFonts w:ascii="宋体" w:eastAsia="宋体" w:hAnsi="宋体" w:cs="宋体"/>
-                <w:b/>
-                <w:bCs/>
+                <w:rFonts w:ascii="Times New Roman" w:eastAsia="宋体" w:hAnsi="Times New Roman" w:cs="宋体"/>
                 <w:sz w:val="21"/>
               </w:rPr>
               <w:t xml:space="preserve">基于</w:t>
             </w:r>
             <w:r>
               <w:rPr>
-                <w:rFonts w:ascii="Times New Roman" w:hAnsi="Times New Roman" w:hint="default"/>
+                <w:rFonts w:eastAsia="宋体" w:ascii="Times New Roman" w:hAnsi="Times New Roman"/>
                 <w:sz w:val="21"/>
               </w:rPr>
               <w:t xml:space="preserve">45211</w:t>
             </w:r>
             <w:r>
               <w:rPr>
-                <w:rFonts w:ascii="宋体" w:eastAsia="宋体" w:hAnsi="宋体" w:cs="宋体"/>
-                <w:b/>
-                <w:bCs/>
+                <w:rFonts w:ascii="Times New Roman" w:eastAsia="宋体" w:hAnsi="Times New Roman" w:cs="宋体"/>
                 <w:sz w:val="21"/>
               </w:rPr>
               <w:t xml:space="preserve">条真实营销数据，用</w:t>
             </w:r>
             <w:r>
               <w:rPr>
-                <w:rFonts w:ascii="Times New Roman" w:hAnsi="Times New Roman" w:hint="default"/>
-                <w:sz w:val="21"/>
-              </w:rPr>
-              <w:t xml:space="preserve"> R </w:t>
-            </w:r>
-            <w:r>
-              <w:rPr>
-                <w:rFonts w:ascii="宋体" w:eastAsia="宋体" w:hAnsi="宋体" w:cs="宋体"/>
-                <w:b/>
-                <w:bCs/>
+                <w:rFonts w:eastAsia="宋体" w:ascii="Times New Roman" w:hAnsi="Times New Roman"/>
+                <w:sz w:val="21"/>
+              </w:rPr>
+              <w:t xml:space="preserve">R</w:t>
+            </w:r>
+            <w:r>
+              <w:rPr>
+                <w:rFonts w:ascii="Times New Roman" w:eastAsia="宋体" w:hAnsi="Times New Roman" w:cs="宋体"/>
                 <w:sz w:val="21"/>
               </w:rPr>
               <w:t xml:space="preserve">完成缺失值与异常值清洗、多维度分层统计，绘制帕累托图、相关性热力图、转化瀑布图，识别关键影响变量，为资源分配提供数据支撑</w:t>
@@ -2149,7 +2166,7 @@
           </w:tcPr>
           <w:p>
             <w:pPr>
-              <w:spacing w:line="240" w:lineRule="auto" w:before="0" w:after="0"/>
+              <w:spacing w:line="290" w:lineRule="atLeast" w:before="0" w:after="0"/>
               <w:rPr>
                 <w:rFonts w:ascii="Times New Roman" w:hAnsi="Times New Roman"/>
                 <w:sz w:val="21"/>
@@ -2177,7 +2194,7 @@
           </w:tcPr>
           <w:p>
             <w:pPr>
-              <w:spacing w:line="240" w:lineRule="auto" w:before="0" w:after="0"/>
+              <w:spacing w:line="290" w:lineRule="atLeast" w:before="0" w:after="0"/>
               <w:rPr>
                 <w:rFonts w:ascii="Times New Roman" w:hAnsi="Times New Roman"/>
                 <w:sz w:val="21"/>
@@ -2185,7 +2202,7 @@
             </w:pPr>
             <w:r>
               <w:rPr>
-                <w:rFonts w:ascii="宋体" w:eastAsia="宋体" w:hAnsi="宋体" w:cs="宋体"/>
+                <w:rFonts w:ascii="Times New Roman" w:eastAsia="宋体" w:hAnsi="Times New Roman" w:cs="宋体"/>
                 <w:b/>
                 <w:bCs/>
                 <w:sz w:val="21"/>
@@ -2194,7 +2211,7 @@
             </w:r>
             <w:r>
               <w:rPr>
-                <w:rFonts w:ascii="宋体" w:eastAsia="宋体" w:hAnsi="宋体" w:cs="宋体"/>
+                <w:rFonts w:ascii="Times New Roman" w:eastAsia="宋体" w:hAnsi="Times New Roman" w:cs="宋体"/>
                 <w:b/>
                 <w:bCs/>
                 <w:sz w:val="21"/>
@@ -2203,7 +2220,7 @@
             </w:r>
             <w:r>
               <w:rPr>
-                <w:rFonts w:ascii="宋体" w:eastAsia="宋体" w:hAnsi="宋体" w:cs="宋体"/>
+                <w:rFonts w:ascii="Times New Roman" w:eastAsia="宋体" w:hAnsi="Times New Roman" w:cs="宋体"/>
                 <w:b/>
                 <w:bCs/>
                 <w:sz w:val="21"/>
@@ -2226,7 +2243,7 @@
           </w:tcPr>
           <w:p>
             <w:pPr>
-              <w:spacing w:line="240" w:lineRule="auto" w:before="0" w:after="0"/>
+              <w:spacing w:line="290" w:lineRule="atLeast" w:before="0" w:after="0"/>
               <w:rPr>
                 <w:rFonts w:ascii="Times New Roman" w:eastAsia="等线" w:hAnsi="Times New Roman"/>
                 <w:b/>
@@ -2236,7 +2253,7 @@
             </w:pPr>
             <w:r>
               <w:rPr>
-                <w:rFonts w:ascii="宋体" w:eastAsia="宋体" w:hAnsi="宋体" w:cs="宋体"/>
+                <w:rFonts w:ascii="Times New Roman" w:eastAsia="宋体" w:hAnsi="Times New Roman" w:cs="宋体"/>
                 <w:b/>
                 <w:bCs/>
                 <w:sz w:val="21"/>
@@ -2258,7 +2275,7 @@
           </w:tcPr>
           <w:p>
             <w:pPr>
-              <w:spacing w:line="240" w:lineRule="auto" w:before="0" w:after="0"/>
+              <w:spacing w:line="290" w:lineRule="atLeast" w:before="0" w:after="0"/>
               <w:rPr>
                 <w:rFonts w:ascii="Times New Roman" w:eastAsia="等线" w:hAnsi="Times New Roman" w:hint="default"/>
                 <w:b/>
@@ -2268,7 +2285,7 @@
             </w:pPr>
             <w:r>
               <w:rPr>
-                <w:rFonts w:ascii="宋体" w:eastAsia="宋体" w:hAnsi="宋体" w:cs="宋体"/>
+                <w:rFonts w:ascii="Times New Roman" w:eastAsia="宋体" w:hAnsi="Times New Roman" w:cs="宋体"/>
                 <w:b/>
                 <w:bCs/>
                 <w:sz w:val="21"/>
@@ -2303,7 +2320,7 @@
           </w:tcPr>
           <w:p>
             <w:pPr>
-              <w:spacing w:line="240" w:lineRule="auto" w:before="0" w:after="0"/>
+              <w:spacing w:line="290" w:lineRule="atLeast" w:before="0" w:after="0"/>
               <w:rPr>
                 <w:rFonts w:ascii="Times New Roman" w:hAnsi="Times New Roman"/>
                 <w:sz w:val="21"/>
@@ -2335,7 +2352,7 @@
                 <w:ilvl w:val="0"/>
                 <w:numId w:val="9"/>
               </w:numPr>
-              <w:spacing w:line="240" w:lineRule="auto" w:before="0" w:after="0"/>
+              <w:spacing w:line="290" w:lineRule="atLeast" w:before="0" w:after="0"/>
               <w:rPr>
                 <w:rFonts w:ascii="Times New Roman" w:eastAsia="宋体" w:hAnsi="Times New Roman" w:cs="宋体" w:hint="default"/>
                 <w:sz w:val="21"/>
@@ -2343,618 +2360,94 @@
             </w:pPr>
             <w:r>
               <w:rPr>
-                <w:rFonts w:ascii="宋体" w:eastAsia="宋体" w:hAnsi="宋体" w:cs="宋体"/>
-                <w:b/>
-                <w:bCs/>
+                <w:rFonts w:ascii="Times New Roman" w:eastAsia="宋体" w:hAnsi="Times New Roman" w:cs="宋体"/>
                 <w:sz w:val="21"/>
               </w:rPr>
               <w:t xml:space="preserve">设计</w:t>
             </w:r>
             <w:r>
               <w:rPr>
-                <w:rFonts w:ascii="Times New Roman" w:hAnsi="Times New Roman" w:hint="default"/>
+                <w:rFonts w:eastAsia="宋体" w:ascii="Times New Roman" w:hAnsi="Times New Roman"/>
                 <w:sz w:val="21"/>
               </w:rPr>
               <w:t xml:space="preserve">7</w:t>
             </w:r>
             <w:r>
               <w:rPr>
-                <w:rFonts w:ascii="宋体" w:eastAsia="宋体" w:hAnsi="宋体" w:cs="宋体"/>
-                <w:b/>
-                <w:bCs/>
+                <w:rFonts w:ascii="Times New Roman" w:eastAsia="宋体" w:hAnsi="Times New Roman" w:cs="宋体"/>
                 <w:sz w:val="21"/>
               </w:rPr>
               <w:t xml:space="preserve">点李克特量表问卷回收</w:t>
             </w:r>
             <w:r>
               <w:rPr>
-                <w:rFonts w:ascii="Times New Roman" w:hAnsi="Times New Roman" w:hint="default"/>
+                <w:rFonts w:eastAsia="宋体" w:ascii="Times New Roman" w:hAnsi="Times New Roman"/>
                 <w:sz w:val="21"/>
               </w:rPr>
               <w:t xml:space="preserve">328</w:t>
             </w:r>
             <w:r>
               <w:rPr>
-                <w:rFonts w:ascii="宋体" w:eastAsia="宋体" w:hAnsi="宋体" w:cs="宋体"/>
-                <w:b/>
-                <w:bCs/>
+                <w:rFonts w:ascii="Times New Roman" w:eastAsia="宋体" w:hAnsi="Times New Roman" w:cs="宋体"/>
                 <w:sz w:val="21"/>
               </w:rPr>
               <w:t xml:space="preserve">份有效样本，用</w:t>
             </w:r>
             <w:r>
               <w:rPr>
-                <w:rFonts w:ascii="Times New Roman" w:hAnsi="Times New Roman" w:hint="default"/>
-                <w:sz w:val="21"/>
-              </w:rPr>
-              <w:t xml:space="preserve"> SPSS/Python </w:t>
-            </w:r>
-            <w:r>
-              <w:rPr>
-                <w:rFonts w:ascii="宋体" w:eastAsia="宋体" w:hAnsi="宋体" w:cs="宋体"/>
-                <w:b/>
-                <w:bCs/>
+                <w:rFonts w:eastAsia="宋体" w:ascii="Times New Roman" w:hAnsi="Times New Roman"/>
+                <w:sz w:val="21"/>
+              </w:rPr>
+              <w:t xml:space="preserve">SPSS/Python</w:t>
+            </w:r>
+            <w:r>
+              <w:rPr>
+                <w:rFonts w:ascii="Times New Roman" w:eastAsia="宋体" w:hAnsi="Times New Roman" w:cs="宋体"/>
                 <w:sz w:val="21"/>
               </w:rPr>
               <w:t xml:space="preserve">完成统计分析，验证交互性（</w:t>
             </w:r>
             <w:r>
               <w:rPr>
-                <w:rFonts w:ascii="Times New Roman" w:hAnsi="Times New Roman" w:hint="default"/>
+                <w:rFonts w:eastAsia="宋体" w:ascii="Times New Roman" w:hAnsi="Times New Roman"/>
                 <w:sz w:val="21"/>
               </w:rPr>
               <w:t xml:space="preserve">β=0.42</w:t>
             </w:r>
             <w:r>
               <w:rPr>
-                <w:rFonts w:ascii="宋体" w:eastAsia="宋体" w:hAnsi="宋体" w:cs="宋体"/>
-                <w:b/>
-                <w:bCs/>
+                <w:rFonts w:ascii="Times New Roman" w:eastAsia="宋体" w:hAnsi="Times New Roman" w:cs="宋体"/>
                 <w:sz w:val="21"/>
               </w:rPr>
               <w:t xml:space="preserve">）、个性化（</w:t>
             </w:r>
             <w:r>
               <w:rPr>
-                <w:rFonts w:ascii="Times New Roman" w:hAnsi="Times New Roman" w:hint="default"/>
+                <w:rFonts w:eastAsia="宋体" w:ascii="Times New Roman" w:hAnsi="Times New Roman"/>
                 <w:sz w:val="21"/>
               </w:rPr>
               <w:t xml:space="preserve">β=0.38</w:t>
             </w:r>
             <w:r>
               <w:rPr>
-                <w:rFonts w:ascii="宋体" w:eastAsia="宋体" w:hAnsi="宋体" w:cs="宋体"/>
-                <w:b/>
-                <w:bCs/>
+                <w:rFonts w:ascii="Times New Roman" w:eastAsia="宋体" w:hAnsi="Times New Roman" w:cs="宋体"/>
                 <w:sz w:val="21"/>
               </w:rPr>
               <w:t xml:space="preserve">）、自主性（</w:t>
             </w:r>
             <w:r>
               <w:rPr>
-                <w:rFonts w:ascii="Times New Roman" w:hAnsi="Times New Roman" w:hint="default"/>
+                <w:rFonts w:eastAsia="宋体" w:ascii="Times New Roman" w:hAnsi="Times New Roman"/>
                 <w:sz w:val="21"/>
               </w:rPr>
               <w:t xml:space="preserve">β=0.31</w:t>
             </w:r>
             <w:r>
               <w:rPr>
-                <w:rFonts w:ascii="宋体" w:eastAsia="宋体" w:hAnsi="宋体" w:cs="宋体"/>
-                <w:b/>
-                <w:bCs/>
+                <w:rFonts w:ascii="Times New Roman" w:eastAsia="宋体" w:hAnsi="Times New Roman" w:cs="宋体"/>
                 <w:sz w:val="21"/>
               </w:rPr>
               <w:t xml:space="preserve">）对用户感知价值的显著影响</w:t>
-            </w:r>
-          </w:p>
-        </w:tc>
-      </w:tr>
-      <w:tr>
-        <w:trPr>
-          <w:gridAfter w:val="2"/>
-          <w:wAfter w:w="880" w:type="dxa"/>
-          <w:jc w:val="center"/>
-        </w:trPr>
-        <w:tc>
-          <w:tcPr>
-            <w:tcW w:w="695" w:type="dxa"/>
-            <w:tcBorders>
-              <w:top w:val="nil"/>
-              <w:left w:val="nil"/>
-              <w:bottom w:val="nil"/>
-              <w:right w:val="nil"/>
-            </w:tcBorders>
-            <w:tcMar>
-              <w:top w:w="0" w:type="dxa"/>
-              <w:left w:w="113" w:type="dxa"/>
-              <w:bottom w:w="0" w:type="dxa"/>
-              <w:right w:w="85" w:type="dxa"/>
-            </w:tcMar>
-            <w:vAlign w:val="center"/>
-          </w:tcPr>
-          <w:p>
-            <w:pPr>
-              <w:spacing w:line="240" w:lineRule="auto" w:before="0" w:after="0"/>
-              <w:rPr>
-                <w:rFonts w:ascii="Times New Roman" w:hAnsi="Times New Roman"/>
-                <w:sz w:val="21"/>
-              </w:rPr>
-            </w:pPr>
-          </w:p>
-        </w:tc>
-        <w:tc>
-          <w:tcPr>
-            <w:tcW w:w="4600" w:type="dxa"/>
-            <w:gridSpan w:val="4"/>
-            <w:tcBorders>
-              <w:top w:val="nil"/>
-              <w:left w:val="nil"/>
-              <w:bottom w:val="nil"/>
-              <w:right w:val="nil"/>
-            </w:tcBorders>
-            <w:tcMar>
-              <w:top w:w="0" w:type="dxa"/>
-              <w:left w:w="85" w:type="dxa"/>
-              <w:bottom w:w="0" w:type="dxa"/>
-              <w:right w:w="85" w:type="dxa"/>
-            </w:tcMar>
-            <w:vAlign w:val="center"/>
-          </w:tcPr>
-          <w:p>
-            <w:pPr>
-              <w:spacing w:line="240" w:lineRule="auto" w:before="0" w:after="0"/>
-              <w:rPr>
-                <w:rFonts w:ascii="Times New Roman" w:hAnsi="Times New Roman"/>
-                <w:sz w:val="21"/>
-              </w:rPr>
-            </w:pPr>
-            <w:r>
-              <w:rPr>
-                <w:rFonts w:ascii="宋体" w:eastAsia="宋体" w:hAnsi="宋体" w:cs="宋体"/>
-                <w:b/>
-                <w:bCs/>
-                <w:sz w:val="21"/>
-              </w:rPr>
-              <w:t xml:space="preserve">ERP</w:t>
-            </w:r>
-            <w:r>
-              <w:rPr>
-                <w:rFonts w:ascii="宋体" w:eastAsia="宋体" w:hAnsi="宋体" w:cs="宋体"/>
-                <w:b/>
-                <w:bCs/>
-                <w:sz w:val="21"/>
-              </w:rPr>
-              <w:t xml:space="preserve">供应链全流程模拟操作</w:t>
-            </w:r>
-          </w:p>
-        </w:tc>
-        <w:tc>
-          <w:tcPr>
-            <w:tcW w:w="2693" w:type="dxa"/>
-            <w:gridSpan w:val="2"/>
-            <w:tcBorders>
-              <w:top w:val="nil"/>
-              <w:left w:val="nil"/>
-              <w:bottom w:val="nil"/>
-              <w:right w:val="nil"/>
-            </w:tcBorders>
-            <w:vAlign w:val="center"/>
-          </w:tcPr>
-          <w:p>
-            <w:pPr>
-              <w:spacing w:line="240" w:lineRule="auto" w:before="0" w:after="0"/>
-              <w:rPr>
-                <w:rFonts w:ascii="Times New Roman" w:eastAsia="等线" w:hAnsi="Times New Roman"/>
-                <w:b/>
-                <w:bCs/>
-                <w:sz w:val="21"/>
-              </w:rPr>
-            </w:pPr>
-            <w:r>
-              <w:rPr>
-                <w:rFonts w:ascii="宋体" w:eastAsia="宋体" w:hAnsi="宋体" w:cs="宋体"/>
-                <w:b/>
-                <w:bCs/>
-                <w:sz w:val="21"/>
-              </w:rPr>
-              <w:t xml:space="preserve">课程实验・账套主管</w:t>
-            </w:r>
-          </w:p>
-        </w:tc>
-        <w:tc>
-          <w:tcPr>
-            <w:tcW w:w="2755" w:type="dxa"/>
-            <w:tcBorders>
-              <w:top w:val="nil"/>
-              <w:left w:val="nil"/>
-              <w:bottom w:val="nil"/>
-              <w:right w:val="nil"/>
-            </w:tcBorders>
-            <w:vAlign w:val="center"/>
-          </w:tcPr>
-          <w:p>
-            <w:pPr>
-              <w:spacing w:line="240" w:lineRule="auto" w:before="0" w:after="0"/>
-              <w:rPr>
-                <w:rFonts w:ascii="Times New Roman" w:eastAsia="等线" w:hAnsi="Times New Roman" w:hint="default"/>
-                <w:b/>
-                <w:bCs/>
-                <w:sz w:val="21"/>
-              </w:rPr>
-            </w:pPr>
-            <w:r>
-              <w:rPr>
-                <w:rFonts w:ascii="宋体" w:eastAsia="宋体" w:hAnsi="宋体" w:cs="宋体"/>
-                <w:b/>
-                <w:bCs/>
-                <w:sz w:val="21"/>
-              </w:rPr>
-              <w:t xml:space="preserve">2025.03-2025.07</w:t>
-            </w:r>
-          </w:p>
-        </w:tc>
-      </w:tr>
-      <w:tr>
-        <w:trPr>
-          <w:gridAfter w:val="2"/>
-          <w:wAfter w:w="880" w:type="dxa"/>
-          <w:jc w:val="center"/>
-        </w:trPr>
-        <w:tc>
-          <w:tcPr>
-            <w:tcW w:w="695" w:type="dxa"/>
-            <w:tcBorders>
-              <w:top w:val="nil"/>
-              <w:left w:val="nil"/>
-              <w:bottom w:val="nil"/>
-              <w:right w:val="nil"/>
-            </w:tcBorders>
-            <w:tcMar>
-              <w:top w:w="0" w:type="dxa"/>
-              <w:left w:w="113" w:type="dxa"/>
-              <w:bottom w:w="0" w:type="dxa"/>
-              <w:right w:w="85" w:type="dxa"/>
-            </w:tcMar>
-            <w:vAlign w:val="center"/>
-          </w:tcPr>
-          <w:p>
-            <w:pPr>
-              <w:spacing w:line="240" w:lineRule="auto" w:before="0" w:after="0"/>
-              <w:rPr>
-                <w:rFonts w:ascii="Times New Roman" w:hAnsi="Times New Roman"/>
-                <w:sz w:val="21"/>
-              </w:rPr>
-            </w:pPr>
-          </w:p>
-        </w:tc>
-        <w:tc>
-          <w:tcPr>
-            <w:tcW w:w="10048" w:type="dxa"/>
-            <w:gridSpan w:val="7"/>
-            <w:tcBorders>
-              <w:top w:val="nil"/>
-              <w:left w:val="nil"/>
-              <w:bottom w:val="nil"/>
-              <w:right w:val="nil"/>
-            </w:tcBorders>
-            <w:tcMar>
-              <w:top w:w="0" w:type="dxa"/>
-              <w:left w:w="85" w:type="dxa"/>
-              <w:bottom w:w="0" w:type="dxa"/>
-              <w:right w:w="85" w:type="dxa"/>
-            </w:tcMar>
-            <w:vAlign w:val="center"/>
-          </w:tcPr>
-          <w:p>
-            <w:pPr>
-              <w:numPr>
-                <w:ilvl w:val="0"/>
-                <w:numId w:val="9"/>
-              </w:numPr>
-              <w:spacing w:line="240" w:lineRule="auto" w:before="0" w:after="0"/>
-              <w:rPr>
-                <w:rFonts w:ascii="Times New Roman" w:eastAsia="宋体" w:hAnsi="Times New Roman" w:cs="宋体" w:hint="default"/>
-                <w:sz w:val="21"/>
-              </w:rPr>
-            </w:pPr>
-            <w:r>
-              <w:rPr>
-                <w:rFonts w:ascii="Times New Roman" w:eastAsia="宋体" w:hAnsi="Times New Roman" w:cs="宋体"/>
-                <w:b/>
-                <w:bCs/>
-                <w:sz w:val="21"/>
-              </w:rPr>
-              <w:t xml:space="preserve">以账套主管角色，以模拟箱包贸易企业为对象，独立完成采购订单→到货入库→销售订单→发货出库→库存调拨→盘点→存货核算→收付款凭证全流程实操</w:t>
-            </w:r>
-          </w:p>
-          <w:p>
-            <w:pPr>
-              <w:numPr>
-                <w:ilvl w:val="0"/>
-                <w:numId w:val="9"/>
-              </w:numPr>
-              <w:spacing w:line="240" w:lineRule="auto" w:before="0" w:after="0"/>
-              <w:rPr>
-                <w:rFonts w:ascii="Times New Roman" w:eastAsia="宋体" w:hAnsi="Times New Roman" w:cs="宋体" w:hint="default"/>
-                <w:sz w:val="21"/>
-              </w:rPr>
-            </w:pPr>
-            <w:r>
-              <w:rPr>
-                <w:rFonts w:ascii="Times New Roman" w:eastAsia="宋体" w:hAnsi="Times New Roman" w:cs="宋体"/>
-                <w:b/>
-                <w:bCs/>
-                <w:sz w:val="21"/>
-              </w:rPr>
-              <w:t xml:space="preserve">梳理采购、销售、库存等模块间的数据流转与单据关联逻辑，理解</w:t>
-            </w:r>
-            <w:r>
-              <w:rPr>
-                <w:rFonts w:ascii="Times New Roman" w:hAnsi="Times New Roman" w:hint="default"/>
-                <w:sz w:val="21"/>
-              </w:rPr>
-              <w:t xml:space="preserve">ERP</w:t>
-            </w:r>
-            <w:r>
-              <w:rPr>
-                <w:rFonts w:ascii="Times New Roman" w:eastAsia="宋体" w:hAnsi="Times New Roman" w:cs="宋体"/>
-                <w:b/>
-                <w:bCs/>
-                <w:sz w:val="21"/>
-              </w:rPr>
-              <w:t xml:space="preserve">系统供应链业务标准化运作机制</w:t>
-            </w:r>
-          </w:p>
-        </w:tc>
-      </w:tr>
-      <w:tr>
-        <w:trPr>
-          <w:gridAfter w:val="2"/>
-          <w:wAfter w:w="880" w:type="dxa"/>
-          <w:jc w:val="center"/>
-        </w:trPr>
-        <w:tc>
-          <w:tcPr>
-            <w:tcW w:w="695" w:type="dxa"/>
-            <w:tcBorders>
-              <w:top w:val="nil"/>
-              <w:left w:val="nil"/>
-              <w:bottom w:val="nil"/>
-              <w:right w:val="nil"/>
-            </w:tcBorders>
-            <w:tcMar>
-              <w:top w:w="0" w:type="dxa"/>
-              <w:left w:w="113" w:type="dxa"/>
-              <w:bottom w:w="0" w:type="dxa"/>
-              <w:right w:w="85" w:type="dxa"/>
-            </w:tcMar>
-            <w:vAlign w:val="center"/>
-          </w:tcPr>
-          <w:p>
-            <w:pPr>
-              <w:spacing w:line="240" w:lineRule="auto" w:before="0" w:after="0"/>
-              <w:rPr>
-                <w:rFonts w:ascii="Times New Roman" w:hAnsi="Times New Roman"/>
-                <w:sz w:val="21"/>
-              </w:rPr>
-            </w:pPr>
-          </w:p>
-        </w:tc>
-        <w:tc>
-          <w:tcPr>
-            <w:tcW w:w="4600" w:type="dxa"/>
-            <w:gridSpan w:val="4"/>
-            <w:tcBorders>
-              <w:top w:val="nil"/>
-              <w:left w:val="nil"/>
-              <w:bottom w:val="nil"/>
-              <w:right w:val="nil"/>
-            </w:tcBorders>
-            <w:tcMar>
-              <w:top w:w="0" w:type="dxa"/>
-              <w:left w:w="85" w:type="dxa"/>
-              <w:bottom w:w="0" w:type="dxa"/>
-              <w:right w:w="85" w:type="dxa"/>
-            </w:tcMar>
-            <w:vAlign w:val="center"/>
-          </w:tcPr>
-          <w:p>
-            <w:pPr>
-              <w:spacing w:line="240" w:lineRule="auto" w:before="0" w:after="0"/>
-              <w:rPr>
-                <w:rFonts w:ascii="Times New Roman" w:hAnsi="Times New Roman"/>
-                <w:sz w:val="21"/>
-              </w:rPr>
-            </w:pPr>
-            <w:r>
-              <w:rPr>
-                <w:rFonts w:ascii="Times New Roman" w:eastAsia="宋体" w:hAnsi="Times New Roman" w:cs="宋体"/>
-                <w:b/>
-                <w:bCs/>
-                <w:sz w:val="21"/>
-              </w:rPr>
-              <w:t xml:space="preserve">ERP</w:t>
-            </w:r>
-            <w:r>
-              <w:rPr>
-                <w:rFonts w:ascii="宋体" w:eastAsia="宋体" w:hAnsi="宋体" w:cs="宋体"/>
-                <w:b/>
-                <w:bCs/>
-                <w:sz w:val="21"/>
-              </w:rPr>
-              <w:t xml:space="preserve">供应链全流程模拟操作</w:t>
-            </w:r>
-          </w:p>
-        </w:tc>
-        <w:tc>
-          <w:tcPr>
-            <w:tcW w:w="2693" w:type="dxa"/>
-            <w:gridSpan w:val="2"/>
-            <w:tcBorders>
-              <w:top w:val="nil"/>
-              <w:left w:val="nil"/>
-              <w:bottom w:val="nil"/>
-              <w:right w:val="nil"/>
-            </w:tcBorders>
-            <w:vAlign w:val="center"/>
-          </w:tcPr>
-          <w:p>
-            <w:pPr>
-              <w:spacing w:line="240" w:lineRule="auto" w:before="0" w:after="0"/>
-              <w:rPr>
-                <w:rFonts w:ascii="Times New Roman" w:eastAsia="等线" w:hAnsi="Times New Roman"/>
-                <w:b/>
-                <w:bCs/>
-                <w:sz w:val="21"/>
-              </w:rPr>
-            </w:pPr>
-            <w:r>
-              <w:rPr>
-                <w:rFonts w:ascii="宋体" w:eastAsia="宋体" w:hAnsi="宋体" w:cs="宋体"/>
-                <w:b/>
-                <w:bCs/>
-                <w:sz w:val="21"/>
-              </w:rPr>
-              <w:t xml:space="preserve">课程实验・账套主管</w:t>
-            </w:r>
-          </w:p>
-        </w:tc>
-        <w:tc>
-          <w:tcPr>
-            <w:tcW w:w="2755" w:type="dxa"/>
-            <w:tcBorders>
-              <w:top w:val="nil"/>
-              <w:left w:val="nil"/>
-              <w:bottom w:val="nil"/>
-              <w:right w:val="nil"/>
-            </w:tcBorders>
-            <w:vAlign w:val="center"/>
-          </w:tcPr>
-          <w:p>
-            <w:pPr>
-              <w:spacing w:line="240" w:lineRule="auto" w:before="0" w:after="0"/>
-              <w:rPr>
-                <w:rFonts w:ascii="Times New Roman" w:eastAsia="等线" w:hAnsi="Times New Roman" w:hint="default"/>
-                <w:b/>
-                <w:bCs/>
-                <w:sz w:val="21"/>
-              </w:rPr>
-            </w:pPr>
-            <w:r>
-              <w:rPr>
-                <w:rFonts w:ascii="Times New Roman" w:eastAsia="宋体" w:hAnsi="Times New Roman" w:cs="宋体"/>
-                <w:b/>
-                <w:bCs/>
-                <w:sz w:val="21"/>
-              </w:rPr>
-              <w:t xml:space="preserve">2025.03-2025.07</w:t>
-            </w:r>
-          </w:p>
-        </w:tc>
-      </w:tr>
-      <w:tr>
-        <w:trPr>
-          <w:gridAfter w:val="2"/>
-          <w:wAfter w:w="880" w:type="dxa"/>
-          <w:jc w:val="center"/>
-        </w:trPr>
-        <w:tc>
-          <w:tcPr>
-            <w:tcW w:w="695" w:type="dxa"/>
-            <w:tcBorders>
-              <w:top w:val="nil"/>
-              <w:left w:val="nil"/>
-              <w:bottom w:val="nil"/>
-              <w:right w:val="nil"/>
-            </w:tcBorders>
-            <w:tcMar>
-              <w:top w:w="0" w:type="dxa"/>
-              <w:left w:w="113" w:type="dxa"/>
-              <w:bottom w:w="0" w:type="dxa"/>
-              <w:right w:w="85" w:type="dxa"/>
-            </w:tcMar>
-            <w:vAlign w:val="center"/>
-          </w:tcPr>
-          <w:p>
-            <w:pPr>
-              <w:spacing w:line="240" w:lineRule="auto" w:before="0" w:after="0"/>
-              <w:rPr>
-                <w:rFonts w:ascii="Times New Roman" w:hAnsi="Times New Roman"/>
-                <w:sz w:val="21"/>
-              </w:rPr>
-            </w:pPr>
-          </w:p>
-        </w:tc>
-        <w:tc>
-          <w:tcPr>
-            <w:tcW w:w="10048" w:type="dxa"/>
-            <w:gridSpan w:val="7"/>
-            <w:tcBorders>
-              <w:top w:val="nil"/>
-              <w:left w:val="nil"/>
-              <w:bottom w:val="nil"/>
-              <w:right w:val="nil"/>
-            </w:tcBorders>
-            <w:tcMar>
-              <w:top w:w="0" w:type="dxa"/>
-              <w:left w:w="85" w:type="dxa"/>
-              <w:bottom w:w="0" w:type="dxa"/>
-              <w:right w:w="85" w:type="dxa"/>
-            </w:tcMar>
-            <w:vAlign w:val="center"/>
-          </w:tcPr>
-          <w:p>
-            <w:pPr>
-              <w:numPr>
-                <w:ilvl w:val="0"/>
-                <w:numId w:val="9"/>
-              </w:numPr>
-              <w:spacing w:line="240" w:lineRule="auto" w:before="0" w:after="0"/>
-              <w:rPr>
-                <w:rFonts w:ascii="Times New Roman" w:eastAsia="宋体" w:hAnsi="Times New Roman" w:cs="宋体" w:hint="default"/>
-                <w:sz w:val="21"/>
-              </w:rPr>
-            </w:pPr>
-            <w:r>
-              <w:rPr>
-                <w:rFonts w:ascii="宋体" w:eastAsia="宋体" w:hAnsi="宋体" w:cs="宋体"/>
-                <w:sz w:val="21"/>
-              </w:rPr>
-              <w:t xml:space="preserve">以账套主管角色，以模拟箱包贸易企业为对象，独立完成采购订单→到货入库→销售订单→发货出库→库存调拨→盘点→存货核算→收付款凭证全流程实操</w:t>
-            </w:r>
-          </w:p>
-          <w:p>
-            <w:pPr>
-              <w:numPr>
-                <w:ilvl w:val="0"/>
-                <w:numId w:val="9"/>
-              </w:numPr>
-              <w:spacing w:line="240" w:lineRule="auto" w:before="0" w:after="0"/>
-              <w:rPr>
-                <w:rFonts w:ascii="Times New Roman" w:eastAsia="宋体" w:hAnsi="Times New Roman" w:cs="宋体" w:hint="default"/>
-                <w:sz w:val="21"/>
-              </w:rPr>
-            </w:pPr>
-            <w:r>
-              <w:rPr>
-                <w:rFonts w:ascii="宋体" w:eastAsia="宋体" w:hAnsi="宋体" w:cs="宋体"/>
-                <w:sz w:val="21"/>
-              </w:rPr>
-              <w:t xml:space="preserve">梳理采购、销售、库存等模块间的数据流转与单据关联逻辑，理解</w:t>
-            </w:r>
-            <w:r>
-              <w:rPr>
-                <w:rFonts w:ascii="Times New Roman" w:hAnsi="Times New Roman" w:hint="default"/>
-                <w:sz w:val="21"/>
-              </w:rPr>
-              <w:t xml:space="preserve">ERP</w:t>
-            </w:r>
-            <w:r>
-              <w:rPr>
-                <w:rFonts w:ascii="宋体" w:eastAsia="宋体" w:hAnsi="宋体" w:cs="宋体"/>
-                <w:sz w:val="21"/>
-              </w:rPr>
-              <w:t xml:space="preserve">系统供应链业务标准化运作机制</w:t>
             </w:r>
           </w:p>
         </w:tc>
@@ -2986,7 +2479,7 @@
           </w:tcPr>
           <w:p>
             <w:pPr>
-              <w:spacing w:line="240" w:lineRule="auto" w:before="0" w:after="0"/>
+              <w:spacing w:line="290" w:lineRule="atLeast" w:before="0" w:after="0"/>
             </w:pPr>
             <w:r>
               <w:rPr>
@@ -3003,7 +2496,7 @@
         <w:rPr>
           <w:vanish/>
         </w:rPr>
-        <w:spacing w:line="240" w:lineRule="auto" w:before="0" w:after="0"/>
+        <w:spacing w:line="290" w:lineRule="atLeast" w:before="0" w:after="0"/>
       </w:pPr>
     </w:p>
     <w:p>
@@ -3012,7 +2505,7 @@
           <w:vanish/>
           <w:sz w:val="21"/>
         </w:rPr>
-        <w:spacing w:line="240" w:lineRule="auto" w:before="0" w:after="0"/>
+        <w:spacing w:line="290" w:lineRule="atLeast" w:before="0" w:after="0"/>
       </w:pPr>
     </w:p>
     <w:tbl>
@@ -3056,7 +2549,7 @@
           </w:tcPr>
           <w:p>
             <w:pPr>
-              <w:spacing w:line="240" w:lineRule="auto" w:before="0" w:after="0"/>
+              <w:spacing w:line="290" w:lineRule="atLeast" w:before="0" w:after="0"/>
               <w:rPr>
                 <w:sz w:val="21"/>
               </w:rPr>
@@ -3082,7 +2575,7 @@
           </w:tcPr>
           <w:p>
             <w:pPr>
-              <w:spacing w:line="240" w:lineRule="auto" w:before="0" w:after="0"/>
+              <w:spacing w:line="290" w:lineRule="atLeast" w:before="0" w:after="0"/>
               <w:rPr>
                 <w:b/>
                 <w:bCs/>
@@ -3091,7 +2584,7 @@
             </w:pPr>
             <w:r>
               <w:rPr>
-                <w:rFonts w:ascii="宋体" w:eastAsia="宋体" w:hAnsi="宋体" w:cs="宋体"/>
+                <w:rFonts w:ascii="Times New Roman" w:eastAsia="宋体" w:hAnsi="Times New Roman" w:cs="宋体"/>
                 <w:b/>
                 <w:bCs/>
                 <w:sz w:val="21"/>
@@ -3113,7 +2606,7 @@
           </w:tcPr>
           <w:p>
             <w:pPr>
-              <w:spacing w:line="240" w:lineRule="auto" w:before="0" w:after="0"/>
+              <w:spacing w:line="290" w:lineRule="atLeast" w:before="0" w:after="0"/>
               <w:rPr>
                 <w:b/>
                 <w:bCs/>
@@ -3122,7 +2615,7 @@
             </w:pPr>
             <w:r>
               <w:rPr>
-                <w:rFonts w:ascii="宋体" w:eastAsia="宋体" w:hAnsi="宋体" w:cs="宋体"/>
+                <w:rFonts w:ascii="Times New Roman" w:eastAsia="宋体" w:hAnsi="Times New Roman" w:cs="宋体"/>
                 <w:b/>
                 <w:bCs/>
                 <w:sz w:val="21"/>
@@ -3144,7 +2637,7 @@
           </w:tcPr>
           <w:p>
             <w:pPr>
-              <w:spacing w:line="240" w:lineRule="auto" w:before="0" w:after="0"/>
+              <w:spacing w:line="290" w:lineRule="atLeast" w:before="0" w:after="0"/>
               <w:rPr>
                 <w:rFonts w:ascii="Times New Roman" w:eastAsia="等线" w:hAnsi="Times New Roman" w:hint="default"/>
                 <w:b/>
@@ -3154,7 +2647,7 @@
             </w:pPr>
             <w:r>
               <w:rPr>
-                <w:rFonts w:ascii="宋体" w:eastAsia="宋体" w:hAnsi="宋体" w:cs="宋体"/>
+                <w:rFonts w:ascii="Times New Roman" w:eastAsia="宋体" w:hAnsi="Times New Roman" w:cs="宋体"/>
                 <w:b/>
                 <w:bCs/>
                 <w:sz w:val="21"/>
@@ -3187,7 +2680,7 @@
           </w:tcPr>
           <w:p>
             <w:pPr>
-              <w:spacing w:line="240" w:lineRule="auto" w:before="0" w:after="0"/>
+              <w:spacing w:line="290" w:lineRule="atLeast" w:before="0" w:after="0"/>
               <w:rPr>
                 <w:rFonts w:ascii="Times New Roman" w:hAnsi="Times New Roman"/>
                 <w:sz w:val="21"/>
@@ -3219,7 +2712,7 @@
                 <w:ilvl w:val="0"/>
                 <w:numId w:val="6"/>
               </w:numPr>
-              <w:spacing w:line="240" w:lineRule="auto" w:before="0" w:after="0"/>
+              <w:spacing w:line="290" w:lineRule="atLeast" w:before="0" w:after="0"/>
               <w:rPr>
                 <w:rFonts w:ascii="Times New Roman" w:eastAsia="宋体" w:hAnsi="Times New Roman" w:cs="宋体" w:hint="default"/>
                 <w:sz w:val="21"/>
@@ -3227,41 +2720,35 @@
             </w:pPr>
             <w:r>
               <w:rPr>
-                <w:rFonts w:ascii="宋体" w:eastAsia="宋体" w:hAnsi="宋体" w:cs="宋体"/>
-                <w:b/>
-                <w:bCs/>
+                <w:rFonts w:ascii="Times New Roman" w:eastAsia="宋体" w:hAnsi="Times New Roman" w:cs="宋体"/>
                 <w:sz w:val="21"/>
               </w:rPr>
               <w:t xml:space="preserve">统筹</w:t>
             </w:r>
             <w:r>
               <w:rPr>
-                <w:rFonts w:ascii="Times New Roman" w:hAnsi="Times New Roman" w:hint="default"/>
+                <w:rFonts w:eastAsia="宋体" w:ascii="Times New Roman" w:hAnsi="Times New Roman"/>
                 <w:sz w:val="21"/>
               </w:rPr>
               <w:t xml:space="preserve">200+</w:t>
             </w:r>
             <w:r>
               <w:rPr>
-                <w:rFonts w:ascii="宋体" w:eastAsia="宋体" w:hAnsi="宋体" w:cs="宋体"/>
-                <w:b/>
-                <w:bCs/>
+                <w:rFonts w:ascii="Times New Roman" w:eastAsia="宋体" w:hAnsi="Times New Roman" w:cs="宋体"/>
                 <w:sz w:val="21"/>
               </w:rPr>
               <w:t xml:space="preserve">份申报材料全流程管理，用</w:t>
             </w:r>
             <w:r>
               <w:rPr>
-                <w:rFonts w:ascii="Times New Roman" w:hAnsi="Times New Roman" w:hint="default"/>
-                <w:sz w:val="21"/>
-              </w:rPr>
-              <w:t xml:space="preserve"> Excel </w:t>
-            </w:r>
-            <w:r>
-              <w:rPr>
-                <w:rFonts w:ascii="宋体" w:eastAsia="宋体" w:hAnsi="宋体" w:cs="宋体"/>
-                <w:b/>
-                <w:bCs/>
+                <w:rFonts w:eastAsia="宋体" w:ascii="Times New Roman" w:hAnsi="Times New Roman"/>
+                <w:sz w:val="21"/>
+              </w:rPr>
+              <w:t xml:space="preserve">Excel</w:t>
+            </w:r>
+            <w:r>
+              <w:rPr>
+                <w:rFonts w:ascii="Times New Roman" w:eastAsia="宋体" w:hAnsi="Times New Roman" w:cs="宋体"/>
                 <w:sz w:val="21"/>
               </w:rPr>
               <w:t xml:space="preserve">搭建分类台账与三级校验机制，实现零差错提交</w:t>
@@ -3273,7 +2760,7 @@
                 <w:ilvl w:val="0"/>
                 <w:numId w:val="6"/>
               </w:numPr>
-              <w:spacing w:line="240" w:lineRule="auto" w:before="0" w:after="0"/>
+              <w:spacing w:line="290" w:lineRule="atLeast" w:before="0" w:after="0"/>
               <w:rPr>
                 <w:rFonts w:ascii="Times New Roman" w:eastAsia="宋体" w:hAnsi="Times New Roman" w:cs="宋体" w:hint="default"/>
                 <w:sz w:val="21"/>
@@ -3281,9 +2768,7 @@
             </w:pPr>
             <w:r>
               <w:rPr>
-                <w:rFonts w:ascii="宋体" w:eastAsia="宋体" w:hAnsi="宋体" w:cs="宋体"/>
-                <w:b/>
-                <w:bCs/>
+                <w:rFonts w:ascii="Times New Roman" w:eastAsia="宋体" w:hAnsi="Times New Roman" w:cs="宋体"/>
                 <w:sz w:val="21"/>
               </w:rPr>
               <w:t xml:space="preserve">跨部门同步项目进度，按月汇总执行数据，梳理并标准化审核报批流程，提升材料调取与协作效率</w:t>
@@ -3314,7 +2799,7 @@
           </w:tcPr>
           <w:p>
             <w:pPr>
-              <w:spacing w:line="240" w:lineRule="auto" w:before="0" w:after="0"/>
+              <w:spacing w:line="290" w:lineRule="atLeast" w:before="0" w:after="0"/>
               <w:rPr>
                 <w:sz w:val="21"/>
               </w:rPr>
@@ -3340,7 +2825,7 @@
           </w:tcPr>
           <w:p>
             <w:pPr>
-              <w:spacing w:line="240" w:lineRule="auto" w:before="0" w:after="0"/>
+              <w:spacing w:line="290" w:lineRule="atLeast" w:before="0" w:after="0"/>
               <w:rPr>
                 <w:b/>
                 <w:bCs/>
@@ -3349,7 +2834,7 @@
             </w:pPr>
             <w:r>
               <w:rPr>
-                <w:rFonts w:ascii="宋体" w:eastAsia="宋体" w:hAnsi="宋体" w:cs="宋体"/>
+                <w:rFonts w:ascii="Times New Roman" w:eastAsia="宋体" w:hAnsi="Times New Roman" w:cs="宋体"/>
                 <w:b/>
                 <w:bCs/>
                 <w:sz w:val="21"/>
@@ -3371,7 +2856,7 @@
           </w:tcPr>
           <w:p>
             <w:pPr>
-              <w:spacing w:line="240" w:lineRule="auto" w:before="0" w:after="0"/>
+              <w:spacing w:line="290" w:lineRule="atLeast" w:before="0" w:after="0"/>
               <w:rPr>
                 <w:b/>
                 <w:bCs/>
@@ -3380,7 +2865,7 @@
             </w:pPr>
             <w:r>
               <w:rPr>
-                <w:rFonts w:ascii="宋体" w:eastAsia="宋体" w:hAnsi="宋体" w:cs="宋体"/>
+                <w:rFonts w:ascii="Times New Roman" w:eastAsia="宋体" w:hAnsi="Times New Roman" w:cs="宋体"/>
                 <w:b/>
                 <w:bCs/>
                 <w:sz w:val="21"/>
@@ -3402,7 +2887,7 @@
           </w:tcPr>
           <w:p>
             <w:pPr>
-              <w:spacing w:line="240" w:lineRule="auto" w:before="0" w:after="0"/>
+              <w:spacing w:line="290" w:lineRule="atLeast" w:before="0" w:after="0"/>
               <w:rPr>
                 <w:rFonts w:ascii="Times New Roman" w:eastAsia="等线" w:hAnsi="Times New Roman" w:hint="default"/>
                 <w:b/>
@@ -3412,7 +2897,7 @@
             </w:pPr>
             <w:r>
               <w:rPr>
-                <w:rFonts w:ascii="宋体" w:eastAsia="宋体" w:hAnsi="宋体" w:cs="宋体"/>
+                <w:rFonts w:ascii="Times New Roman" w:eastAsia="宋体" w:hAnsi="Times New Roman" w:cs="宋体"/>
                 <w:b/>
                 <w:bCs/>
                 <w:sz w:val="21"/>
@@ -3445,7 +2930,7 @@
           </w:tcPr>
           <w:p>
             <w:pPr>
-              <w:spacing w:line="240" w:lineRule="auto" w:before="0" w:after="0"/>
+              <w:spacing w:line="290" w:lineRule="atLeast" w:before="0" w:after="0"/>
               <w:rPr>
                 <w:rFonts w:ascii="Times New Roman" w:hAnsi="Times New Roman"/>
                 <w:sz w:val="21"/>
@@ -3477,7 +2962,7 @@
                 <w:ilvl w:val="0"/>
                 <w:numId w:val="6"/>
               </w:numPr>
-              <w:spacing w:line="240" w:lineRule="auto" w:before="0" w:after="0"/>
+              <w:spacing w:line="290" w:lineRule="atLeast" w:before="0" w:after="0"/>
               <w:rPr>
                 <w:rFonts w:ascii="Times New Roman" w:eastAsia="宋体" w:hAnsi="Times New Roman" w:cs="宋体" w:hint="default"/>
                 <w:sz w:val="21"/>
@@ -3485,9 +2970,7 @@
             </w:pPr>
             <w:r>
               <w:rPr>
-                <w:rFonts w:ascii="宋体" w:eastAsia="宋体" w:hAnsi="宋体" w:cs="宋体"/>
-                <w:b/>
-                <w:bCs/>
+                <w:rFonts w:ascii="Times New Roman" w:eastAsia="宋体" w:hAnsi="Times New Roman" w:cs="宋体"/>
                 <w:sz w:val="21"/>
               </w:rPr>
               <w:t xml:space="preserve">落实数十种原辅料日盘与效期管理，按消耗规律安排解冻备货，降低物料损耗与缺货风险；根据销售节奏同步补货需求，保持库存账实一致，对应安全库存与需求波动管理</w:t>
@@ -3503,7 +2986,7 @@
           <w:vanish/>
           <w:sz w:val="21"/>
         </w:rPr>
-        <w:spacing w:line="240" w:lineRule="auto" w:before="0" w:after="0"/>
+        <w:spacing w:line="290" w:lineRule="atLeast" w:before="0" w:after="0"/>
       </w:pPr>
     </w:p>
     <w:p>
@@ -3513,7 +2996,7 @@
           <w:vanish/>
           <w:sz w:val="21"/>
         </w:rPr>
-        <w:spacing w:line="240" w:lineRule="auto" w:before="0" w:after="0"/>
+        <w:spacing w:line="290" w:lineRule="atLeast" w:before="0" w:after="0"/>
       </w:pPr>
     </w:p>
     <w:p>
@@ -3523,7 +3006,7 @@
           <w:vanish/>
           <w:sz w:val="21"/>
         </w:rPr>
-        <w:spacing w:line="240" w:lineRule="auto" w:before="0" w:after="0"/>
+        <w:spacing w:line="290" w:lineRule="atLeast" w:before="0" w:after="0"/>
       </w:pPr>
     </w:p>
     <w:p>
@@ -3533,7 +3016,7 @@
           <w:vanish/>
           <w:sz w:val="2"/>
         </w:rPr>
-        <w:spacing w:line="240" w:lineRule="auto" w:before="0" w:after="0"/>
+        <w:spacing w:line="290" w:lineRule="atLeast" w:before="0" w:after="0"/>
       </w:pPr>
     </w:p>
     <w:p>
@@ -3542,7 +3025,7 @@
           <w:rFonts w:ascii="Times New Roman" w:hAnsi="Times New Roman"/>
           <w:vanish/>
         </w:rPr>
-        <w:spacing w:line="240" w:lineRule="auto" w:before="0" w:after="0"/>
+        <w:spacing w:line="290" w:lineRule="atLeast" w:before="0" w:after="0"/>
       </w:pPr>
     </w:p>
     <w:p>
@@ -3552,7 +3035,7 @@
           <w:vanish/>
           <w:sz w:val="21"/>
         </w:rPr>
-        <w:spacing w:line="240" w:lineRule="auto" w:before="0" w:after="0"/>
+        <w:spacing w:line="290" w:lineRule="atLeast" w:before="0" w:after="0"/>
       </w:pPr>
     </w:p>
     <w:tbl>
@@ -3594,14 +3077,14 @@
           </w:tcPr>
           <w:p>
             <w:pPr>
-              <w:spacing w:before="0" w:after="0" w:line="240" w:lineRule="auto"/>
+              <w:spacing w:before="0" w:after="0" w:line="290" w:lineRule="atLeast"/>
               <w:rPr>
                 <w:rFonts w:ascii="Times New Roman" w:hAnsi="Times New Roman"/>
               </w:rPr>
             </w:pPr>
             <w:r>
               <w:rPr>
-                <w:rFonts w:ascii="宋体" w:eastAsia="宋体" w:hAnsi="宋体" w:cs="宋体"/>
+                <w:rFonts w:ascii="Times New Roman" w:eastAsia="宋体" w:hAnsi="Times New Roman" w:cs="宋体"/>
                 <w:b/>
                 <w:bCs/>
               </w:rPr>
@@ -3617,7 +3100,7 @@
           <w:rFonts w:ascii="Times New Roman" w:hAnsi="Times New Roman"/>
           <w:vanish/>
         </w:rPr>
-        <w:spacing w:line="240" w:lineRule="auto" w:before="0" w:after="0"/>
+        <w:spacing w:line="290" w:lineRule="atLeast" w:before="0" w:after="0"/>
       </w:pPr>
     </w:p>
     <w:tbl>
@@ -3660,7 +3143,7 @@
           </w:tcPr>
           <w:p>
             <w:pPr>
-              <w:spacing w:before="0" w:after="0" w:line="240" w:lineRule="auto"/>
+              <w:spacing w:before="0" w:after="0" w:line="290" w:lineRule="atLeast"/>
               <w:rPr>
                 <w:rFonts w:ascii="Times New Roman" w:hAnsi="Times New Roman"/>
                 <w:sz w:val="21"/>
@@ -3687,7 +3170,7 @@
           </w:tcPr>
           <w:p>
             <w:pPr>
-              <w:spacing w:line="240" w:lineRule="auto" w:before="0" w:after="0"/>
+              <w:spacing w:line="290" w:lineRule="atLeast" w:before="0" w:after="0"/>
               <w:rPr>
                 <w:rFonts w:ascii="Times New Roman" w:eastAsia="宋体" w:hAnsi="Times New Roman" w:cs="宋体" w:hint="default"/>
                 <w:b/>
@@ -3697,7 +3180,7 @@
             </w:pPr>
             <w:r>
               <w:rPr>
-                <w:rFonts w:ascii="宋体" w:eastAsia="宋体" w:hAnsi="宋体" w:cs="宋体"/>
+                <w:rFonts w:ascii="Times New Roman" w:eastAsia="宋体" w:hAnsi="Times New Roman" w:cs="宋体"/>
                 <w:b/>
                 <w:bCs/>
                 <w:sz w:val="21"/>
@@ -3706,41 +3189,35 @@
             </w:r>
             <w:r>
               <w:rPr>
-                <w:rFonts w:ascii="宋体" w:eastAsia="宋体" w:hAnsi="宋体" w:cs="宋体"/>
-                <w:b/>
-                <w:bCs/>
+                <w:rFonts w:ascii="Times New Roman" w:eastAsia="宋体" w:hAnsi="Times New Roman" w:cs="宋体"/>
                 <w:sz w:val="21"/>
               </w:rPr>
               <w:t xml:space="preserve">供应链建模（</w:t>
             </w:r>
             <w:r>
               <w:rPr>
-                <w:rFonts w:ascii="Times New Roman" w:hAnsi="Times New Roman" w:hint="default"/>
+                <w:rFonts w:eastAsia="宋体" w:ascii="Times New Roman" w:hAnsi="Times New Roman"/>
                 <w:sz w:val="21"/>
               </w:rPr>
               <w:t xml:space="preserve">Python</w:t>
             </w:r>
             <w:r>
               <w:rPr>
-                <w:rFonts w:ascii="宋体" w:eastAsia="宋体" w:hAnsi="宋体" w:cs="宋体"/>
-                <w:b/>
-                <w:bCs/>
+                <w:rFonts w:ascii="Times New Roman" w:eastAsia="宋体" w:hAnsi="Times New Roman" w:cs="宋体"/>
                 <w:sz w:val="21"/>
               </w:rPr>
               <w:t xml:space="preserve">求解）、产能</w:t>
             </w:r>
             <w:r>
               <w:rPr>
-                <w:rFonts w:ascii="Times New Roman" w:hAnsi="Times New Roman" w:hint="default"/>
+                <w:rFonts w:eastAsia="宋体" w:ascii="Times New Roman" w:hAnsi="Times New Roman"/>
                 <w:sz w:val="21"/>
               </w:rPr>
               <w:t xml:space="preserve">-</w:t>
             </w:r>
             <w:r>
               <w:rPr>
-                <w:rFonts w:ascii="宋体" w:eastAsia="宋体" w:hAnsi="宋体" w:cs="宋体"/>
-                <w:b/>
-                <w:bCs/>
+                <w:rFonts w:ascii="Times New Roman" w:eastAsia="宋体" w:hAnsi="Times New Roman" w:cs="宋体"/>
                 <w:sz w:val="21"/>
               </w:rPr>
               <w:t xml:space="preserve">供需平衡思维、库存与效期管理</w:t>
@@ -3748,7 +3225,7 @@
           </w:p>
           <w:p>
             <w:pPr>
-              <w:spacing w:line="240" w:lineRule="auto" w:before="0" w:after="0"/>
+              <w:spacing w:line="290" w:lineRule="atLeast" w:before="0" w:after="0"/>
               <w:rPr>
                 <w:rFonts w:ascii="Times New Roman" w:eastAsia="宋体" w:hAnsi="Times New Roman" w:cs="宋体" w:hint="default"/>
                 <w:b/>
@@ -3758,7 +3235,7 @@
             </w:pPr>
             <w:r>
               <w:rPr>
-                <w:rFonts w:ascii="宋体" w:eastAsia="宋体" w:hAnsi="宋体" w:cs="宋体"/>
+                <w:rFonts w:ascii="Times New Roman" w:eastAsia="宋体" w:hAnsi="Times New Roman" w:cs="宋体"/>
                 <w:b/>
                 <w:bCs/>
                 <w:sz w:val="21"/>
@@ -3767,112 +3244,98 @@
             </w:r>
             <w:r>
               <w:rPr>
-                <w:rFonts w:ascii="Times New Roman" w:hAnsi="Times New Roman" w:hint="default"/>
+                <w:rFonts w:eastAsia="宋体" w:ascii="Times New Roman" w:hAnsi="Times New Roman"/>
                 <w:sz w:val="21"/>
               </w:rPr>
               <w:t xml:space="preserve">Python</w:t>
             </w:r>
             <w:r>
               <w:rPr>
-                <w:rFonts w:ascii="宋体" w:eastAsia="宋体" w:hAnsi="宋体" w:cs="宋体"/>
-                <w:b/>
-                <w:bCs/>
+                <w:rFonts w:ascii="Times New Roman" w:eastAsia="宋体" w:hAnsi="Times New Roman" w:cs="宋体"/>
                 <w:sz w:val="21"/>
               </w:rPr>
               <w:t xml:space="preserve">（</w:t>
             </w:r>
             <w:r>
               <w:rPr>
-                <w:rFonts w:ascii="Times New Roman" w:hAnsi="Times New Roman" w:hint="default"/>
+                <w:rFonts w:eastAsia="宋体" w:ascii="Times New Roman" w:hAnsi="Times New Roman"/>
                 <w:sz w:val="21"/>
               </w:rPr>
               <w:t xml:space="preserve">pandas</w:t>
             </w:r>
             <w:r>
               <w:rPr>
-                <w:rFonts w:ascii="宋体" w:eastAsia="宋体" w:hAnsi="宋体" w:cs="宋体"/>
-                <w:b/>
-                <w:bCs/>
+                <w:rFonts w:ascii="Times New Roman" w:eastAsia="宋体" w:hAnsi="Times New Roman" w:cs="宋体"/>
                 <w:sz w:val="21"/>
               </w:rPr>
               <w:t xml:space="preserve">、</w:t>
             </w:r>
             <w:r>
               <w:rPr>
-                <w:rFonts w:ascii="Times New Roman" w:hAnsi="Times New Roman" w:hint="default"/>
+                <w:rFonts w:eastAsia="宋体" w:ascii="Times New Roman" w:hAnsi="Times New Roman"/>
                 <w:sz w:val="21"/>
               </w:rPr>
               <w:t xml:space="preserve">matplotlib</w:t>
             </w:r>
             <w:r>
               <w:rPr>
-                <w:rFonts w:ascii="宋体" w:eastAsia="宋体" w:hAnsi="宋体" w:cs="宋体"/>
-                <w:b/>
-                <w:bCs/>
+                <w:rFonts w:ascii="Times New Roman" w:eastAsia="宋体" w:hAnsi="Times New Roman" w:cs="宋体"/>
                 <w:sz w:val="21"/>
               </w:rPr>
               <w:t xml:space="preserve">）、</w:t>
             </w:r>
             <w:r>
               <w:rPr>
-                <w:rFonts w:ascii="Times New Roman" w:hAnsi="Times New Roman" w:hint="default"/>
+                <w:rFonts w:eastAsia="宋体" w:ascii="Times New Roman" w:hAnsi="Times New Roman"/>
                 <w:sz w:val="21"/>
               </w:rPr>
               <w:t xml:space="preserve">R</w:t>
             </w:r>
             <w:r>
               <w:rPr>
-                <w:rFonts w:ascii="宋体" w:eastAsia="宋体" w:hAnsi="宋体" w:cs="宋体"/>
-                <w:b/>
-                <w:bCs/>
+                <w:rFonts w:ascii="Times New Roman" w:eastAsia="宋体" w:hAnsi="Times New Roman" w:cs="宋体"/>
                 <w:sz w:val="21"/>
               </w:rPr>
               <w:t xml:space="preserve">、</w:t>
             </w:r>
             <w:r>
               <w:rPr>
-                <w:rFonts w:ascii="Times New Roman" w:hAnsi="Times New Roman" w:hint="default"/>
+                <w:rFonts w:eastAsia="宋体" w:ascii="Times New Roman" w:hAnsi="Times New Roman"/>
                 <w:sz w:val="21"/>
               </w:rPr>
               <w:t xml:space="preserve">SPSS</w:t>
             </w:r>
             <w:r>
               <w:rPr>
-                <w:rFonts w:ascii="宋体" w:eastAsia="宋体" w:hAnsi="宋体" w:cs="宋体"/>
-                <w:b/>
-                <w:bCs/>
+                <w:rFonts w:ascii="Times New Roman" w:eastAsia="宋体" w:hAnsi="Times New Roman" w:cs="宋体"/>
                 <w:sz w:val="21"/>
               </w:rPr>
               <w:t xml:space="preserve">、</w:t>
             </w:r>
             <w:r>
               <w:rPr>
-                <w:rFonts w:ascii="Times New Roman" w:hAnsi="Times New Roman" w:hint="default"/>
+                <w:rFonts w:eastAsia="宋体" w:ascii="Times New Roman" w:hAnsi="Times New Roman"/>
                 <w:sz w:val="21"/>
               </w:rPr>
               <w:t xml:space="preserve">Excel</w:t>
             </w:r>
             <w:r>
               <w:rPr>
-                <w:rFonts w:ascii="宋体" w:eastAsia="宋体" w:hAnsi="宋体" w:cs="宋体"/>
-                <w:b/>
-                <w:bCs/>
+                <w:rFonts w:ascii="Times New Roman" w:eastAsia="宋体" w:hAnsi="Times New Roman" w:cs="宋体"/>
                 <w:sz w:val="21"/>
               </w:rPr>
               <w:t xml:space="preserve">（透视表</w:t>
             </w:r>
             <w:r>
               <w:rPr>
-                <w:rFonts w:ascii="Times New Roman" w:hAnsi="Times New Roman" w:hint="default"/>
+                <w:rFonts w:eastAsia="宋体" w:ascii="Times New Roman" w:hAnsi="Times New Roman"/>
                 <w:sz w:val="21"/>
               </w:rPr>
               <w:t xml:space="preserve">/VLOOKUP/</w:t>
             </w:r>
             <w:r>
               <w:rPr>
-                <w:rFonts w:ascii="宋体" w:eastAsia="宋体" w:hAnsi="宋体" w:cs="宋体"/>
-                <w:b/>
-                <w:bCs/>
+                <w:rFonts w:ascii="Times New Roman" w:eastAsia="宋体" w:hAnsi="Times New Roman" w:cs="宋体"/>
                 <w:sz w:val="21"/>
               </w:rPr>
               <w:t xml:space="preserve">图表可视化）</w:t>
@@ -3880,7 +3343,7 @@
           </w:p>
           <w:p>
             <w:pPr>
-              <w:spacing w:line="240" w:lineRule="auto" w:before="0" w:after="0"/>
+              <w:spacing w:line="290" w:lineRule="atLeast" w:before="0" w:after="0"/>
               <w:rPr>
                 <w:rFonts w:ascii="Times New Roman" w:eastAsia="宋体" w:hAnsi="Times New Roman" w:cs="宋体" w:hint="default"/>
                 <w:b/>
@@ -3890,16 +3353,16 @@
             </w:pPr>
             <w:r>
               <w:rPr>
-                <w:rFonts w:ascii="宋体" w:eastAsia="宋体" w:hAnsi="宋体" w:cs="宋体"/>
-                <w:b/>
-                <w:bCs/>
-                <w:sz w:val="21"/>
-              </w:rPr>
-              <w:t xml:space="preserve">ERP </w:t>
-            </w:r>
-            <w:r>
-              <w:rPr>
-                <w:rFonts w:ascii="宋体" w:eastAsia="宋体" w:hAnsi="宋体" w:cs="宋体"/>
+                <w:rFonts w:ascii="Times New Roman" w:eastAsia="宋体" w:hAnsi="Times New Roman" w:cs="宋体"/>
+                <w:b/>
+                <w:bCs/>
+                <w:sz w:val="21"/>
+              </w:rPr>
+              <w:t xml:space="preserve">ERP</w:t>
+            </w:r>
+            <w:r>
+              <w:rPr>
+                <w:rFonts w:ascii="Times New Roman" w:eastAsia="宋体" w:hAnsi="Times New Roman" w:cs="宋体"/>
                 <w:b/>
                 <w:bCs/>
                 <w:sz w:val="21"/>
@@ -3908,73 +3371,63 @@
             </w:r>
             <w:r>
               <w:rPr>
-                <w:rFonts w:ascii="宋体" w:eastAsia="宋体" w:hAnsi="宋体" w:cs="宋体"/>
-                <w:b/>
-                <w:bCs/>
+                <w:rFonts w:ascii="Times New Roman" w:eastAsia="宋体" w:hAnsi="Times New Roman" w:cs="宋体"/>
                 <w:sz w:val="21"/>
               </w:rPr>
               <w:t xml:space="preserve">用友</w:t>
             </w:r>
             <w:r>
               <w:rPr>
-                <w:rFonts w:ascii="Times New Roman" w:hAnsi="Times New Roman" w:hint="default"/>
+                <w:rFonts w:eastAsia="宋体" w:ascii="Times New Roman" w:hAnsi="Times New Roman"/>
                 <w:sz w:val="21"/>
               </w:rPr>
               <w:t xml:space="preserve">U8+</w:t>
             </w:r>
             <w:r>
               <w:rPr>
-                <w:rFonts w:ascii="宋体" w:eastAsia="宋体" w:hAnsi="宋体" w:cs="宋体"/>
-                <w:b/>
-                <w:bCs/>
+                <w:rFonts w:ascii="Times New Roman" w:eastAsia="宋体" w:hAnsi="Times New Roman" w:cs="宋体"/>
                 <w:sz w:val="21"/>
               </w:rPr>
               <w:t xml:space="preserve">（采购</w:t>
             </w:r>
             <w:r>
               <w:rPr>
-                <w:rFonts w:ascii="Times New Roman" w:hAnsi="Times New Roman" w:hint="default"/>
+                <w:rFonts w:eastAsia="宋体" w:ascii="Times New Roman" w:hAnsi="Times New Roman"/>
                 <w:sz w:val="21"/>
               </w:rPr>
               <w:t xml:space="preserve">/</w:t>
             </w:r>
             <w:r>
               <w:rPr>
-                <w:rFonts w:ascii="宋体" w:eastAsia="宋体" w:hAnsi="宋体" w:cs="宋体"/>
-                <w:b/>
-                <w:bCs/>
+                <w:rFonts w:ascii="Times New Roman" w:eastAsia="宋体" w:hAnsi="Times New Roman" w:cs="宋体"/>
                 <w:sz w:val="21"/>
               </w:rPr>
               <w:t xml:space="preserve">销售</w:t>
             </w:r>
             <w:r>
               <w:rPr>
-                <w:rFonts w:ascii="Times New Roman" w:hAnsi="Times New Roman" w:hint="default"/>
+                <w:rFonts w:eastAsia="宋体" w:ascii="Times New Roman" w:hAnsi="Times New Roman"/>
                 <w:sz w:val="21"/>
               </w:rPr>
               <w:t xml:space="preserve">/</w:t>
             </w:r>
             <w:r>
               <w:rPr>
-                <w:rFonts w:ascii="宋体" w:eastAsia="宋体" w:hAnsi="宋体" w:cs="宋体"/>
-                <w:b/>
-                <w:bCs/>
+                <w:rFonts w:ascii="Times New Roman" w:eastAsia="宋体" w:hAnsi="Times New Roman" w:cs="宋体"/>
                 <w:sz w:val="21"/>
               </w:rPr>
               <w:t xml:space="preserve">库存</w:t>
             </w:r>
             <w:r>
               <w:rPr>
-                <w:rFonts w:ascii="Times New Roman" w:hAnsi="Times New Roman" w:hint="default"/>
+                <w:rFonts w:eastAsia="宋体" w:ascii="Times New Roman" w:hAnsi="Times New Roman"/>
                 <w:sz w:val="21"/>
               </w:rPr>
               <w:t xml:space="preserve">/</w:t>
             </w:r>
             <w:r>
               <w:rPr>
-                <w:rFonts w:ascii="宋体" w:eastAsia="宋体" w:hAnsi="宋体" w:cs="宋体"/>
-                <w:b/>
-                <w:bCs/>
+                <w:rFonts w:ascii="Times New Roman" w:eastAsia="宋体" w:hAnsi="Times New Roman" w:cs="宋体"/>
                 <w:sz w:val="21"/>
               </w:rPr>
               <w:t xml:space="preserve">核算全流程）</w:t>
@@ -3982,7 +3435,7 @@
           </w:p>
           <w:p>
             <w:pPr>
-              <w:spacing w:line="240" w:lineRule="auto" w:before="0" w:after="0"/>
+              <w:spacing w:line="290" w:lineRule="atLeast" w:before="0" w:after="0"/>
               <w:rPr>
                 <w:rFonts w:ascii="Times New Roman" w:eastAsia="宋体" w:hAnsi="Times New Roman" w:cs="宋体" w:hint="default"/>
                 <w:b/>
@@ -3992,7 +3445,7 @@
             </w:pPr>
             <w:r>
               <w:rPr>
-                <w:rFonts w:ascii="宋体" w:eastAsia="宋体" w:hAnsi="宋体" w:cs="宋体"/>
+                <w:rFonts w:ascii="Times New Roman" w:eastAsia="宋体" w:hAnsi="Times New Roman" w:cs="宋体"/>
                 <w:b/>
                 <w:bCs/>
                 <w:sz w:val="21"/>
@@ -4001,16 +3454,14 @@
             </w:r>
             <w:r>
               <w:rPr>
-                <w:rFonts w:ascii="Times New Roman" w:hAnsi="Times New Roman" w:hint="default"/>
+                <w:rFonts w:eastAsia="宋体" w:ascii="Times New Roman" w:hAnsi="Times New Roman"/>
                 <w:sz w:val="21"/>
               </w:rPr>
               <w:t xml:space="preserve">CET-4</w:t>
             </w:r>
             <w:r>
               <w:rPr>
-                <w:rFonts w:ascii="宋体" w:eastAsia="宋体" w:hAnsi="宋体" w:cs="宋体"/>
-                <w:b/>
-                <w:bCs/>
+                <w:rFonts w:ascii="Times New Roman" w:eastAsia="宋体" w:hAnsi="Times New Roman" w:cs="宋体"/>
                 <w:sz w:val="21"/>
               </w:rPr>
               <w:t xml:space="preserve">，可阅读英文专业资料与基础商务沟通</w:t>
@@ -4018,7 +3469,7 @@
           </w:p>
           <w:p>
             <w:pPr>
-              <w:spacing w:line="240" w:lineRule="auto" w:before="0" w:after="0"/>
+              <w:spacing w:line="290" w:lineRule="atLeast" w:before="0" w:after="0"/>
               <w:rPr>
                 <w:rFonts w:ascii="Times New Roman" w:eastAsia="宋体" w:hAnsi="Times New Roman" w:cs="宋体" w:hint="default"/>
                 <w:b/>
@@ -4028,7 +3479,7 @@
             </w:pPr>
             <w:r>
               <w:rPr>
-                <w:rFonts w:ascii="宋体" w:eastAsia="宋体" w:hAnsi="宋体" w:cs="宋体"/>
+                <w:rFonts w:ascii="Times New Roman" w:eastAsia="宋体" w:hAnsi="Times New Roman" w:cs="宋体"/>
                 <w:b/>
                 <w:bCs/>
                 <w:sz w:val="21"/>
@@ -4037,9 +3488,7 @@
             </w:r>
             <w:r>
               <w:rPr>
-                <w:rFonts w:ascii="宋体" w:eastAsia="宋体" w:hAnsi="宋体" w:cs="宋体"/>
-                <w:b/>
-                <w:bCs/>
+                <w:rFonts w:ascii="Times New Roman" w:eastAsia="宋体" w:hAnsi="Times New Roman" w:cs="宋体"/>
                 <w:sz w:val="21"/>
               </w:rPr>
               <w:t xml:space="preserve">流程梳理与标准化、跨部门对接、台账搭建与文档归档</w:t>
@@ -4054,7 +3503,7 @@
           <w:vanish/>
           <w:sz w:val="21"/>
         </w:rPr>
-        <w:spacing w:line="240" w:lineRule="auto" w:before="0" w:after="0"/>
+        <w:spacing w:line="290" w:lineRule="atLeast" w:before="0" w:after="0"/>
       </w:pPr>
     </w:p>
     <w:sectPr>
@@ -5626,43 +5075,43 @@
       </w:rPr>
     </w:lvl>
   </w:abstractNum>
-  <w:num w:numId="1" w16cid:durableId="1211110954">
+  <w:num w:numId="1" w16cid:durableId="45564599">
     <w:abstractNumId w:val="3"/>
   </w:num>
-  <w:num w:numId="2" w16cid:durableId="1998218541">
+  <w:num w:numId="2" w16cid:durableId="453059383">
     <w:abstractNumId w:val="7"/>
   </w:num>
-  <w:num w:numId="3" w16cid:durableId="962229070">
+  <w:num w:numId="3" w16cid:durableId="1083911136">
     <w:abstractNumId w:val="10"/>
   </w:num>
-  <w:num w:numId="4" w16cid:durableId="1218593623">
+  <w:num w:numId="4" w16cid:durableId="1489401990">
     <w:abstractNumId w:val="0"/>
   </w:num>
-  <w:num w:numId="5" w16cid:durableId="494758702">
+  <w:num w:numId="5" w16cid:durableId="52118718">
     <w:abstractNumId w:val="5"/>
   </w:num>
-  <w:num w:numId="6" w16cid:durableId="159974084">
+  <w:num w:numId="6" w16cid:durableId="1965043679">
     <w:abstractNumId w:val="8"/>
   </w:num>
-  <w:num w:numId="7" w16cid:durableId="1119563755">
+  <w:num w:numId="7" w16cid:durableId="855264805">
     <w:abstractNumId w:val="4"/>
   </w:num>
-  <w:num w:numId="8" w16cid:durableId="363284835">
+  <w:num w:numId="8" w16cid:durableId="930704606">
     <w:abstractNumId w:val="2"/>
   </w:num>
-  <w:num w:numId="9" w16cid:durableId="442965038">
+  <w:num w:numId="9" w16cid:durableId="1224945940">
     <w:abstractNumId w:val="11"/>
   </w:num>
-  <w:num w:numId="10" w16cid:durableId="1242376479">
+  <w:num w:numId="10" w16cid:durableId="371344320">
     <w:abstractNumId w:val="9"/>
   </w:num>
-  <w:num w:numId="11" w16cid:durableId="1053963832">
+  <w:num w:numId="11" w16cid:durableId="1810392422">
     <w:abstractNumId w:val="6"/>
   </w:num>
-  <w:num w:numId="12" w16cid:durableId="1338775365">
+  <w:num w:numId="12" w16cid:durableId="1112557520">
     <w:abstractNumId w:val="1"/>
   </w:num>
-  <w:num w:numId="13" w16cid:durableId="2011832182">
+  <w:num w:numId="13" w16cid:durableId="1101874244">
     <w:abstractNumId w:val="5"/>
     <w:lvlOverride w:ilvl="0"/>
     <w:lvlOverride w:ilvl="1"/>
@@ -6235,6 +5684,27 @@
       <w:szCs w:val="24"/>
     </w:rPr>
   </w:style>
+  <w:style w:type="character" w:styleId="a8">
+    <w:name w:val="Hyperlink"/>
+    <w:uiPriority w:val="1"/>
+    <w:unhideWhenUsed/>
+    <w:rsid w:val="008577DB"/>
+    <w:rPr>
+      <w:color w:val="0563C1"/>
+      <w:u w:val="single"/>
+    </w:rPr>
+  </w:style>
+  <w:style w:type="character" w:styleId="a9">
+    <w:name w:val="Unresolved Mention"/>
+    <w:uiPriority w:val="99"/>
+    <w:semiHidden/>
+    <w:unhideWhenUsed/>
+    <w:rsid w:val="008577DB"/>
+    <w:rPr>
+      <w:color w:val="605E5C"/>
+      <w:shd w:val="clear" w:color="auto" w:fill="E1DFDD"/>
+    </w:rPr>
+  </w:style>
 </w:styles>
 </file>
 

--- a/docs/files/f13_文雪_比亚迪_计划专员（产能规划、供需平衡-电控济南）.docx
+++ b/docs/files/f13_文雪_比亚迪_计划专员（产能规划、供需平衡-电控济南）.docx
@@ -443,7 +443,7 @@
                 <w:rFonts w:ascii="Times New Roman" w:eastAsia="宋体" w:hAnsi="Times New Roman" w:cs="宋体"/>
                 <w:sz w:val="21"/>
               </w:rPr>
-              <w:t xml:space="preserve">需求平衡的优化思维；数据驱动：掌握</w:t>
+              <w:t xml:space="preserve">需求平衡与生产排程的优化思维；数据驱动：掌握</w:t>
             </w:r>
             <w:r>
               <w:rPr>
@@ -541,7 +541,7 @@
                 <w:rFonts w:ascii="Times New Roman" w:eastAsia="宋体" w:hAnsi="Times New Roman" w:cs="宋体"/>
                 <w:sz w:val="21"/>
               </w:rPr>
-              <w:t xml:space="preserve">采购→核算全流程实操，理解安全库存与需求波动逻辑；流程改进：项目助理阶段统筹</w:t>
+              <w:t xml:space="preserve">采购→核算全流程实操，理解安全库存、采购周期与需求波动逻辑；流程改进：项目助理阶段统筹</w:t>
             </w:r>
             <w:r>
               <w:rPr>
@@ -1459,7 +1459,7 @@
                 <w:rFonts w:ascii="Times New Roman" w:eastAsia="宋体" w:hAnsi="Times New Roman" w:cs="宋体"/>
                 <w:sz w:val="21"/>
               </w:rPr>
-              <w:t xml:space="preserve">针对自提点布局零散、需求波动大的痛点，构建选址</w:t>
+              <w:t xml:space="preserve">针对自提点布局零散、配送瓶颈突出的痛点，构建选址</w:t>
             </w:r>
             <w:r>
               <w:rPr>
@@ -1535,7 +1535,7 @@
                 <w:rFonts w:ascii="Times New Roman" w:eastAsia="宋体" w:hAnsi="Times New Roman" w:cs="宋体"/>
                 <w:sz w:val="21"/>
               </w:rPr>
-              <w:t xml:space="preserve">输出“</w:t>
+              <w:t xml:space="preserve">结合需求波动预测制定弹性配送排程，输出“</w:t>
             </w:r>
             <w:r>
               <w:rPr>
@@ -1899,7 +1899,7 @@
                 <w:rFonts w:ascii="Times New Roman" w:eastAsia="宋体" w:hAnsi="Times New Roman" w:cs="宋体"/>
                 <w:sz w:val="21"/>
               </w:rPr>
-              <w:t xml:space="preserve">梳理采购、销售、库存模块间的数据流转与单据联动逻辑，理解从订单到核算的标准化运作机制，具备计划岗所需的系统数据链路认知</w:t>
+              <w:t xml:space="preserve">梳理采购、销售、库存模块间的数据流转与单据联动逻辑，理解采购周期与物料计划联动及从订单到核算的标准化运作机制，具备计划岗所需的系统数据链路认知</w:t>
             </w:r>
           </w:p>
         </w:tc>
@@ -2122,7 +2122,7 @@
                 <w:rFonts w:ascii="Times New Roman" w:eastAsia="宋体" w:hAnsi="Times New Roman" w:cs="宋体"/>
                 <w:sz w:val="21"/>
               </w:rPr>
-              <w:t xml:space="preserve">条真实营销数据，用</w:t>
+              <w:t xml:space="preserve">条真实客户数据，用</w:t>
             </w:r>
             <w:r>
               <w:rPr>
@@ -2136,7 +2136,7 @@
                 <w:rFonts w:ascii="Times New Roman" w:eastAsia="宋体" w:hAnsi="Times New Roman" w:cs="宋体"/>
                 <w:sz w:val="21"/>
               </w:rPr>
-              <w:t xml:space="preserve">完成缺失值与异常值清洗、多维度分层统计，绘制帕累托图、相关性热力图、转化瀑布图，识别关键影响变量，为资源分配提供数据支撑</w:t>
+              <w:t xml:space="preserve">完成缺失值与异常值清洗、多维度分层统计，绘制帕累托图、相关性热力图、转化瀑布图，结合客户需求识别关键影响变量，为资源分配提供数据支撑</w:t>
             </w:r>
           </w:p>
         </w:tc>
@@ -2973,7 +2973,7 @@
                 <w:rFonts w:ascii="Times New Roman" w:eastAsia="宋体" w:hAnsi="Times New Roman" w:cs="宋体"/>
                 <w:sz w:val="21"/>
               </w:rPr>
-              <w:t xml:space="preserve">落实数十种原辅料日盘与效期管理，按消耗规律安排解冻备货，降低物料损耗与缺货风险；根据销售节奏同步补货需求，保持库存账实一致，对应安全库存与需求波动管理</w:t>
+              <w:t xml:space="preserve">落实数十种原辅料日盘与效期管理，按消耗规律安排解冻备货，降低物料损耗与缺货风险、保障门店稳定交付；根据销售节奏同步补货需求，保持库存账实一致，对应安全库存与需求波动管理</w:t>
             </w:r>
           </w:p>
         </w:tc>
